--- a/nutrivida-react/docs/NutriVida_ERS_V2.docx
+++ b/nutrivida-react/docs/NutriVida_ERS_V2.docx
@@ -107,10 +107,11 @@
       <w:r>
         <w:rPr>
           <w:rFonts w:ascii="Calibri" w:hAnsi="Calibri"/>
-          <w:color w:val="000000"/>
-          <w:sz w:val="22"/>
-        </w:rPr>
-        <w:t>Revisión 2.1  18 de octubre de 2026</w:t>
+          <w:b w:val="0"/>
+          <w:color w:val="000000"/>
+          <w:sz w:val="22"/>
+        </w:rPr>
+        <w:t>Revisión 2.2  18 de octubre de 2026</w:t>
       </w:r>
     </w:p>
     <w:p>
@@ -127,6 +128,748 @@
           <w:sz w:val="22"/>
         </w:rPr>
         <w:t>Actualización de la propuesta inicial y especificación del frontend React, con criterios de aceptación y trazabilidad de los requisitos.</w:t>
+      </w:r>
+    </w:p>
+    <w:p>
+      <w:pPr>
+        <w:pageBreakBefore/>
+        <w:spacing w:after="200"/>
+      </w:pPr>
+      <w:r>
+        <w:rPr>
+          <w:b/>
+          <w:sz w:val="28"/>
+        </w:rPr>
+        <w:t>Contenido</w:t>
+      </w:r>
+    </w:p>
+    <w:p>
+      <w:pPr>
+        <w:tabs>
+          <w:tab w:pos="9187" w:val="right" w:leader="dot"/>
+        </w:tabs>
+        <w:spacing w:after="40" w:line="240" w:lineRule="auto"/>
+        <w:ind w:left="0"/>
+      </w:pPr>
+      <w:hyperlink w:anchor="ERS_apartado_0">
+        <w:r>
+          <w:rPr>
+            <w:rFonts w:ascii="Calibri" w:hAnsi="Calibri"/>
+            <w:sz w:val="21"/>
+            <w:b/>
+          </w:rPr>
+          <w:t>Ficha del documento</w:t>
+        </w:r>
+      </w:hyperlink>
+      <w:r>
+        <w:rPr>
+          <w:sz w:val="21"/>
+        </w:rPr>
+        <w:tab/>
+        <w:t>3</w:t>
+      </w:r>
+    </w:p>
+    <w:p>
+      <w:pPr>
+        <w:tabs>
+          <w:tab w:pos="9187" w:val="right" w:leader="dot"/>
+        </w:tabs>
+        <w:spacing w:after="40" w:line="240" w:lineRule="auto"/>
+        <w:ind w:left="0"/>
+      </w:pPr>
+      <w:hyperlink w:anchor="ERS_apartado_1">
+        <w:r>
+          <w:rPr>
+            <w:rFonts w:ascii="Calibri" w:hAnsi="Calibri"/>
+            <w:sz w:val="21"/>
+            <w:b/>
+          </w:rPr>
+          <w:t>1. Introducción</w:t>
+        </w:r>
+      </w:hyperlink>
+      <w:r>
+        <w:rPr>
+          <w:sz w:val="21"/>
+        </w:rPr>
+        <w:tab/>
+        <w:t>4</w:t>
+      </w:r>
+    </w:p>
+    <w:p>
+      <w:pPr>
+        <w:tabs>
+          <w:tab w:pos="9187" w:val="right" w:leader="dot"/>
+        </w:tabs>
+        <w:spacing w:after="40" w:line="240" w:lineRule="auto"/>
+        <w:ind w:left="259"/>
+      </w:pPr>
+      <w:hyperlink w:anchor="ERS_apartado_2">
+        <w:r>
+          <w:rPr>
+            <w:rFonts w:ascii="Calibri" w:hAnsi="Calibri"/>
+            <w:sz w:val="21"/>
+          </w:rPr>
+          <w:t>1.1. Propósito</w:t>
+        </w:r>
+      </w:hyperlink>
+      <w:r>
+        <w:rPr>
+          <w:sz w:val="21"/>
+        </w:rPr>
+        <w:tab/>
+        <w:t>4</w:t>
+      </w:r>
+    </w:p>
+    <w:p>
+      <w:pPr>
+        <w:tabs>
+          <w:tab w:pos="9187" w:val="right" w:leader="dot"/>
+        </w:tabs>
+        <w:spacing w:after="40" w:line="240" w:lineRule="auto"/>
+        <w:ind w:left="259"/>
+      </w:pPr>
+      <w:hyperlink w:anchor="ERS_apartado_3">
+        <w:r>
+          <w:rPr>
+            <w:rFonts w:ascii="Calibri" w:hAnsi="Calibri"/>
+            <w:sz w:val="21"/>
+          </w:rPr>
+          <w:t>1.2. Ámbito del Sistema</w:t>
+        </w:r>
+      </w:hyperlink>
+      <w:r>
+        <w:rPr>
+          <w:sz w:val="21"/>
+        </w:rPr>
+        <w:tab/>
+        <w:t>4</w:t>
+      </w:r>
+    </w:p>
+    <w:p>
+      <w:pPr>
+        <w:tabs>
+          <w:tab w:pos="9187" w:val="right" w:leader="dot"/>
+        </w:tabs>
+        <w:spacing w:after="40" w:line="240" w:lineRule="auto"/>
+        <w:ind w:left="259"/>
+      </w:pPr>
+      <w:hyperlink w:anchor="ERS_apartado_4">
+        <w:r>
+          <w:rPr>
+            <w:rFonts w:ascii="Calibri" w:hAnsi="Calibri"/>
+            <w:sz w:val="21"/>
+          </w:rPr>
+          <w:t>1.3. Definiciones, Acrónimos y Abreviaturas</w:t>
+        </w:r>
+      </w:hyperlink>
+      <w:r>
+        <w:rPr>
+          <w:sz w:val="21"/>
+        </w:rPr>
+        <w:tab/>
+        <w:t>4</w:t>
+      </w:r>
+    </w:p>
+    <w:p>
+      <w:pPr>
+        <w:tabs>
+          <w:tab w:pos="9187" w:val="right" w:leader="dot"/>
+        </w:tabs>
+        <w:spacing w:after="40" w:line="240" w:lineRule="auto"/>
+        <w:ind w:left="259"/>
+      </w:pPr>
+      <w:hyperlink w:anchor="ERS_apartado_5">
+        <w:r>
+          <w:rPr>
+            <w:rFonts w:ascii="Calibri" w:hAnsi="Calibri"/>
+            <w:sz w:val="21"/>
+          </w:rPr>
+          <w:t>1.4. Referencias</w:t>
+        </w:r>
+      </w:hyperlink>
+      <w:r>
+        <w:rPr>
+          <w:sz w:val="21"/>
+        </w:rPr>
+        <w:tab/>
+        <w:t>5</w:t>
+      </w:r>
+    </w:p>
+    <w:p>
+      <w:pPr>
+        <w:tabs>
+          <w:tab w:pos="9187" w:val="right" w:leader="dot"/>
+        </w:tabs>
+        <w:spacing w:after="40" w:line="240" w:lineRule="auto"/>
+        <w:ind w:left="259"/>
+      </w:pPr>
+      <w:hyperlink w:anchor="ERS_apartado_6">
+        <w:r>
+          <w:rPr>
+            <w:rFonts w:ascii="Calibri" w:hAnsi="Calibri"/>
+            <w:sz w:val="21"/>
+          </w:rPr>
+          <w:t>1.5. Visión General del Documento</w:t>
+        </w:r>
+      </w:hyperlink>
+      <w:r>
+        <w:rPr>
+          <w:sz w:val="21"/>
+        </w:rPr>
+        <w:tab/>
+        <w:t>5</w:t>
+      </w:r>
+    </w:p>
+    <w:p>
+      <w:pPr>
+        <w:tabs>
+          <w:tab w:pos="9187" w:val="right" w:leader="dot"/>
+        </w:tabs>
+        <w:spacing w:after="40" w:line="240" w:lineRule="auto"/>
+        <w:ind w:left="0"/>
+      </w:pPr>
+      <w:hyperlink w:anchor="ERS_apartado_7">
+        <w:r>
+          <w:rPr>
+            <w:rFonts w:ascii="Calibri" w:hAnsi="Calibri"/>
+            <w:sz w:val="21"/>
+            <w:b/>
+          </w:rPr>
+          <w:t>2. Descripción General</w:t>
+        </w:r>
+      </w:hyperlink>
+      <w:r>
+        <w:rPr>
+          <w:sz w:val="21"/>
+        </w:rPr>
+        <w:tab/>
+        <w:t>6</w:t>
+      </w:r>
+    </w:p>
+    <w:p>
+      <w:pPr>
+        <w:tabs>
+          <w:tab w:pos="9187" w:val="right" w:leader="dot"/>
+        </w:tabs>
+        <w:spacing w:after="40" w:line="240" w:lineRule="auto"/>
+        <w:ind w:left="259"/>
+      </w:pPr>
+      <w:hyperlink w:anchor="ERS_apartado_8">
+        <w:r>
+          <w:rPr>
+            <w:rFonts w:ascii="Calibri" w:hAnsi="Calibri"/>
+            <w:sz w:val="21"/>
+          </w:rPr>
+          <w:t>2.1. Perspectiva del Producto</w:t>
+        </w:r>
+      </w:hyperlink>
+      <w:r>
+        <w:rPr>
+          <w:sz w:val="21"/>
+        </w:rPr>
+        <w:tab/>
+        <w:t>6</w:t>
+      </w:r>
+    </w:p>
+    <w:p>
+      <w:pPr>
+        <w:tabs>
+          <w:tab w:pos="9187" w:val="right" w:leader="dot"/>
+        </w:tabs>
+        <w:spacing w:after="40" w:line="240" w:lineRule="auto"/>
+        <w:ind w:left="259"/>
+      </w:pPr>
+      <w:hyperlink w:anchor="ERS_apartado_9">
+        <w:r>
+          <w:rPr>
+            <w:rFonts w:ascii="Calibri" w:hAnsi="Calibri"/>
+            <w:sz w:val="21"/>
+          </w:rPr>
+          <w:t>2.2. Funciones del Producto</w:t>
+        </w:r>
+      </w:hyperlink>
+      <w:r>
+        <w:rPr>
+          <w:sz w:val="21"/>
+        </w:rPr>
+        <w:tab/>
+        <w:t>6</w:t>
+      </w:r>
+    </w:p>
+    <w:p>
+      <w:pPr>
+        <w:tabs>
+          <w:tab w:pos="9187" w:val="right" w:leader="dot"/>
+        </w:tabs>
+        <w:spacing w:after="40" w:line="240" w:lineRule="auto"/>
+        <w:ind w:left="259"/>
+      </w:pPr>
+      <w:hyperlink w:anchor="ERS_apartado_10">
+        <w:r>
+          <w:rPr>
+            <w:rFonts w:ascii="Calibri" w:hAnsi="Calibri"/>
+            <w:sz w:val="21"/>
+          </w:rPr>
+          <w:t>2.3. Características de los Usuarios</w:t>
+        </w:r>
+      </w:hyperlink>
+      <w:r>
+        <w:rPr>
+          <w:sz w:val="21"/>
+        </w:rPr>
+        <w:tab/>
+        <w:t>6</w:t>
+      </w:r>
+    </w:p>
+    <w:p>
+      <w:pPr>
+        <w:tabs>
+          <w:tab w:pos="9187" w:val="right" w:leader="dot"/>
+        </w:tabs>
+        <w:spacing w:after="40" w:line="240" w:lineRule="auto"/>
+        <w:ind w:left="259"/>
+      </w:pPr>
+      <w:hyperlink w:anchor="ERS_apartado_11">
+        <w:r>
+          <w:rPr>
+            <w:rFonts w:ascii="Calibri" w:hAnsi="Calibri"/>
+            <w:sz w:val="21"/>
+          </w:rPr>
+          <w:t>2.4. Restricciones</w:t>
+        </w:r>
+      </w:hyperlink>
+      <w:r>
+        <w:rPr>
+          <w:sz w:val="21"/>
+        </w:rPr>
+        <w:tab/>
+        <w:t>7</w:t>
+      </w:r>
+    </w:p>
+    <w:p>
+      <w:pPr>
+        <w:tabs>
+          <w:tab w:pos="9187" w:val="right" w:leader="dot"/>
+        </w:tabs>
+        <w:spacing w:after="40" w:line="240" w:lineRule="auto"/>
+        <w:ind w:left="259"/>
+      </w:pPr>
+      <w:hyperlink w:anchor="ERS_apartado_12">
+        <w:r>
+          <w:rPr>
+            <w:rFonts w:ascii="Calibri" w:hAnsi="Calibri"/>
+            <w:sz w:val="21"/>
+          </w:rPr>
+          <w:t>2.5. Suposiciones y Dependencias</w:t>
+        </w:r>
+      </w:hyperlink>
+      <w:r>
+        <w:rPr>
+          <w:sz w:val="21"/>
+        </w:rPr>
+        <w:tab/>
+        <w:t>7</w:t>
+      </w:r>
+    </w:p>
+    <w:p>
+      <w:pPr>
+        <w:tabs>
+          <w:tab w:pos="9187" w:val="right" w:leader="dot"/>
+        </w:tabs>
+        <w:spacing w:after="40" w:line="240" w:lineRule="auto"/>
+        <w:ind w:left="259"/>
+      </w:pPr>
+      <w:hyperlink w:anchor="ERS_apartado_13">
+        <w:r>
+          <w:rPr>
+            <w:rFonts w:ascii="Calibri" w:hAnsi="Calibri"/>
+            <w:sz w:val="21"/>
+          </w:rPr>
+          <w:t>2.6. Requisitos Futuros</w:t>
+        </w:r>
+      </w:hyperlink>
+      <w:r>
+        <w:rPr>
+          <w:sz w:val="21"/>
+        </w:rPr>
+        <w:tab/>
+        <w:t>7</w:t>
+      </w:r>
+    </w:p>
+    <w:p>
+      <w:pPr>
+        <w:tabs>
+          <w:tab w:pos="9187" w:val="right" w:leader="dot"/>
+        </w:tabs>
+        <w:spacing w:after="40" w:line="240" w:lineRule="auto"/>
+        <w:ind w:left="0"/>
+      </w:pPr>
+      <w:hyperlink w:anchor="ERS_apartado_14">
+        <w:r>
+          <w:rPr>
+            <w:rFonts w:ascii="Calibri" w:hAnsi="Calibri"/>
+            <w:sz w:val="21"/>
+            <w:b/>
+          </w:rPr>
+          <w:t>3. Requisitos Específicos</w:t>
+        </w:r>
+      </w:hyperlink>
+      <w:r>
+        <w:rPr>
+          <w:sz w:val="21"/>
+        </w:rPr>
+        <w:tab/>
+        <w:t>8</w:t>
+      </w:r>
+    </w:p>
+    <w:p>
+      <w:pPr>
+        <w:tabs>
+          <w:tab w:pos="9187" w:val="right" w:leader="dot"/>
+        </w:tabs>
+        <w:spacing w:after="40" w:line="240" w:lineRule="auto"/>
+        <w:ind w:left="259"/>
+      </w:pPr>
+      <w:hyperlink w:anchor="ERS_apartado_15">
+        <w:r>
+          <w:rPr>
+            <w:rFonts w:ascii="Calibri" w:hAnsi="Calibri"/>
+            <w:sz w:val="21"/>
+          </w:rPr>
+          <w:t>3.1 Requisitos comunes de las interfaces</w:t>
+        </w:r>
+      </w:hyperlink>
+      <w:r>
+        <w:rPr>
+          <w:sz w:val="21"/>
+        </w:rPr>
+        <w:tab/>
+        <w:t>8</w:t>
+      </w:r>
+    </w:p>
+    <w:p>
+      <w:pPr>
+        <w:tabs>
+          <w:tab w:pos="9187" w:val="right" w:leader="dot"/>
+        </w:tabs>
+        <w:spacing w:after="40" w:line="240" w:lineRule="auto"/>
+        <w:ind w:left="547"/>
+      </w:pPr>
+      <w:hyperlink w:anchor="ERS_apartado_16">
+        <w:r>
+          <w:rPr>
+            <w:rFonts w:ascii="Calibri" w:hAnsi="Calibri"/>
+            <w:sz w:val="21"/>
+          </w:rPr>
+          <w:t>3.1.1 Interfaces de usuario</w:t>
+        </w:r>
+      </w:hyperlink>
+      <w:r>
+        <w:rPr>
+          <w:sz w:val="21"/>
+        </w:rPr>
+        <w:tab/>
+        <w:t>8</w:t>
+      </w:r>
+    </w:p>
+    <w:p>
+      <w:pPr>
+        <w:tabs>
+          <w:tab w:pos="9187" w:val="right" w:leader="dot"/>
+        </w:tabs>
+        <w:spacing w:after="40" w:line="240" w:lineRule="auto"/>
+        <w:ind w:left="547"/>
+      </w:pPr>
+      <w:hyperlink w:anchor="ERS_apartado_17">
+        <w:r>
+          <w:rPr>
+            <w:rFonts w:ascii="Calibri" w:hAnsi="Calibri"/>
+            <w:sz w:val="21"/>
+          </w:rPr>
+          <w:t>3.1.2 Interfaces de hardware</w:t>
+        </w:r>
+      </w:hyperlink>
+      <w:r>
+        <w:rPr>
+          <w:sz w:val="21"/>
+        </w:rPr>
+        <w:tab/>
+        <w:t>8</w:t>
+      </w:r>
+    </w:p>
+    <w:p>
+      <w:pPr>
+        <w:tabs>
+          <w:tab w:pos="9187" w:val="right" w:leader="dot"/>
+        </w:tabs>
+        <w:spacing w:after="40" w:line="240" w:lineRule="auto"/>
+        <w:ind w:left="547"/>
+      </w:pPr>
+      <w:hyperlink w:anchor="ERS_apartado_18">
+        <w:r>
+          <w:rPr>
+            <w:rFonts w:ascii="Calibri" w:hAnsi="Calibri"/>
+            <w:sz w:val="21"/>
+          </w:rPr>
+          <w:t>3.1.3 Interfaces de software</w:t>
+        </w:r>
+      </w:hyperlink>
+      <w:r>
+        <w:rPr>
+          <w:sz w:val="21"/>
+        </w:rPr>
+        <w:tab/>
+        <w:t>8</w:t>
+      </w:r>
+    </w:p>
+    <w:p>
+      <w:pPr>
+        <w:tabs>
+          <w:tab w:pos="9187" w:val="right" w:leader="dot"/>
+        </w:tabs>
+        <w:spacing w:after="40" w:line="240" w:lineRule="auto"/>
+        <w:ind w:left="547"/>
+      </w:pPr>
+      <w:hyperlink w:anchor="ERS_apartado_19">
+        <w:r>
+          <w:rPr>
+            <w:rFonts w:ascii="Calibri" w:hAnsi="Calibri"/>
+            <w:sz w:val="21"/>
+          </w:rPr>
+          <w:t>3.1.4 Interfaces de comunicación</w:t>
+        </w:r>
+      </w:hyperlink>
+      <w:r>
+        <w:rPr>
+          <w:sz w:val="21"/>
+        </w:rPr>
+        <w:tab/>
+        <w:t>8</w:t>
+      </w:r>
+    </w:p>
+    <w:p>
+      <w:pPr>
+        <w:tabs>
+          <w:tab w:pos="9187" w:val="right" w:leader="dot"/>
+        </w:tabs>
+        <w:spacing w:after="40" w:line="240" w:lineRule="auto"/>
+        <w:ind w:left="259"/>
+      </w:pPr>
+      <w:hyperlink w:anchor="ERS_apartado_20">
+        <w:r>
+          <w:rPr>
+            <w:rFonts w:ascii="Calibri" w:hAnsi="Calibri"/>
+            <w:sz w:val="21"/>
+          </w:rPr>
+          <w:t>3.2 Requisitos funcionales</w:t>
+        </w:r>
+      </w:hyperlink>
+      <w:r>
+        <w:rPr>
+          <w:sz w:val="21"/>
+        </w:rPr>
+        <w:tab/>
+        <w:t>9</w:t>
+      </w:r>
+    </w:p>
+    <w:p>
+      <w:pPr>
+        <w:tabs>
+          <w:tab w:pos="9187" w:val="right" w:leader="dot"/>
+        </w:tabs>
+        <w:spacing w:after="40" w:line="240" w:lineRule="auto"/>
+        <w:ind w:left="259"/>
+      </w:pPr>
+      <w:hyperlink w:anchor="ERS_apartado_21">
+        <w:r>
+          <w:rPr>
+            <w:rFonts w:ascii="Calibri" w:hAnsi="Calibri"/>
+            <w:sz w:val="21"/>
+          </w:rPr>
+          <w:t>3.3 Requisitos no funcionales</w:t>
+        </w:r>
+      </w:hyperlink>
+      <w:r>
+        <w:rPr>
+          <w:sz w:val="21"/>
+        </w:rPr>
+        <w:tab/>
+        <w:t>15</w:t>
+      </w:r>
+    </w:p>
+    <w:p>
+      <w:pPr>
+        <w:tabs>
+          <w:tab w:pos="9187" w:val="right" w:leader="dot"/>
+        </w:tabs>
+        <w:spacing w:after="40" w:line="240" w:lineRule="auto"/>
+        <w:ind w:left="547"/>
+      </w:pPr>
+      <w:hyperlink w:anchor="ERS_apartado_22">
+        <w:r>
+          <w:rPr>
+            <w:rFonts w:ascii="Calibri" w:hAnsi="Calibri"/>
+            <w:sz w:val="21"/>
+          </w:rPr>
+          <w:t>3.3.1 Requisitos de rendimiento</w:t>
+        </w:r>
+      </w:hyperlink>
+      <w:r>
+        <w:rPr>
+          <w:sz w:val="21"/>
+        </w:rPr>
+        <w:tab/>
+        <w:t>16</w:t>
+      </w:r>
+    </w:p>
+    <w:p>
+      <w:pPr>
+        <w:tabs>
+          <w:tab w:pos="9187" w:val="right" w:leader="dot"/>
+        </w:tabs>
+        <w:spacing w:after="40" w:line="240" w:lineRule="auto"/>
+        <w:ind w:left="547"/>
+      </w:pPr>
+      <w:hyperlink w:anchor="ERS_apartado_23">
+        <w:r>
+          <w:rPr>
+            <w:rFonts w:ascii="Calibri" w:hAnsi="Calibri"/>
+            <w:sz w:val="21"/>
+          </w:rPr>
+          <w:t>3.3.2 Seguridad</w:t>
+        </w:r>
+      </w:hyperlink>
+      <w:r>
+        <w:rPr>
+          <w:sz w:val="21"/>
+        </w:rPr>
+        <w:tab/>
+        <w:t>16</w:t>
+      </w:r>
+    </w:p>
+    <w:p>
+      <w:pPr>
+        <w:tabs>
+          <w:tab w:pos="9187" w:val="right" w:leader="dot"/>
+        </w:tabs>
+        <w:spacing w:after="40" w:line="240" w:lineRule="auto"/>
+        <w:ind w:left="547"/>
+      </w:pPr>
+      <w:hyperlink w:anchor="ERS_apartado_24">
+        <w:r>
+          <w:rPr>
+            <w:rFonts w:ascii="Calibri" w:hAnsi="Calibri"/>
+            <w:sz w:val="21"/>
+          </w:rPr>
+          <w:t>3.3.3 Fiabilidad</w:t>
+        </w:r>
+      </w:hyperlink>
+      <w:r>
+        <w:rPr>
+          <w:sz w:val="21"/>
+        </w:rPr>
+        <w:tab/>
+        <w:t>16</w:t>
+      </w:r>
+    </w:p>
+    <w:p>
+      <w:pPr>
+        <w:tabs>
+          <w:tab w:pos="9187" w:val="right" w:leader="dot"/>
+        </w:tabs>
+        <w:spacing w:after="40" w:line="240" w:lineRule="auto"/>
+        <w:ind w:left="547"/>
+      </w:pPr>
+      <w:hyperlink w:anchor="ERS_apartado_25">
+        <w:r>
+          <w:rPr>
+            <w:rFonts w:ascii="Calibri" w:hAnsi="Calibri"/>
+            <w:sz w:val="21"/>
+          </w:rPr>
+          <w:t>3.3.4 Disponibilidad</w:t>
+        </w:r>
+      </w:hyperlink>
+      <w:r>
+        <w:rPr>
+          <w:sz w:val="21"/>
+        </w:rPr>
+        <w:tab/>
+        <w:t>16</w:t>
+      </w:r>
+    </w:p>
+    <w:p>
+      <w:pPr>
+        <w:tabs>
+          <w:tab w:pos="9187" w:val="right" w:leader="dot"/>
+        </w:tabs>
+        <w:spacing w:after="40" w:line="240" w:lineRule="auto"/>
+        <w:ind w:left="547"/>
+      </w:pPr>
+      <w:hyperlink w:anchor="ERS_apartado_26">
+        <w:r>
+          <w:rPr>
+            <w:rFonts w:ascii="Calibri" w:hAnsi="Calibri"/>
+            <w:sz w:val="21"/>
+          </w:rPr>
+          <w:t>3.3.5 Mantenibilidad</w:t>
+        </w:r>
+      </w:hyperlink>
+      <w:r>
+        <w:rPr>
+          <w:sz w:val="21"/>
+        </w:rPr>
+        <w:tab/>
+        <w:t>16</w:t>
+      </w:r>
+    </w:p>
+    <w:p>
+      <w:pPr>
+        <w:tabs>
+          <w:tab w:pos="9187" w:val="right" w:leader="dot"/>
+        </w:tabs>
+        <w:spacing w:after="40" w:line="240" w:lineRule="auto"/>
+        <w:ind w:left="547"/>
+      </w:pPr>
+      <w:hyperlink w:anchor="ERS_apartado_27">
+        <w:r>
+          <w:rPr>
+            <w:rFonts w:ascii="Calibri" w:hAnsi="Calibri"/>
+            <w:sz w:val="21"/>
+          </w:rPr>
+          <w:t>3.3.6 Portabilidad</w:t>
+        </w:r>
+      </w:hyperlink>
+      <w:r>
+        <w:rPr>
+          <w:sz w:val="21"/>
+        </w:rPr>
+        <w:tab/>
+        <w:t>16</w:t>
+      </w:r>
+    </w:p>
+    <w:p>
+      <w:pPr>
+        <w:tabs>
+          <w:tab w:pos="9187" w:val="right" w:leader="dot"/>
+        </w:tabs>
+        <w:spacing w:after="40" w:line="240" w:lineRule="auto"/>
+        <w:ind w:left="259"/>
+      </w:pPr>
+      <w:hyperlink w:anchor="ERS_apartado_28">
+        <w:r>
+          <w:rPr>
+            <w:rFonts w:ascii="Calibri" w:hAnsi="Calibri"/>
+            <w:sz w:val="21"/>
+          </w:rPr>
+          <w:t>3.4 Otros Requisitos</w:t>
+        </w:r>
+      </w:hyperlink>
+      <w:r>
+        <w:rPr>
+          <w:sz w:val="21"/>
+        </w:rPr>
+        <w:tab/>
+        <w:t>17</w:t>
       </w:r>
     </w:p>
     <w:p>
@@ -137,6 +880,7 @@
         <w:spacing w:after="120" w:before="240"/>
         <w:ind w:left="0" w:firstLine="0"/>
       </w:pPr>
+      <w:bookmarkStart w:id="800" w:name="ERS_apartado_0"/>
       <w:r>
         <w:rPr>
           <w:color w:val="000000"/>
@@ -144,6 +888,7 @@
         </w:rPr>
         <w:t>Ficha del documento</w:t>
       </w:r>
+      <w:bookmarkEnd w:id="800"/>
     </w:p>
     <w:tbl>
       <w:tblPr>
@@ -634,6 +1379,72 @@
           </w:p>
         </w:tc>
       </w:tr>
+      <w:tr>
+        <w:tc>
+          <w:tcPr>
+            <w:tcW w:type="dxa" w:w="1195"/>
+          </w:tcPr>
+          <w:p>
+            <w:pPr>
+              <w:spacing w:after="40"/>
+            </w:pPr>
+            <w:r>
+              <w:rPr>
+                <w:sz w:val="20"/>
+              </w:rPr>
+              <w:t>18/10/2026</w:t>
+            </w:r>
+          </w:p>
+        </w:tc>
+        <w:tc>
+          <w:tcPr>
+            <w:tcW w:type="dxa" w:w="893"/>
+          </w:tcPr>
+          <w:p>
+            <w:pPr>
+              <w:spacing w:after="40"/>
+            </w:pPr>
+            <w:r>
+              <w:rPr>
+                <w:sz w:val="20"/>
+              </w:rPr>
+              <w:t>2.2</w:t>
+            </w:r>
+          </w:p>
+        </w:tc>
+        <w:tc>
+          <w:tcPr>
+            <w:tcW w:type="dxa" w:w="2131"/>
+          </w:tcPr>
+          <w:p>
+            <w:pPr>
+              <w:spacing w:after="40"/>
+            </w:pPr>
+            <w:r>
+              <w:rPr>
+                <w:sz w:val="20"/>
+              </w:rPr>
+              <w:t>Felipe Araya y Antonia Muñoz</w:t>
+            </w:r>
+          </w:p>
+        </w:tc>
+        <w:tc>
+          <w:tcPr>
+            <w:tcW w:type="dxa" w:w="4968"/>
+          </w:tcPr>
+          <w:p>
+            <w:pPr>
+              <w:spacing w:after="40"/>
+            </w:pPr>
+            <w:r>
+              <w:rPr>
+                <w:sz w:val="20"/>
+              </w:rPr>
+              <w:t>Corrección del índice y estructura para conservar los apartados originales.</w:t>
+            </w:r>
+          </w:p>
+        </w:tc>
+      </w:tr>
     </w:tbl>
     <w:p>
       <w:pPr>
@@ -675,11 +1486,29 @@
       <w:r>
         <w:rPr>
           <w:rFonts w:ascii="Calibri" w:hAnsi="Calibri"/>
-          <w:color w:val="000000"/>
-          <w:sz w:val="22"/>
-        </w:rPr>
-        <w:t>La numeración R.1 a R.29 conserva la planilla inicial. R.30 a R.42 identifican ampliaciones de la segunda evaluación. “Implementado” describe lo observado en el código; no implica aceptación formal ni ausencia de defectos. “Parcial” identifica diferencias concretas con el requisito original.</w:t>
-      </w:r>
+          <w:b w:val="0"/>
+          <w:color w:val="000000"/>
+          <w:sz w:val="22"/>
+        </w:rPr>
+        <w:t>La numeración R.1 a R.29 conserva la planilla inicial. Cada requisito mantiene su descripción, criterio de aceptación y estado observado. “Implementado” describe lo existente en el código; “Parcial” identifica diferencias con la propuesta y no implica aceptación formal.</w:t>
+      </w:r>
+    </w:p>
+    <w:p>
+      <w:pPr>
+        <w:pStyle w:val="Heading1"/>
+        <w:keepNext/>
+        <w:pageBreakBefore/>
+        <w:spacing w:after="120" w:before="240"/>
+        <w:ind w:left="0" w:firstLine="0"/>
+      </w:pPr>
+      <w:bookmarkStart w:id="801" w:name="ERS_apartado_1"/>
+      <w:r>
+        <w:rPr>
+          <w:color w:val="000000"/>
+        </w:rPr>
+        <w:t>1.  Introducción</w:t>
+      </w:r>
+      <w:bookmarkEnd w:id="801"/>
     </w:p>
     <w:p>
       <w:pPr>
@@ -689,13 +1518,16 @@
         <w:spacing w:after="120" w:before="240"/>
         <w:ind w:left="0" w:firstLine="0"/>
       </w:pPr>
-      <w:r>
-        <w:rPr>
-          <w:color w:val="000000"/>
-          <w:sz w:val="26"/>
-        </w:rPr>
-        <w:t>Contenido</w:t>
-      </w:r>
+      <w:bookmarkStart w:id="802" w:name="ERS_apartado_2"/>
+      <w:r>
+        <w:rPr>
+          <w:color w:val="000000"/>
+        </w:rPr>
+        <w:t>1.1.</w:t>
+        <w:tab/>
+        <w:t>Propósito</w:t>
+      </w:r>
+      <w:bookmarkEnd w:id="802"/>
     </w:p>
     <w:p>
       <w:pPr>
@@ -710,119 +1542,7 @@
           <w:color w:val="000000"/>
           <w:sz w:val="22"/>
         </w:rPr>
-        <w:t>1 Introducción y alcance</w:t>
-      </w:r>
-    </w:p>
-    <w:p>
-      <w:pPr>
-        <w:keepNext w:val="0"/>
-        <w:keepLines/>
-        <w:widowControl/>
-        <w:spacing w:after="120"/>
-      </w:pPr>
-      <w:r>
-        <w:rPr>
-          <w:rFonts w:ascii="Calibri" w:hAnsi="Calibri"/>
-          <w:color w:val="000000"/>
-          <w:sz w:val="22"/>
-        </w:rPr>
-        <w:t>2 Descripción general del producto</w:t>
-      </w:r>
-    </w:p>
-    <w:p>
-      <w:pPr>
-        <w:keepNext w:val="0"/>
-        <w:keepLines/>
-        <w:widowControl/>
-        <w:spacing w:after="120"/>
-      </w:pPr>
-      <w:r>
-        <w:rPr>
-          <w:rFonts w:ascii="Calibri" w:hAnsi="Calibri"/>
-          <w:color w:val="000000"/>
-          <w:sz w:val="22"/>
-        </w:rPr>
-        <w:t>3 Requisitos específicos e interfaces</w:t>
-      </w:r>
-    </w:p>
-    <w:p>
-      <w:pPr>
-        <w:keepNext w:val="0"/>
-        <w:keepLines/>
-        <w:widowControl/>
-        <w:spacing w:after="120"/>
-      </w:pPr>
-      <w:r>
-        <w:rPr>
-          <w:rFonts w:ascii="Calibri" w:hAnsi="Calibri"/>
-          <w:color w:val="000000"/>
-          <w:sz w:val="22"/>
-        </w:rPr>
-        <w:t>3.2 Requisitos funcionales originales y ampliaciones</w:t>
-      </w:r>
-    </w:p>
-    <w:p>
-      <w:pPr>
-        <w:keepNext w:val="0"/>
-        <w:keepLines/>
-        <w:widowControl/>
-        <w:spacing w:after="120"/>
-      </w:pPr>
-      <w:r>
-        <w:rPr>
-          <w:rFonts w:ascii="Calibri" w:hAnsi="Calibri"/>
-          <w:color w:val="000000"/>
-          <w:sz w:val="22"/>
-        </w:rPr>
-        <w:t>3.3 Requisitos no funcionales</w:t>
-      </w:r>
-    </w:p>
-    <w:p>
-      <w:pPr>
-        <w:keepNext w:val="0"/>
-        <w:keepLines/>
-        <w:widowControl/>
-        <w:spacing w:after="120"/>
-      </w:pPr>
-      <w:r>
-        <w:rPr>
-          <w:rFonts w:ascii="Calibri" w:hAnsi="Calibri"/>
-          <w:color w:val="000000"/>
-          <w:sz w:val="22"/>
-        </w:rPr>
-        <w:t>3.4 Datos y reglas del negocio</w:t>
-      </w:r>
-    </w:p>
-    <w:p>
-      <w:pPr>
-        <w:keepNext w:val="0"/>
-        <w:keepLines/>
-        <w:widowControl/>
-        <w:spacing w:after="120"/>
-      </w:pPr>
-      <w:r>
-        <w:rPr>
-          <w:rFonts w:ascii="Calibri" w:hAnsi="Calibri"/>
-          <w:color w:val="000000"/>
-          <w:sz w:val="22"/>
-        </w:rPr>
-        <w:t>4 Trazabilidad y aceptación</w:t>
-      </w:r>
-    </w:p>
-    <w:p>
-      <w:pPr>
-        <w:pStyle w:val="Heading1"/>
-        <w:keepNext/>
-        <w:pageBreakBefore/>
-        <w:spacing w:after="120" w:before="240"/>
-        <w:ind w:left="0" w:firstLine="0"/>
-      </w:pPr>
-      <w:r>
-        <w:rPr>
-          <w:color w:val="000000"/>
-          <w:sz w:val="28"/>
-        </w:rPr>
-        <w:t>1 Introducción</w:t>
+        <w:t>Esta ERS define los requisitos de NutriVida y los criterios que permiten verificar su implementación en la Evaluación Parcial 2. Está dirigida al equipo de desarrollo, al docente y a quienes revisen el prototipo. Actualiza la propuesta inicial de la clínica, conserva sus identificadores y separa la funcionalidad existente de los puntos pendientes.</w:t>
       </w:r>
     </w:p>
     <w:p>
@@ -833,13 +1553,16 @@
         <w:spacing w:after="120" w:before="240"/>
         <w:ind w:left="0" w:firstLine="0"/>
       </w:pPr>
-      <w:r>
-        <w:rPr>
-          <w:color w:val="000000"/>
-          <w:sz w:val="26"/>
-        </w:rPr>
-        <w:t>1.1 Propósito</w:t>
-      </w:r>
+      <w:bookmarkStart w:id="803" w:name="ERS_apartado_3"/>
+      <w:r>
+        <w:rPr>
+          <w:color w:val="000000"/>
+        </w:rPr>
+        <w:t>1.2.</w:t>
+        <w:tab/>
+        <w:t>Ámbito del Sistema</w:t>
+      </w:r>
+      <w:bookmarkEnd w:id="803"/>
     </w:p>
     <w:p>
       <w:pPr>
@@ -854,7 +1577,39 @@
           <w:color w:val="000000"/>
           <w:sz w:val="22"/>
         </w:rPr>
-        <w:t>Esta ERS define los requisitos de NutriVida y los criterios que permiten verificar su implementación en la Evaluación Parcial 2. Está dirigida al equipo de desarrollo, al docente y a quienes revisen el prototipo. Actualiza la propuesta inicial de la clínica, conserva sus identificadores y separa la funcionalidad existente de los puntos pendientes.</w:t>
+        <w:t>NutriVida digitaliza la consulta de servicios, el agendamiento y el seguimiento nutricional de una clínica ficticia. Los pacientes pueden registrarse, editar su perfil, reservar y cancelar citas, consultar su progreso y leer el plan asignado. El nutricionista consulta su agenda y asigna planes; el administrador mantiene usuarios, servicios, categorías, citas y reportes.</w:t>
+      </w:r>
+    </w:p>
+    <w:p>
+      <w:pPr>
+        <w:keepNext w:val="0"/>
+        <w:keepLines/>
+        <w:widowControl/>
+        <w:spacing w:after="120"/>
+      </w:pPr>
+      <w:r>
+        <w:rPr>
+          <w:rFonts w:ascii="Calibri" w:hAnsi="Calibri"/>
+          <w:color w:val="000000"/>
+          <w:sz w:val="22"/>
+        </w:rPr>
+        <w:t>La segunda etapa incorpora carrito, checkout y resultados de pago simulados para adaptar el caso de tienda de la evaluación. La compra guarda una orden y un comprobante académico; no reserva una hora automáticamente. La reserva de atención se realiza en un flujo separado.</w:t>
+      </w:r>
+    </w:p>
+    <w:p>
+      <w:pPr>
+        <w:keepNext w:val="0"/>
+        <w:keepLines/>
+        <w:widowControl/>
+        <w:spacing w:after="120"/>
+      </w:pPr>
+      <w:r>
+        <w:rPr>
+          <w:rFonts w:ascii="Calibri" w:hAnsi="Calibri"/>
+          <w:color w:val="000000"/>
+          <w:sz w:val="22"/>
+        </w:rPr>
+        <w:t>El alcance implementado es un frontend React con persistencia local. No procesa cobros bancarios reales, no emite documentos tributarios, no realiza diagnósticos automáticos ni administra historiales médicos externos. El backend Java, la base de datos central y la autenticación de servidor son trabajo futuro. La mención de integración backend del anexo debe confirmarse con el docente.</w:t>
       </w:r>
     </w:p>
     <w:p>
@@ -865,77 +1620,16 @@
         <w:spacing w:after="120" w:before="240"/>
         <w:ind w:left="0" w:firstLine="0"/>
       </w:pPr>
-      <w:r>
-        <w:rPr>
-          <w:color w:val="000000"/>
-          <w:sz w:val="26"/>
-        </w:rPr>
-        <w:t>1.2 Ámbito del sistema</w:t>
-      </w:r>
-    </w:p>
-    <w:p>
-      <w:pPr>
-        <w:keepNext w:val="0"/>
-        <w:keepLines/>
-        <w:widowControl/>
-        <w:spacing w:after="120"/>
-      </w:pPr>
-      <w:r>
-        <w:rPr>
-          <w:rFonts w:ascii="Calibri" w:hAnsi="Calibri"/>
-          <w:color w:val="000000"/>
-          <w:sz w:val="22"/>
-        </w:rPr>
-        <w:t>NutriVida digitaliza la consulta de servicios, el agendamiento y el seguimiento nutricional de una clínica ficticia. Los pacientes pueden registrarse, editar su perfil, reservar y cancelar citas, consultar su progreso y leer el plan asignado. El nutricionista consulta su agenda y asigna planes; el administrador mantiene usuarios, servicios, categorías, citas y reportes.</w:t>
-      </w:r>
-    </w:p>
-    <w:p>
-      <w:pPr>
-        <w:keepNext w:val="0"/>
-        <w:keepLines/>
-        <w:widowControl/>
-        <w:spacing w:after="120"/>
-      </w:pPr>
-      <w:r>
-        <w:rPr>
-          <w:rFonts w:ascii="Calibri" w:hAnsi="Calibri"/>
-          <w:color w:val="000000"/>
-          <w:sz w:val="22"/>
-        </w:rPr>
-        <w:t>La segunda etapa incorpora carrito, checkout y resultados de pago simulados para adaptar el caso de tienda de la evaluación. La compra guarda una orden y un comprobante académico; no reserva una hora automáticamente. La reserva de atención se realiza en un flujo separado.</w:t>
-      </w:r>
-    </w:p>
-    <w:p>
-      <w:pPr>
-        <w:keepNext w:val="0"/>
-        <w:keepLines/>
-        <w:widowControl/>
-        <w:spacing w:after="120"/>
-      </w:pPr>
-      <w:r>
-        <w:rPr>
-          <w:rFonts w:ascii="Calibri" w:hAnsi="Calibri"/>
-          <w:color w:val="000000"/>
-          <w:sz w:val="22"/>
-        </w:rPr>
-        <w:t>El alcance implementado es un frontend React con persistencia local. No procesa cobros bancarios reales, no emite documentos tributarios, no realiza diagnósticos automáticos ni administra historiales médicos externos. El backend Java, la base de datos central y la autenticación de servidor son trabajo futuro. La mención de integración backend del anexo debe confirmarse con el docente.</w:t>
-      </w:r>
-    </w:p>
-    <w:p>
-      <w:pPr>
-        <w:pStyle w:val="Heading2"/>
-        <w:keepNext/>
-        <w:pageBreakBefore w:val="0"/>
-        <w:spacing w:after="120" w:before="240"/>
-        <w:ind w:left="0" w:firstLine="0"/>
-      </w:pPr>
-      <w:r>
-        <w:rPr>
-          <w:color w:val="000000"/>
-          <w:sz w:val="26"/>
-        </w:rPr>
-        <w:t>1.3 Definiciones acrónimos y abreviaturas</w:t>
-      </w:r>
+      <w:bookmarkStart w:id="804" w:name="ERS_apartado_4"/>
+      <w:r>
+        <w:rPr>
+          <w:color w:val="000000"/>
+        </w:rPr>
+        <w:t>1.3.</w:t>
+        <w:tab/>
+        <w:t>Definiciones, Acrónimos y Abreviaturas</w:t>
+      </w:r>
+      <w:bookmarkEnd w:id="804"/>
     </w:p>
     <w:tbl>
       <w:tblPr>
@@ -1641,13 +2335,16 @@
         <w:spacing w:after="120" w:before="240"/>
         <w:ind w:left="0" w:firstLine="0"/>
       </w:pPr>
-      <w:r>
-        <w:rPr>
-          <w:color w:val="000000"/>
-          <w:sz w:val="26"/>
-        </w:rPr>
-        <w:t>1.4 Referencias</w:t>
-      </w:r>
+      <w:bookmarkStart w:id="805" w:name="ERS_apartado_5"/>
+      <w:r>
+        <w:rPr>
+          <w:color w:val="000000"/>
+        </w:rPr>
+        <w:t>1.4.</w:t>
+        <w:tab/>
+        <w:t>Referencias</w:t>
+      </w:r>
+      <w:bookmarkEnd w:id="805"/>
     </w:p>
     <w:p>
       <w:pPr>
@@ -1753,13 +2450,16 @@
         <w:spacing w:after="120" w:before="240"/>
         <w:ind w:left="0" w:firstLine="0"/>
       </w:pPr>
-      <w:r>
-        <w:rPr>
-          <w:color w:val="000000"/>
-          <w:sz w:val="26"/>
-        </w:rPr>
-        <w:t>1.5 Visión general del documento</w:t>
-      </w:r>
+      <w:bookmarkStart w:id="806" w:name="ERS_apartado_6"/>
+      <w:r>
+        <w:rPr>
+          <w:color w:val="000000"/>
+        </w:rPr>
+        <w:t>1.5.</w:t>
+        <w:tab/>
+        <w:t>Visión General del Documento</w:t>
+      </w:r>
+      <w:bookmarkEnd w:id="806"/>
     </w:p>
     <w:p>
       <w:pPr>
@@ -1771,10 +2471,11 @@
       <w:r>
         <w:rPr>
           <w:rFonts w:ascii="Calibri" w:hAnsi="Calibri"/>
-          <w:color w:val="000000"/>
-          <w:sz w:val="22"/>
-        </w:rPr>
-        <w:t>La sección 2 presenta usuarios, restricciones y dependencias. La sección 3 especifica interfaces, requisitos funcionales y no funcionales, reglas y datos. La sección 4 relaciona las exigencias de la pauta con evidencias de implementación y pruebas, e identifica los puntos que requieren corrección o aceptación.</w:t>
+          <w:b w:val="0"/>
+          <w:color w:val="000000"/>
+          <w:sz w:val="22"/>
+        </w:rPr>
+        <w:t>Este documento conserva la estructura de la ERS original. La sección 1 presenta propósito, alcance, definiciones y referencias. La sección 2 describe el producto, usuarios, restricciones, dependencias y requisitos futuros. La sección 3 especifica interfaces, requisitos funcionales y no funcionales, y otros requisitos de la entrega.</w:t>
       </w:r>
     </w:p>
     <w:p>
@@ -1785,13 +2486,16 @@
         <w:spacing w:after="120" w:before="240"/>
         <w:ind w:left="0" w:firstLine="0"/>
       </w:pPr>
-      <w:r>
-        <w:rPr>
-          <w:color w:val="000000"/>
-          <w:sz w:val="28"/>
-        </w:rPr>
-        <w:t>2 Descripción general</w:t>
-      </w:r>
+      <w:bookmarkStart w:id="807" w:name="ERS_apartado_7"/>
+      <w:r>
+        <w:rPr>
+          <w:color w:val="000000"/>
+        </w:rPr>
+        <w:t>2.</w:t>
+        <w:tab/>
+        <w:t>Descripción General</w:t>
+      </w:r>
+      <w:bookmarkEnd w:id="807"/>
     </w:p>
     <w:p>
       <w:pPr>
@@ -1801,13 +2505,16 @@
         <w:spacing w:after="120" w:before="240"/>
         <w:ind w:left="0" w:firstLine="0"/>
       </w:pPr>
-      <w:r>
-        <w:rPr>
-          <w:color w:val="000000"/>
-          <w:sz w:val="26"/>
-        </w:rPr>
-        <w:t>2.1 Perspectiva del producto</w:t>
-      </w:r>
+      <w:bookmarkStart w:id="808" w:name="ERS_apartado_8"/>
+      <w:r>
+        <w:rPr>
+          <w:color w:val="000000"/>
+        </w:rPr>
+        <w:t>2.1.</w:t>
+        <w:tab/>
+        <w:t>Perspectiva del Producto</w:t>
+      </w:r>
+      <w:bookmarkEnd w:id="808"/>
     </w:p>
     <w:p>
       <w:pPr>
@@ -1849,13 +2556,16 @@
         <w:spacing w:after="120" w:before="240"/>
         <w:ind w:left="0" w:firstLine="0"/>
       </w:pPr>
-      <w:r>
-        <w:rPr>
-          <w:color w:val="000000"/>
-          <w:sz w:val="26"/>
-        </w:rPr>
-        <w:t>2.2 Funciones del producto</w:t>
-      </w:r>
+      <w:bookmarkStart w:id="809" w:name="ERS_apartado_9"/>
+      <w:r>
+        <w:rPr>
+          <w:color w:val="000000"/>
+        </w:rPr>
+        <w:t>2.2.</w:t>
+        <w:tab/>
+        <w:t>Funciones del Producto</w:t>
+      </w:r>
+      <w:bookmarkEnd w:id="809"/>
     </w:p>
     <w:p>
       <w:pPr>
@@ -1897,13 +2607,16 @@
         <w:spacing w:after="120" w:before="240"/>
         <w:ind w:left="0" w:firstLine="0"/>
       </w:pPr>
-      <w:r>
-        <w:rPr>
-          <w:color w:val="000000"/>
-          <w:sz w:val="26"/>
-        </w:rPr>
-        <w:t>2.3 Características de los usuarios</w:t>
-      </w:r>
+      <w:bookmarkStart w:id="810" w:name="ERS_apartado_10"/>
+      <w:r>
+        <w:rPr>
+          <w:color w:val="000000"/>
+        </w:rPr>
+        <w:t>2.3.</w:t>
+        <w:tab/>
+        <w:t>Características de los Usuarios</w:t>
+      </w:r>
+      <w:bookmarkEnd w:id="810"/>
     </w:p>
     <w:tbl>
       <w:tblPr>
@@ -2304,13 +3017,16 @@
         <w:spacing w:after="120" w:before="240"/>
         <w:ind w:left="0" w:firstLine="0"/>
       </w:pPr>
-      <w:r>
-        <w:rPr>
-          <w:color w:val="000000"/>
-          <w:sz w:val="26"/>
-        </w:rPr>
-        <w:t>2.4 Restricciones</w:t>
-      </w:r>
+      <w:bookmarkStart w:id="811" w:name="ERS_apartado_11"/>
+      <w:r>
+        <w:rPr>
+          <w:color w:val="000000"/>
+        </w:rPr>
+        <w:t>2.4.</w:t>
+        <w:tab/>
+        <w:t>Restricciones</w:t>
+      </w:r>
+      <w:bookmarkEnd w:id="811"/>
     </w:p>
     <w:p>
       <w:pPr>
@@ -2368,13 +3084,16 @@
         <w:spacing w:after="120" w:before="240"/>
         <w:ind w:left="0" w:firstLine="0"/>
       </w:pPr>
-      <w:r>
-        <w:rPr>
-          <w:color w:val="000000"/>
-          <w:sz w:val="26"/>
-        </w:rPr>
-        <w:t>2.5 Suposiciones y dependencias</w:t>
-      </w:r>
+      <w:bookmarkStart w:id="812" w:name="ERS_apartado_12"/>
+      <w:r>
+        <w:rPr>
+          <w:color w:val="000000"/>
+        </w:rPr>
+        <w:t>2.5.</w:t>
+        <w:tab/>
+        <w:t>Suposiciones y Dependencias</w:t>
+      </w:r>
+      <w:bookmarkEnd w:id="812"/>
     </w:p>
     <w:p>
       <w:pPr>
@@ -2416,13 +3135,16 @@
         <w:spacing w:after="120" w:before="240"/>
         <w:ind w:left="0" w:firstLine="0"/>
       </w:pPr>
-      <w:r>
-        <w:rPr>
-          <w:color w:val="000000"/>
-          <w:sz w:val="26"/>
-        </w:rPr>
-        <w:t>2.6 Requisitos futuros</w:t>
-      </w:r>
+      <w:bookmarkStart w:id="813" w:name="ERS_apartado_13"/>
+      <w:r>
+        <w:rPr>
+          <w:color w:val="000000"/>
+        </w:rPr>
+        <w:t>2.6.</w:t>
+        <w:tab/>
+        <w:t>Requisitos Futuros</w:t>
+      </w:r>
+      <w:bookmarkEnd w:id="813"/>
     </w:p>
     <w:p>
       <w:pPr>
@@ -2450,10 +3172,11 @@
       <w:r>
         <w:rPr>
           <w:rFonts w:ascii="Calibri" w:hAnsi="Calibri"/>
-          <w:color w:val="000000"/>
-          <w:sz w:val="22"/>
-        </w:rPr>
-        <w:t>Antes de declarar aceptación completa de la propuesta inicial deben resolverse los requisitos parciales de la sección 4. La reprogramación, la alerta de cupos y la desactivación reversible no se declaran implementadas por aparecer como objetivos futuros.</w:t>
+          <w:b w:val="0"/>
+          <w:color w:val="000000"/>
+          <w:sz w:val="22"/>
+        </w:rPr>
+        <w:t>Antes de declarar aceptación completa de la propuesta inicial deben resolverse los requisitos parciales descritos en la sección 3. La reprogramación, la alerta de cupos y la desactivación reversible no se declaran implementadas por aparecer como objetivos futuros.</w:t>
       </w:r>
     </w:p>
     <w:p>
@@ -2464,13 +3187,16 @@
         <w:spacing w:after="120" w:before="240"/>
         <w:ind w:left="0" w:firstLine="0"/>
       </w:pPr>
-      <w:r>
-        <w:rPr>
-          <w:color w:val="000000"/>
-          <w:sz w:val="28"/>
-        </w:rPr>
-        <w:t>3 Requisitos específicos</w:t>
-      </w:r>
+      <w:bookmarkStart w:id="814" w:name="ERS_apartado_14"/>
+      <w:r>
+        <w:rPr>
+          <w:color w:val="000000"/>
+        </w:rPr>
+        <w:t>3.</w:t>
+        <w:tab/>
+        <w:t>Requisitos Específicos</w:t>
+      </w:r>
+      <w:bookmarkEnd w:id="814"/>
     </w:p>
     <w:p>
       <w:pPr>
@@ -2480,13 +3206,16 @@
         <w:spacing w:after="120" w:before="240"/>
         <w:ind w:left="0" w:firstLine="0"/>
       </w:pPr>
-      <w:r>
-        <w:rPr>
-          <w:color w:val="000000"/>
-          <w:sz w:val="26"/>
-        </w:rPr>
-        <w:t>3.1 Requisitos comunes de las interfaces</w:t>
-      </w:r>
+      <w:bookmarkStart w:id="815" w:name="ERS_apartado_15"/>
+      <w:r>
+        <w:rPr>
+          <w:color w:val="000000"/>
+        </w:rPr>
+        <w:t>3.1</w:t>
+        <w:tab/>
+        <w:t>Requisitos comunes de las interfaces</w:t>
+      </w:r>
+      <w:bookmarkEnd w:id="815"/>
     </w:p>
     <w:p>
       <w:pPr>
@@ -2496,13 +3225,16 @@
         <w:spacing w:after="120" w:before="180"/>
         <w:ind w:left="0" w:firstLine="0"/>
       </w:pPr>
-      <w:r>
-        <w:rPr>
-          <w:color w:val="000000"/>
-          <w:sz w:val="22"/>
-        </w:rPr>
-        <w:t>3.1.1 Interfaces de usuario</w:t>
-      </w:r>
+      <w:bookmarkStart w:id="816" w:name="ERS_apartado_16"/>
+      <w:r>
+        <w:rPr>
+          <w:color w:val="000000"/>
+        </w:rPr>
+        <w:t>3.1.1</w:t>
+        <w:tab/>
+        <w:t>Interfaces de usuario</w:t>
+      </w:r>
+      <w:bookmarkEnd w:id="816"/>
     </w:p>
     <w:p>
       <w:pPr>
@@ -2544,13 +3276,16 @@
         <w:spacing w:after="120" w:before="180"/>
         <w:ind w:left="0" w:firstLine="0"/>
       </w:pPr>
-      <w:r>
-        <w:rPr>
-          <w:color w:val="000000"/>
-          <w:sz w:val="22"/>
-        </w:rPr>
-        <w:t>3.1.2 Interfaces de hardware</w:t>
-      </w:r>
+      <w:bookmarkStart w:id="817" w:name="ERS_apartado_17"/>
+      <w:r>
+        <w:rPr>
+          <w:color w:val="000000"/>
+        </w:rPr>
+        <w:t>3.1.2</w:t>
+        <w:tab/>
+        <w:t>Interfaces de hardware</w:t>
+      </w:r>
+      <w:bookmarkEnd w:id="817"/>
     </w:p>
     <w:p>
       <w:pPr>
@@ -2576,13 +3311,16 @@
         <w:spacing w:after="120" w:before="180"/>
         <w:ind w:left="0" w:firstLine="0"/>
       </w:pPr>
-      <w:r>
-        <w:rPr>
-          <w:color w:val="000000"/>
-          <w:sz w:val="22"/>
-        </w:rPr>
-        <w:t>3.1.3 Interfaces de software</w:t>
-      </w:r>
+      <w:bookmarkStart w:id="818" w:name="ERS_apartado_18"/>
+      <w:r>
+        <w:rPr>
+          <w:color w:val="000000"/>
+        </w:rPr>
+        <w:t>3.1.3</w:t>
+        <w:tab/>
+        <w:t>Interfaces de software</w:t>
+      </w:r>
+      <w:bookmarkEnd w:id="818"/>
     </w:p>
     <w:p>
       <w:pPr>
@@ -2608,13 +3346,16 @@
         <w:spacing w:after="120" w:before="180"/>
         <w:ind w:left="0" w:firstLine="0"/>
       </w:pPr>
-      <w:r>
-        <w:rPr>
-          <w:color w:val="000000"/>
-          <w:sz w:val="22"/>
-        </w:rPr>
-        <w:t>3.1.4 Interfaces de comunicación</w:t>
-      </w:r>
+      <w:bookmarkStart w:id="819" w:name="ERS_apartado_19"/>
+      <w:r>
+        <w:rPr>
+          <w:color w:val="000000"/>
+        </w:rPr>
+        <w:t>3.1.4</w:t>
+        <w:tab/>
+        <w:t>Interfaces de comunicación</w:t>
+      </w:r>
+      <w:bookmarkEnd w:id="819"/>
     </w:p>
     <w:p>
       <w:pPr>
@@ -2640,13 +3381,16 @@
         <w:spacing w:after="120" w:before="240"/>
         <w:ind w:left="0" w:firstLine="0"/>
       </w:pPr>
-      <w:r>
-        <w:rPr>
-          <w:color w:val="000000"/>
-          <w:sz w:val="26"/>
-        </w:rPr>
-        <w:t>3.2 Requisitos funcionales</w:t>
-      </w:r>
+      <w:bookmarkStart w:id="820" w:name="ERS_apartado_20"/>
+      <w:r>
+        <w:rPr>
+          <w:color w:val="000000"/>
+        </w:rPr>
+        <w:t>3.2</w:t>
+        <w:tab/>
+        <w:t>Requisitos funcionales</w:t>
+      </w:r>
+      <w:bookmarkEnd w:id="820"/>
     </w:p>
     <w:p>
       <w:pPr>
@@ -2666,7 +3410,6 @@
     </w:p>
     <w:p>
       <w:pPr>
-        <w:pStyle w:val="Heading3"/>
         <w:keepNext/>
         <w:pageBreakBefore w:val="0"/>
         <w:spacing w:after="120" w:before="180"/>
@@ -2674,6 +3417,8 @@
       </w:pPr>
       <w:r>
         <w:rPr>
+          <w:rFonts w:ascii="Calibri" w:hAnsi="Calibri"/>
+          <w:b/>
           <w:color w:val="000000"/>
           <w:sz w:val="22"/>
         </w:rPr>
@@ -2757,7 +3502,6 @@
     </w:p>
     <w:p>
       <w:pPr>
-        <w:pStyle w:val="Heading3"/>
         <w:keepNext/>
         <w:pageBreakBefore w:val="0"/>
         <w:spacing w:after="120" w:before="180"/>
@@ -2765,6 +3509,8 @@
       </w:pPr>
       <w:r>
         <w:rPr>
+          <w:rFonts w:ascii="Calibri" w:hAnsi="Calibri"/>
+          <w:b/>
           <w:color w:val="000000"/>
           <w:sz w:val="22"/>
         </w:rPr>
@@ -2848,7 +3594,6 @@
     </w:p>
     <w:p>
       <w:pPr>
-        <w:pStyle w:val="Heading3"/>
         <w:keepNext/>
         <w:pageBreakBefore w:val="0"/>
         <w:spacing w:after="120" w:before="180"/>
@@ -2856,6 +3601,8 @@
       </w:pPr>
       <w:r>
         <w:rPr>
+          <w:rFonts w:ascii="Calibri" w:hAnsi="Calibri"/>
+          <w:b/>
           <w:color w:val="000000"/>
           <w:sz w:val="22"/>
         </w:rPr>
@@ -2939,7 +3686,6 @@
     </w:p>
     <w:p>
       <w:pPr>
-        <w:pStyle w:val="Heading3"/>
         <w:keepNext/>
         <w:pageBreakBefore w:val="0"/>
         <w:spacing w:after="120" w:before="180"/>
@@ -2947,6 +3693,8 @@
       </w:pPr>
       <w:r>
         <w:rPr>
+          <w:rFonts w:ascii="Calibri" w:hAnsi="Calibri"/>
+          <w:b/>
           <w:color w:val="000000"/>
           <w:sz w:val="22"/>
         </w:rPr>
@@ -3030,7 +3778,6 @@
     </w:p>
     <w:p>
       <w:pPr>
-        <w:pStyle w:val="Heading3"/>
         <w:keepNext/>
         <w:pageBreakBefore w:val="0"/>
         <w:spacing w:after="120" w:before="180"/>
@@ -3038,6 +3785,8 @@
       </w:pPr>
       <w:r>
         <w:rPr>
+          <w:rFonts w:ascii="Calibri" w:hAnsi="Calibri"/>
+          <w:b/>
           <w:color w:val="000000"/>
           <w:sz w:val="22"/>
         </w:rPr>
@@ -3121,7 +3870,6 @@
     </w:p>
     <w:p>
       <w:pPr>
-        <w:pStyle w:val="Heading3"/>
         <w:keepNext/>
         <w:pageBreakBefore w:val="0"/>
         <w:spacing w:after="120" w:before="180"/>
@@ -3129,6 +3877,8 @@
       </w:pPr>
       <w:r>
         <w:rPr>
+          <w:rFonts w:ascii="Calibri" w:hAnsi="Calibri"/>
+          <w:b/>
           <w:color w:val="000000"/>
           <w:sz w:val="22"/>
         </w:rPr>
@@ -3212,7 +3962,6 @@
     </w:p>
     <w:p>
       <w:pPr>
-        <w:pStyle w:val="Heading3"/>
         <w:keepNext/>
         <w:pageBreakBefore w:val="0"/>
         <w:spacing w:after="120" w:before="180"/>
@@ -3220,6 +3969,8 @@
       </w:pPr>
       <w:r>
         <w:rPr>
+          <w:rFonts w:ascii="Calibri" w:hAnsi="Calibri"/>
+          <w:b/>
           <w:color w:val="000000"/>
           <w:sz w:val="22"/>
         </w:rPr>
@@ -3303,7 +4054,6 @@
     </w:p>
     <w:p>
       <w:pPr>
-        <w:pStyle w:val="Heading3"/>
         <w:keepNext/>
         <w:pageBreakBefore w:val="0"/>
         <w:spacing w:after="120" w:before="180"/>
@@ -3311,6 +4061,8 @@
       </w:pPr>
       <w:r>
         <w:rPr>
+          <w:rFonts w:ascii="Calibri" w:hAnsi="Calibri"/>
+          <w:b/>
           <w:color w:val="000000"/>
           <w:sz w:val="22"/>
         </w:rPr>
@@ -3394,7 +4146,6 @@
     </w:p>
     <w:p>
       <w:pPr>
-        <w:pStyle w:val="Heading3"/>
         <w:keepNext/>
         <w:pageBreakBefore w:val="0"/>
         <w:spacing w:after="120" w:before="180"/>
@@ -3402,6 +4153,8 @@
       </w:pPr>
       <w:r>
         <w:rPr>
+          <w:rFonts w:ascii="Calibri" w:hAnsi="Calibri"/>
+          <w:b/>
           <w:color w:val="000000"/>
           <w:sz w:val="22"/>
         </w:rPr>
@@ -3485,7 +4238,6 @@
     </w:p>
     <w:p>
       <w:pPr>
-        <w:pStyle w:val="Heading3"/>
         <w:keepNext/>
         <w:pageBreakBefore w:val="0"/>
         <w:spacing w:after="120" w:before="180"/>
@@ -3493,6 +4245,8 @@
       </w:pPr>
       <w:r>
         <w:rPr>
+          <w:rFonts w:ascii="Calibri" w:hAnsi="Calibri"/>
+          <w:b/>
           <w:color w:val="000000"/>
           <w:sz w:val="22"/>
         </w:rPr>
@@ -3576,7 +4330,6 @@
     </w:p>
     <w:p>
       <w:pPr>
-        <w:pStyle w:val="Heading3"/>
         <w:keepNext/>
         <w:pageBreakBefore w:val="0"/>
         <w:spacing w:after="120" w:before="180"/>
@@ -3584,6 +4337,8 @@
       </w:pPr>
       <w:r>
         <w:rPr>
+          <w:rFonts w:ascii="Calibri" w:hAnsi="Calibri"/>
+          <w:b/>
           <w:color w:val="000000"/>
           <w:sz w:val="22"/>
         </w:rPr>
@@ -3667,7 +4422,6 @@
     </w:p>
     <w:p>
       <w:pPr>
-        <w:pStyle w:val="Heading3"/>
         <w:keepNext/>
         <w:pageBreakBefore w:val="0"/>
         <w:spacing w:after="120" w:before="180"/>
@@ -3675,6 +4429,8 @@
       </w:pPr>
       <w:r>
         <w:rPr>
+          <w:rFonts w:ascii="Calibri" w:hAnsi="Calibri"/>
+          <w:b/>
           <w:color w:val="000000"/>
           <w:sz w:val="22"/>
         </w:rPr>
@@ -3758,7 +4514,6 @@
     </w:p>
     <w:p>
       <w:pPr>
-        <w:pStyle w:val="Heading3"/>
         <w:keepNext/>
         <w:pageBreakBefore w:val="0"/>
         <w:spacing w:after="120" w:before="180"/>
@@ -3766,6 +4521,8 @@
       </w:pPr>
       <w:r>
         <w:rPr>
+          <w:rFonts w:ascii="Calibri" w:hAnsi="Calibri"/>
+          <w:b/>
           <w:color w:val="000000"/>
           <w:sz w:val="22"/>
         </w:rPr>
@@ -3849,7 +4606,6 @@
     </w:p>
     <w:p>
       <w:pPr>
-        <w:pStyle w:val="Heading3"/>
         <w:keepNext/>
         <w:pageBreakBefore w:val="0"/>
         <w:spacing w:after="120" w:before="180"/>
@@ -3857,6 +4613,8 @@
       </w:pPr>
       <w:r>
         <w:rPr>
+          <w:rFonts w:ascii="Calibri" w:hAnsi="Calibri"/>
+          <w:b/>
           <w:color w:val="000000"/>
           <w:sz w:val="22"/>
         </w:rPr>
@@ -3940,7 +4698,6 @@
     </w:p>
     <w:p>
       <w:pPr>
-        <w:pStyle w:val="Heading3"/>
         <w:keepNext/>
         <w:pageBreakBefore w:val="0"/>
         <w:spacing w:after="120" w:before="180"/>
@@ -3948,6 +4705,8 @@
       </w:pPr>
       <w:r>
         <w:rPr>
+          <w:rFonts w:ascii="Calibri" w:hAnsi="Calibri"/>
+          <w:b/>
           <w:color w:val="000000"/>
           <w:sz w:val="22"/>
         </w:rPr>
@@ -4031,7 +4790,6 @@
     </w:p>
     <w:p>
       <w:pPr>
-        <w:pStyle w:val="Heading3"/>
         <w:keepNext/>
         <w:pageBreakBefore w:val="0"/>
         <w:spacing w:after="120" w:before="180"/>
@@ -4039,6 +4797,8 @@
       </w:pPr>
       <w:r>
         <w:rPr>
+          <w:rFonts w:ascii="Calibri" w:hAnsi="Calibri"/>
+          <w:b/>
           <w:color w:val="000000"/>
           <w:sz w:val="22"/>
         </w:rPr>
@@ -4122,7 +4882,6 @@
     </w:p>
     <w:p>
       <w:pPr>
-        <w:pStyle w:val="Heading3"/>
         <w:keepNext/>
         <w:pageBreakBefore w:val="0"/>
         <w:spacing w:after="120" w:before="180"/>
@@ -4130,6 +4889,8 @@
       </w:pPr>
       <w:r>
         <w:rPr>
+          <w:rFonts w:ascii="Calibri" w:hAnsi="Calibri"/>
+          <w:b/>
           <w:color w:val="000000"/>
           <w:sz w:val="22"/>
         </w:rPr>
@@ -4213,7 +4974,6 @@
     </w:p>
     <w:p>
       <w:pPr>
-        <w:pStyle w:val="Heading3"/>
         <w:keepNext/>
         <w:pageBreakBefore w:val="0"/>
         <w:spacing w:after="120" w:before="180"/>
@@ -4221,6 +4981,8 @@
       </w:pPr>
       <w:r>
         <w:rPr>
+          <w:rFonts w:ascii="Calibri" w:hAnsi="Calibri"/>
+          <w:b/>
           <w:color w:val="000000"/>
           <w:sz w:val="22"/>
         </w:rPr>
@@ -4304,7 +5066,6 @@
     </w:p>
     <w:p>
       <w:pPr>
-        <w:pStyle w:val="Heading3"/>
         <w:keepNext/>
         <w:pageBreakBefore w:val="0"/>
         <w:spacing w:after="120" w:before="180"/>
@@ -4312,6 +5073,8 @@
       </w:pPr>
       <w:r>
         <w:rPr>
+          <w:rFonts w:ascii="Calibri" w:hAnsi="Calibri"/>
+          <w:b/>
           <w:color w:val="000000"/>
           <w:sz w:val="22"/>
         </w:rPr>
@@ -4395,7 +5158,6 @@
     </w:p>
     <w:p>
       <w:pPr>
-        <w:pStyle w:val="Heading3"/>
         <w:keepNext/>
         <w:pageBreakBefore w:val="0"/>
         <w:spacing w:after="120" w:before="180"/>
@@ -4403,6 +5165,8 @@
       </w:pPr>
       <w:r>
         <w:rPr>
+          <w:rFonts w:ascii="Calibri" w:hAnsi="Calibri"/>
+          <w:b/>
           <w:color w:val="000000"/>
           <w:sz w:val="22"/>
         </w:rPr>
@@ -4486,7 +5250,6 @@
     </w:p>
     <w:p>
       <w:pPr>
-        <w:pStyle w:val="Heading3"/>
         <w:keepNext/>
         <w:pageBreakBefore w:val="0"/>
         <w:spacing w:after="120" w:before="180"/>
@@ -4494,6 +5257,8 @@
       </w:pPr>
       <w:r>
         <w:rPr>
+          <w:rFonts w:ascii="Calibri" w:hAnsi="Calibri"/>
+          <w:b/>
           <w:color w:val="000000"/>
           <w:sz w:val="22"/>
         </w:rPr>
@@ -4577,7 +5342,6 @@
     </w:p>
     <w:p>
       <w:pPr>
-        <w:pStyle w:val="Heading3"/>
         <w:keepNext/>
         <w:pageBreakBefore w:val="0"/>
         <w:spacing w:after="120" w:before="180"/>
@@ -4585,6 +5349,8 @@
       </w:pPr>
       <w:r>
         <w:rPr>
+          <w:rFonts w:ascii="Calibri" w:hAnsi="Calibri"/>
+          <w:b/>
           <w:color w:val="000000"/>
           <w:sz w:val="22"/>
         </w:rPr>
@@ -4668,7 +5434,6 @@
     </w:p>
     <w:p>
       <w:pPr>
-        <w:pStyle w:val="Heading3"/>
         <w:keepNext/>
         <w:pageBreakBefore w:val="0"/>
         <w:spacing w:after="120" w:before="180"/>
@@ -4676,6 +5441,8 @@
       </w:pPr>
       <w:r>
         <w:rPr>
+          <w:rFonts w:ascii="Calibri" w:hAnsi="Calibri"/>
+          <w:b/>
           <w:color w:val="000000"/>
           <w:sz w:val="22"/>
         </w:rPr>
@@ -4759,7 +5526,6 @@
     </w:p>
     <w:p>
       <w:pPr>
-        <w:pStyle w:val="Heading3"/>
         <w:keepNext/>
         <w:pageBreakBefore w:val="0"/>
         <w:spacing w:after="120" w:before="180"/>
@@ -4767,6 +5533,8 @@
       </w:pPr>
       <w:r>
         <w:rPr>
+          <w:rFonts w:ascii="Calibri" w:hAnsi="Calibri"/>
+          <w:b/>
           <w:color w:val="000000"/>
           <w:sz w:val="22"/>
         </w:rPr>
@@ -4850,7 +5618,6 @@
     </w:p>
     <w:p>
       <w:pPr>
-        <w:pStyle w:val="Heading3"/>
         <w:keepNext/>
         <w:pageBreakBefore w:val="0"/>
         <w:spacing w:after="120" w:before="180"/>
@@ -4858,6 +5625,8 @@
       </w:pPr>
       <w:r>
         <w:rPr>
+          <w:rFonts w:ascii="Calibri" w:hAnsi="Calibri"/>
+          <w:b/>
           <w:color w:val="000000"/>
           <w:sz w:val="22"/>
         </w:rPr>
@@ -4943,21 +5712,23 @@
       <w:pPr>
         <w:pStyle w:val="Heading2"/>
         <w:keepNext/>
-        <w:pageBreakBefore w:val="0"/>
+        <w:pageBreakBefore/>
         <w:spacing w:after="120" w:before="240"/>
         <w:ind w:left="0" w:firstLine="0"/>
       </w:pPr>
-      <w:r>
-        <w:rPr>
-          <w:color w:val="000000"/>
-          <w:sz w:val="26"/>
-        </w:rPr>
-        <w:t>Ampliaciones de la Evaluación Parcial 2</w:t>
-      </w:r>
-    </w:p>
-    <w:p>
-      <w:pPr>
-        <w:pStyle w:val="Heading3"/>
+      <w:bookmarkStart w:id="821" w:name="ERS_apartado_21"/>
+      <w:r>
+        <w:rPr>
+          <w:color w:val="000000"/>
+        </w:rPr>
+        <w:t>3.3</w:t>
+        <w:tab/>
+        <w:t>Requisitos no funcionales</w:t>
+      </w:r>
+      <w:bookmarkEnd w:id="821"/>
+    </w:p>
+    <w:p>
+      <w:pPr>
         <w:keepNext/>
         <w:pageBreakBefore w:val="0"/>
         <w:spacing w:after="120" w:before="180"/>
@@ -4965,35 +5736,28 @@
       </w:pPr>
       <w:r>
         <w:rPr>
-          <w:color w:val="000000"/>
-          <w:sz w:val="22"/>
-        </w:rPr>
-        <w:t>R.30 Perfil personal editable</w:t>
-      </w:r>
-    </w:p>
-    <w:p>
-      <w:pPr>
-        <w:keepNext/>
-        <w:keepLines/>
-        <w:widowControl/>
-        <w:spacing w:after="120"/>
-      </w:pPr>
-      <w:r>
-        <w:rPr>
-          <w:rFonts w:ascii="Calibri" w:hAnsi="Calibri"/>
-          <w:b/>
-          <w:color w:val="000000"/>
-          <w:sz w:val="22"/>
-        </w:rPr>
-        <w:t>Actor:</w:t>
-      </w:r>
-      <w:r>
-        <w:rPr>
-          <w:rFonts w:ascii="Calibri" w:hAnsi="Calibri"/>
-          <w:color w:val="000000"/>
-          <w:sz w:val="22"/>
-        </w:rPr>
-        <w:t xml:space="preserve"> Paciente, Nutricionista, Administrador. El saludo del menú abre el perfil de la sesión para editar nombre, teléfono, dirección, región y comuna.</w:t>
+          <w:rFonts w:ascii="Calibri" w:hAnsi="Calibri"/>
+          <w:b/>
+          <w:color w:val="000000"/>
+          <w:sz w:val="22"/>
+        </w:rPr>
+        <w:t>R.13 Responsividad</w:t>
+      </w:r>
+    </w:p>
+    <w:p>
+      <w:pPr>
+        <w:keepNext w:val="0"/>
+        <w:keepLines/>
+        <w:widowControl/>
+        <w:spacing w:after="120"/>
+      </w:pPr>
+      <w:r>
+        <w:rPr>
+          <w:rFonts w:ascii="Calibri" w:hAnsi="Calibri"/>
+          <w:color w:val="000000"/>
+          <w:sz w:val="22"/>
+        </w:rPr>
+        <w:t>Todas las vistas deben renderizar correctamente en 360px (móvil), 768px (tablet) y 1280px (escritorio), sin scroll horizontal ni elementos cortados.</w:t>
       </w:r>
     </w:p>
     <w:p>
@@ -5018,7 +5782,7 @@
           <w:color w:val="000000"/>
           <w:sz w:val="22"/>
         </w:rPr>
-        <w:t xml:space="preserve"> Guardar y recargar conserva los cambios; actualizar el nombre cambia el saludo sin modificar rol ni credenciales.</w:t>
+        <w:t xml:space="preserve"> Revisar todas las vistas a 360, 768 y 1280 píxeles, sin recortes ni desplazamiento horizontal del documento.</w:t>
       </w:r>
     </w:p>
     <w:p>
@@ -5043,12 +5807,11 @@
           <w:color w:val="000000"/>
           <w:sz w:val="22"/>
         </w:rPr>
-        <w:t xml:space="preserve"> Implementado. Evidencia: Perfil.jsx; account.js; Account.test.jsx.</w:t>
-      </w:r>
-    </w:p>
-    <w:p>
-      <w:pPr>
-        <w:pStyle w:val="Heading3"/>
+        <w:t xml:space="preserve"> Pendiente de validación visual. Bootstrap, tablas responsivas y CSS adaptativo implementados; no existe acta de revisión visual completa. Evidencia: index.css; admin.css.</w:t>
+      </w:r>
+    </w:p>
+    <w:p>
+      <w:pPr>
         <w:keepNext/>
         <w:pageBreakBefore w:val="0"/>
         <w:spacing w:after="120" w:before="180"/>
@@ -5056,35 +5819,28 @@
       </w:pPr>
       <w:r>
         <w:rPr>
-          <w:color w:val="000000"/>
-          <w:sz w:val="22"/>
-        </w:rPr>
-        <w:t>R.31 Administración del catálogo</w:t>
-      </w:r>
-    </w:p>
-    <w:p>
-      <w:pPr>
-        <w:keepNext/>
-        <w:keepLines/>
-        <w:widowControl/>
-        <w:spacing w:after="120"/>
-      </w:pPr>
-      <w:r>
-        <w:rPr>
-          <w:rFonts w:ascii="Calibri" w:hAnsi="Calibri"/>
-          <w:b/>
-          <w:color w:val="000000"/>
-          <w:sz w:val="22"/>
-        </w:rPr>
-        <w:t>Actor:</w:t>
-      </w:r>
-      <w:r>
-        <w:rPr>
-          <w:rFonts w:ascii="Calibri" w:hAnsi="Calibri"/>
-          <w:color w:val="000000"/>
-          <w:sz w:val="22"/>
-        </w:rPr>
-        <w:t xml:space="preserve"> Administrador. Crear, consultar, editar y eliminar servicios con precio, categoría, profesional, modalidad, duración, imagen y descuento.</w:t>
+          <w:rFonts w:ascii="Calibri" w:hAnsi="Calibri"/>
+          <w:b/>
+          <w:color w:val="000000"/>
+          <w:sz w:val="22"/>
+        </w:rPr>
+        <w:t>R.14 Consistencia visual</w:t>
+      </w:r>
+    </w:p>
+    <w:p>
+      <w:pPr>
+        <w:keepNext w:val="0"/>
+        <w:keepLines/>
+        <w:widowControl/>
+        <w:spacing w:after="120"/>
+      </w:pPr>
+      <w:r>
+        <w:rPr>
+          <w:rFonts w:ascii="Calibri" w:hAnsi="Calibri"/>
+          <w:color w:val="000000"/>
+          <w:sz w:val="22"/>
+        </w:rPr>
+        <w:t>Uso de una paleta de colores y tipografía únicas en toda la app mediante componentes CSS reutilizables, evitando animaciones o transiciones complejas.</w:t>
       </w:r>
     </w:p>
     <w:p>
@@ -5109,7 +5865,7 @@
           <w:color w:val="000000"/>
           <w:sz w:val="22"/>
         </w:rPr>
-        <w:t xml:space="preserve"> Los cambios se reflejan en catálogo y detalles; validar campos y confirmar eliminaciones.</w:t>
+        <w:t xml:space="preserve"> Mantener tipografía Poppins, componentes compartidos y la paleta institucional en páginas públicas y administrativas.</w:t>
       </w:r>
     </w:p>
     <w:p>
@@ -5134,12 +5890,11 @@
           <w:color w:val="000000"/>
           <w:sz w:val="22"/>
         </w:rPr>
-        <w:t xml:space="preserve"> Implementado. Evidencia: Services.jsx; admin.js; Admin.test.jsx.</w:t>
-      </w:r>
-    </w:p>
-    <w:p>
-      <w:pPr>
-        <w:pStyle w:val="Heading3"/>
+        <w:t xml:space="preserve"> Implementado. Navbar, Footer, tarjetas y estilos compartidos; revisión estética final incluida en la aceptación manual. Evidencia: index.css; admin.css; components/.</w:t>
+      </w:r>
+    </w:p>
+    <w:p>
+      <w:pPr>
         <w:keepNext/>
         <w:pageBreakBefore w:val="0"/>
         <w:spacing w:after="120" w:before="180"/>
@@ -5147,35 +5902,28 @@
       </w:pPr>
       <w:r>
         <w:rPr>
-          <w:color w:val="000000"/>
-          <w:sz w:val="22"/>
-        </w:rPr>
-        <w:t>R.32 Administración y vista de categorías</w:t>
-      </w:r>
-    </w:p>
-    <w:p>
-      <w:pPr>
-        <w:keepNext/>
-        <w:keepLines/>
-        <w:widowControl/>
-        <w:spacing w:after="120"/>
-      </w:pPr>
-      <w:r>
-        <w:rPr>
-          <w:rFonts w:ascii="Calibri" w:hAnsi="Calibri"/>
-          <w:b/>
-          <w:color w:val="000000"/>
-          <w:sz w:val="22"/>
-        </w:rPr>
-        <w:t>Actor:</w:t>
-      </w:r>
-      <w:r>
-        <w:rPr>
-          <w:rFonts w:ascii="Calibri" w:hAnsi="Calibri"/>
-          <w:color w:val="000000"/>
-          <w:sz w:val="22"/>
-        </w:rPr>
-        <w:t xml:space="preserve"> Administrador, Visitante. Gestionar categorías y publicar enlaces al catálogo filtrado.</w:t>
+          <w:rFonts w:ascii="Calibri" w:hAnsi="Calibri"/>
+          <w:b/>
+          <w:color w:val="000000"/>
+          <w:sz w:val="22"/>
+        </w:rPr>
+        <w:t>R.15 Rendimiento de interfaz</w:t>
+      </w:r>
+    </w:p>
+    <w:p>
+      <w:pPr>
+        <w:keepNext w:val="0"/>
+        <w:keepLines/>
+        <w:widowControl/>
+        <w:spacing w:after="120"/>
+      </w:pPr>
+      <w:r>
+        <w:rPr>
+          <w:rFonts w:ascii="Calibri" w:hAnsi="Calibri"/>
+          <w:color w:val="000000"/>
+          <w:sz w:val="22"/>
+        </w:rPr>
+        <w:t>Las vistas principales (catálogo, mis citas, historial) deben cargar en menos de 2 segundos en condiciones normales de red, evitando renders bloqueantes.</w:t>
       </w:r>
     </w:p>
     <w:p>
@@ -5200,7 +5948,7 @@
           <w:color w:val="000000"/>
           <w:sz w:val="22"/>
         </w:rPr>
-        <w:t xml:space="preserve"> Impedir eliminar una categoría con servicios asociados y rechazar nombres duplicados.</w:t>
+        <w:t xml:space="preserve"> Medir catálogo, citas e historial en un entorno definido y comprobar cargas inferiores a 2 segundos.</w:t>
       </w:r>
     </w:p>
     <w:p>
@@ -5225,12 +5973,11 @@
           <w:color w:val="000000"/>
           <w:sz w:val="22"/>
         </w:rPr>
-        <w:t xml:space="preserve"> Implementado. Evidencia: Business.jsx; Categorias.jsx; commerce.js.</w:t>
-      </w:r>
-    </w:p>
-    <w:p>
-      <w:pPr>
-        <w:pStyle w:val="Heading3"/>
+        <w:t xml:space="preserve"> Pendiente de medición. No se dispone de medición de carga reproducible; el build correcto no demuestra ese tiempo. Evidencia: Build Vite; medición pendiente.</w:t>
+      </w:r>
+    </w:p>
+    <w:p>
+      <w:pPr>
         <w:keepNext/>
         <w:pageBreakBefore w:val="0"/>
         <w:spacing w:after="120" w:before="180"/>
@@ -5238,35 +5985,28 @@
       </w:pPr>
       <w:r>
         <w:rPr>
-          <w:color w:val="000000"/>
-          <w:sz w:val="22"/>
-        </w:rPr>
-        <w:t>R.33 Ofertas y datos de demostración</w:t>
-      </w:r>
-    </w:p>
-    <w:p>
-      <w:pPr>
-        <w:keepNext/>
-        <w:keepLines/>
-        <w:widowControl/>
-        <w:spacing w:after="120"/>
-      </w:pPr>
-      <w:r>
-        <w:rPr>
-          <w:rFonts w:ascii="Calibri" w:hAnsi="Calibri"/>
-          <w:b/>
-          <w:color w:val="000000"/>
-          <w:sz w:val="22"/>
-        </w:rPr>
-        <w:t>Actor:</w:t>
-      </w:r>
-      <w:r>
-        <w:rPr>
-          <w:rFonts w:ascii="Calibri" w:hAnsi="Calibri"/>
-          <w:color w:val="000000"/>
-          <w:sz w:val="22"/>
-        </w:rPr>
-        <w:t xml:space="preserve"> Visitante, Administrador. Publicar servicios con descuento y cargar ejemplos iniciales en las ocho categorías del menú.</w:t>
+          <w:rFonts w:ascii="Calibri" w:hAnsi="Calibri"/>
+          <w:b/>
+          <w:color w:val="000000"/>
+          <w:sz w:val="22"/>
+        </w:rPr>
+        <w:t>R.23 Control de versiones y documentación de cambios</w:t>
+      </w:r>
+    </w:p>
+    <w:p>
+      <w:pPr>
+        <w:keepNext w:val="0"/>
+        <w:keepLines/>
+        <w:widowControl/>
+        <w:spacing w:after="120"/>
+      </w:pPr>
+      <w:r>
+        <w:rPr>
+          <w:rFonts w:ascii="Calibri" w:hAnsi="Calibri"/>
+          <w:color w:val="000000"/>
+          <w:sz w:val="22"/>
+        </w:rPr>
+        <w:t>Todo el código debe versionarse en un repositorio Git remoto (GitHub) con commits descriptivos, permitiendo trazabilidad de los cambios de cada integrante.</w:t>
       </w:r>
     </w:p>
     <w:p>
@@ -5291,7 +6031,7 @@
           <w:color w:val="000000"/>
           <w:sz w:val="22"/>
         </w:rPr>
-        <w:t xml:space="preserve"> La oferta muestra precio original y rebajado; la carga de ejemplos no duplica servicios ni sobrescribe datos existentes y se ejecuta una sola vez por versión.</w:t>
+        <w:t xml:space="preserve"> Conservar el código y la documentación en un repositorio GitHub público con commits descriptivos.</w:t>
       </w:r>
     </w:p>
     <w:p>
@@ -5316,7 +6056,7 @@
           <w:color w:val="000000"/>
           <w:sz w:val="22"/>
         </w:rPr>
-        <w:t xml:space="preserve"> Implementado. Evidencia: Catalogo.jsx; demoCatalog.js; commerce.js.</w:t>
+        <w:t xml:space="preserve"> Implementado. Repositorio público actualizado; Git identifica la cuenta configurada para cada commit, sin atribuir trabajo no demostrado. Evidencia: GitHub y registro Git.</w:t>
       </w:r>
     </w:p>
     <w:p>
@@ -5327,63 +6067,16 @@
         <w:spacing w:after="120" w:before="180"/>
         <w:ind w:left="0" w:firstLine="0"/>
       </w:pPr>
-      <w:r>
-        <w:rPr>
-          <w:color w:val="000000"/>
-          <w:sz w:val="22"/>
-        </w:rPr>
-        <w:t>R.34 Carrito por cuenta e invitado</w:t>
-      </w:r>
-    </w:p>
-    <w:p>
-      <w:pPr>
-        <w:keepNext/>
-        <w:keepLines/>
-        <w:widowControl/>
-        <w:spacing w:after="120"/>
-      </w:pPr>
-      <w:r>
-        <w:rPr>
-          <w:rFonts w:ascii="Calibri" w:hAnsi="Calibri"/>
-          <w:b/>
-          <w:color w:val="000000"/>
-          <w:sz w:val="22"/>
-        </w:rPr>
-        <w:t>Actor:</w:t>
-      </w:r>
-      <w:r>
-        <w:rPr>
-          <w:rFonts w:ascii="Calibri" w:hAnsi="Calibri"/>
-          <w:color w:val="000000"/>
-          <w:sz w:val="22"/>
-        </w:rPr>
-        <w:t xml:space="preserve"> Visitante, Paciente. Añadir servicios, cambiar cantidades y eliminar ítems, separando el carrito de compras de las reservas.</w:t>
-      </w:r>
-    </w:p>
-    <w:p>
-      <w:pPr>
-        <w:keepNext/>
-        <w:keepLines/>
-        <w:widowControl/>
-        <w:spacing w:after="120"/>
-      </w:pPr>
-      <w:r>
-        <w:rPr>
-          <w:rFonts w:ascii="Calibri" w:hAnsi="Calibri"/>
-          <w:b/>
-          <w:color w:val="000000"/>
-          <w:sz w:val="22"/>
-        </w:rPr>
-        <w:t>Aceptación:</w:t>
-      </w:r>
-      <w:r>
-        <w:rPr>
-          <w:rFonts w:ascii="Calibri" w:hAnsi="Calibri"/>
-          <w:color w:val="000000"/>
-          <w:sz w:val="22"/>
-        </w:rPr>
-        <w:t xml:space="preserve"> Aceptar cantidades entre 1 y 10; recalcular totales y adoptar el carrito invitado al iniciar sesión.</w:t>
-      </w:r>
+      <w:bookmarkStart w:id="822" w:name="ERS_apartado_22"/>
+      <w:r>
+        <w:rPr>
+          <w:color w:val="000000"/>
+        </w:rPr>
+        <w:t>3.3.1</w:t>
+        <w:tab/>
+        <w:t>Requisitos de rendimiento</w:t>
+      </w:r>
+      <w:bookmarkEnd w:id="822"/>
     </w:p>
     <w:p>
       <w:pPr>
@@ -5395,19 +6088,10 @@
       <w:r>
         <w:rPr>
           <w:rFonts w:ascii="Calibri" w:hAnsi="Calibri"/>
-          <w:b/>
-          <w:color w:val="000000"/>
-          <w:sz w:val="22"/>
-        </w:rPr>
-        <w:t>Estado:</w:t>
-      </w:r>
-      <w:r>
-        <w:rPr>
-          <w:rFonts w:ascii="Calibri" w:hAnsi="Calibri"/>
-          <w:color w:val="000000"/>
-          <w:sz w:val="22"/>
-        </w:rPr>
-        <w:t xml:space="preserve"> Implementado. Evidencia: Cart.jsx; commerce.js; Shop.test.jsx.</w:t>
+          <w:color w:val="000000"/>
+          <w:sz w:val="22"/>
+        </w:rPr>
+        <w:t>R.15 conserva el objetivo de carga inferior a 2 segundos. Para verificarlo deben registrarse dispositivo, navegador, conexión, build y condiciones de caché en catálogo, citas e historial. Se propone realizar cinco cargas por vista y conservar tiempos y capturas; la medición todavía no se ha ejecutado. No se establece una capacidad multiusuario de servidor porque no hay backend compartido.</w:t>
       </w:r>
     </w:p>
     <w:p>
@@ -5418,63 +6102,16 @@
         <w:spacing w:after="120" w:before="180"/>
         <w:ind w:left="0" w:firstLine="0"/>
       </w:pPr>
-      <w:r>
-        <w:rPr>
-          <w:color w:val="000000"/>
-          <w:sz w:val="22"/>
-        </w:rPr>
-        <w:t>R.35 Checkout con datos de contacto</w:t>
-      </w:r>
-    </w:p>
-    <w:p>
-      <w:pPr>
-        <w:keepNext/>
-        <w:keepLines/>
-        <w:widowControl/>
-        <w:spacing w:after="120"/>
-      </w:pPr>
-      <w:r>
-        <w:rPr>
-          <w:rFonts w:ascii="Calibri" w:hAnsi="Calibri"/>
-          <w:b/>
-          <w:color w:val="000000"/>
-          <w:sz w:val="22"/>
-        </w:rPr>
-        <w:t>Actor:</w:t>
-      </w:r>
-      <w:r>
-        <w:rPr>
-          <w:rFonts w:ascii="Calibri" w:hAnsi="Calibri"/>
-          <w:color w:val="000000"/>
-          <w:sz w:val="22"/>
-        </w:rPr>
-        <w:t xml:space="preserve"> Visitante, Paciente. Recoger nombre, correo, teléfono, dirección, región, comuna y modalidad de atención con datos de perfil precargados.</w:t>
-      </w:r>
-    </w:p>
-    <w:p>
-      <w:pPr>
-        <w:keepNext/>
-        <w:keepLines/>
-        <w:widowControl/>
-        <w:spacing w:after="120"/>
-      </w:pPr>
-      <w:r>
-        <w:rPr>
-          <w:rFonts w:ascii="Calibri" w:hAnsi="Calibri"/>
-          <w:b/>
-          <w:color w:val="000000"/>
-          <w:sz w:val="22"/>
-        </w:rPr>
-        <w:t>Aceptación:</w:t>
-      </w:r>
-      <w:r>
-        <w:rPr>
-          <w:rFonts w:ascii="Calibri" w:hAnsi="Calibri"/>
-          <w:color w:val="000000"/>
-          <w:sz w:val="22"/>
-        </w:rPr>
-        <w:t xml:space="preserve"> Rechazar datos incompletos y permitir corregir los datos antes de confirmar el pago de prueba.</w:t>
-      </w:r>
+      <w:bookmarkStart w:id="823" w:name="ERS_apartado_23"/>
+      <w:r>
+        <w:rPr>
+          <w:color w:val="000000"/>
+        </w:rPr>
+        <w:t>3.3.2</w:t>
+        <w:tab/>
+        <w:t>Seguridad</w:t>
+      </w:r>
+      <w:bookmarkEnd w:id="823"/>
     </w:p>
     <w:p>
       <w:pPr>
@@ -5486,19 +6123,26 @@
       <w:r>
         <w:rPr>
           <w:rFonts w:ascii="Calibri" w:hAnsi="Calibri"/>
-          <w:b/>
-          <w:color w:val="000000"/>
-          <w:sz w:val="22"/>
-        </w:rPr>
-        <w:t>Estado:</w:t>
-      </w:r>
-      <w:r>
-        <w:rPr>
-          <w:rFonts w:ascii="Calibri" w:hAnsi="Calibri"/>
-          <w:color w:val="000000"/>
-          <w:sz w:val="22"/>
-        </w:rPr>
-        <w:t xml:space="preserve"> Implementado. Evidencia: Checkout.jsx; commerce.js.</w:t>
+          <w:color w:val="000000"/>
+          <w:sz w:val="22"/>
+        </w:rPr>
+        <w:t>La aplicación debe impedir desde sus flujos habituales que un paciente abra Admin, consulte órdenes ajenas o asigne planes. Las cuentas principales se protegen frente a borrado y cambios de rol desde la interfaz. Deben confirmarse las eliminaciones y cambios sensibles. Las pruebas comprueban estos límites del prototipo.</w:t>
+      </w:r>
+    </w:p>
+    <w:p>
+      <w:pPr>
+        <w:keepNext w:val="0"/>
+        <w:keepLines/>
+        <w:widowControl/>
+        <w:spacing w:after="120"/>
+      </w:pPr>
+      <w:r>
+        <w:rPr>
+          <w:rFonts w:ascii="Calibri" w:hAnsi="Calibri"/>
+          <w:color w:val="000000"/>
+          <w:sz w:val="22"/>
+        </w:rPr>
+        <w:t>localStorage puede ser modificado por quien controla el navegador y las contraseñas se conservan sin protección de servidor. No se declara cifrado, autenticación robusta ni autorización de producción. Para una versión real se requiere proteger credenciales y datos en backend y revisar el tratamiento de información clínica.</w:t>
       </w:r>
     </w:p>
     <w:p>
@@ -5509,63 +6153,16 @@
         <w:spacing w:after="120" w:before="180"/>
         <w:ind w:left="0" w:firstLine="0"/>
       </w:pPr>
-      <w:r>
-        <w:rPr>
-          <w:color w:val="000000"/>
-          <w:sz w:val="22"/>
-        </w:rPr>
-        <w:t>R.36 Pago simulado y comprobante</w:t>
-      </w:r>
-    </w:p>
-    <w:p>
-      <w:pPr>
-        <w:keepNext/>
-        <w:keepLines/>
-        <w:widowControl/>
-        <w:spacing w:after="120"/>
-      </w:pPr>
-      <w:r>
-        <w:rPr>
-          <w:rFonts w:ascii="Calibri" w:hAnsi="Calibri"/>
-          <w:b/>
-          <w:color w:val="000000"/>
-          <w:sz w:val="22"/>
-        </w:rPr>
-        <w:t>Actor:</w:t>
-      </w:r>
-      <w:r>
-        <w:rPr>
-          <w:rFonts w:ascii="Calibri" w:hAnsi="Calibri"/>
-          <w:color w:val="000000"/>
-          <w:sz w:val="22"/>
-        </w:rPr>
-        <w:t xml:space="preserve"> Visitante, Paciente. Demostrar compra aprobada o rechazada y mostrar un resumen académico con folio, cantidades y precios guardados.</w:t>
-      </w:r>
-    </w:p>
-    <w:p>
-      <w:pPr>
-        <w:keepNext/>
-        <w:keepLines/>
-        <w:widowControl/>
-        <w:spacing w:after="120"/>
-      </w:pPr>
-      <w:r>
-        <w:rPr>
-          <w:rFonts w:ascii="Calibri" w:hAnsi="Calibri"/>
-          <w:b/>
-          <w:color w:val="000000"/>
-          <w:sz w:val="22"/>
-        </w:rPr>
-        <w:t>Aceptación:</w:t>
-      </w:r>
-      <w:r>
-        <w:rPr>
-          <w:rFonts w:ascii="Calibri" w:hAnsi="Calibri"/>
-          <w:color w:val="000000"/>
-          <w:sz w:val="22"/>
-        </w:rPr>
-        <w:t xml:space="preserve"> Aprobar guarda orden y vacía carrito; rechazar conserva carrito; repetir una solicitud no duplica la orden.</w:t>
-      </w:r>
+      <w:bookmarkStart w:id="824" w:name="ERS_apartado_24"/>
+      <w:r>
+        <w:rPr>
+          <w:color w:val="000000"/>
+        </w:rPr>
+        <w:t>3.3.3</w:t>
+        <w:tab/>
+        <w:t>Fiabilidad</w:t>
+      </w:r>
+      <w:bookmarkEnd w:id="824"/>
     </w:p>
     <w:p>
       <w:pPr>
@@ -5577,19 +6174,10 @@
       <w:r>
         <w:rPr>
           <w:rFonts w:ascii="Calibri" w:hAnsi="Calibri"/>
-          <w:b/>
-          <w:color w:val="000000"/>
-          <w:sz w:val="22"/>
-        </w:rPr>
-        <w:t>Estado:</w:t>
-      </w:r>
-      <w:r>
-        <w:rPr>
-          <w:rFonts w:ascii="Calibri" w:hAnsi="Calibri"/>
-          <w:color w:val="000000"/>
-          <w:sz w:val="22"/>
-        </w:rPr>
-        <w:t xml:space="preserve"> Implementado. Evidencia: OrderResult.jsx; commerce.js; Shop.test.jsx.</w:t>
+          <w:color w:val="000000"/>
+          <w:sz w:val="22"/>
+        </w:rPr>
+        <w:t>Una operación fallida no debe presentarse como exitosa. Las pruebas simulan errores de almacenamiento en reserva y progreso; comprueban que no se anuncie un guardado correcto. Las órdenes conservan precios históricos y usan un identificador para impedir duplicación de una misma solicitud. La actualización de almacenamiento no es una transacción de base de datos ni ofrece garantías entre dispositivos.</w:t>
       </w:r>
     </w:p>
     <w:p>
@@ -5600,63 +6188,16 @@
         <w:spacing w:after="120" w:before="180"/>
         <w:ind w:left="0" w:firstLine="0"/>
       </w:pPr>
-      <w:r>
-        <w:rPr>
-          <w:color w:val="000000"/>
-          <w:sz w:val="22"/>
-        </w:rPr>
-        <w:t>R.37 Consulta de órdenes e historial</w:t>
-      </w:r>
-    </w:p>
-    <w:p>
-      <w:pPr>
-        <w:keepNext/>
-        <w:keepLines/>
-        <w:widowControl/>
-        <w:spacing w:after="120"/>
-      </w:pPr>
-      <w:r>
-        <w:rPr>
-          <w:rFonts w:ascii="Calibri" w:hAnsi="Calibri"/>
-          <w:b/>
-          <w:color w:val="000000"/>
-          <w:sz w:val="22"/>
-        </w:rPr>
-        <w:t>Actor:</w:t>
-      </w:r>
-      <w:r>
-        <w:rPr>
-          <w:rFonts w:ascii="Calibri" w:hAnsi="Calibri"/>
-          <w:color w:val="000000"/>
-          <w:sz w:val="22"/>
-        </w:rPr>
-        <w:t xml:space="preserve"> Paciente, Administrador. Permitir consultar compras propias y, al administrador, órdenes generales e historial por usuario.</w:t>
-      </w:r>
-    </w:p>
-    <w:p>
-      <w:pPr>
-        <w:keepNext/>
-        <w:keepLines/>
-        <w:widowControl/>
-        <w:spacing w:after="120"/>
-      </w:pPr>
-      <w:r>
-        <w:rPr>
-          <w:rFonts w:ascii="Calibri" w:hAnsi="Calibri"/>
-          <w:b/>
-          <w:color w:val="000000"/>
-          <w:sz w:val="22"/>
-        </w:rPr>
-        <w:t>Aceptación:</w:t>
-      </w:r>
-      <w:r>
-        <w:rPr>
-          <w:rFonts w:ascii="Calibri" w:hAnsi="Calibri"/>
-          <w:color w:val="000000"/>
-          <w:sz w:val="22"/>
-        </w:rPr>
-        <w:t xml:space="preserve"> Restringir el comprobante al propietario, administrador o última compra del invitado identificado en esa sesión.</w:t>
-      </w:r>
+      <w:bookmarkStart w:id="825" w:name="ERS_apartado_25"/>
+      <w:r>
+        <w:rPr>
+          <w:color w:val="000000"/>
+        </w:rPr>
+        <w:t>3.3.4</w:t>
+        <w:tab/>
+        <w:t>Disponibilidad</w:t>
+      </w:r>
+      <w:bookmarkEnd w:id="825"/>
     </w:p>
     <w:p>
       <w:pPr>
@@ -5668,19 +6209,10 @@
       <w:r>
         <w:rPr>
           <w:rFonts w:ascii="Calibri" w:hAnsi="Calibri"/>
-          <w:b/>
-          <w:color w:val="000000"/>
-          <w:sz w:val="22"/>
-        </w:rPr>
-        <w:t>Estado:</w:t>
-      </w:r>
-      <w:r>
-        <w:rPr>
-          <w:rFonts w:ascii="Calibri" w:hAnsi="Calibri"/>
-          <w:color w:val="000000"/>
-          <w:sz w:val="22"/>
-        </w:rPr>
-        <w:t xml:space="preserve"> Implementado. Evidencia: Orders.jsx; Users.jsx; Business.jsx.</w:t>
+          <w:color w:val="000000"/>
+          <w:sz w:val="22"/>
+        </w:rPr>
+        <w:t>El prototipo debe poder abrirse mientras el servidor local o el alojamiento de archivos esté activo. No se fija un porcentaje de disponibilidad sin infraestructura ni monitorización. El mapa puede no cargar si OpenStreetMap o la conexión fallan; los demás flujos locales deben conservar su navegación. El equipo debe iniciar el servidor y comprobar acceso antes de la demostración.</w:t>
       </w:r>
     </w:p>
     <w:p>
@@ -5691,63 +6223,16 @@
         <w:spacing w:after="120" w:before="180"/>
         <w:ind w:left="0" w:firstLine="0"/>
       </w:pPr>
-      <w:r>
-        <w:rPr>
-          <w:color w:val="000000"/>
-          <w:sz w:val="22"/>
-        </w:rPr>
-        <w:t>R.38 Reportes y servicios que requieren revisión</w:t>
-      </w:r>
-    </w:p>
-    <w:p>
-      <w:pPr>
-        <w:keepNext/>
-        <w:keepLines/>
-        <w:widowControl/>
-        <w:spacing w:after="120"/>
-      </w:pPr>
-      <w:r>
-        <w:rPr>
-          <w:rFonts w:ascii="Calibri" w:hAnsi="Calibri"/>
-          <w:b/>
-          <w:color w:val="000000"/>
-          <w:sz w:val="22"/>
-        </w:rPr>
-        <w:t>Actor:</w:t>
-      </w:r>
-      <w:r>
-        <w:rPr>
-          <w:rFonts w:ascii="Calibri" w:hAnsi="Calibri"/>
-          <w:color w:val="000000"/>
-          <w:sz w:val="22"/>
-        </w:rPr>
-        <w:t xml:space="preserve"> Administrador. Mostrar resumen del negocio, estados de citas, ingresos de compras simuladas e ingresos de citas completadas por separado.</w:t>
-      </w:r>
-    </w:p>
-    <w:p>
-      <w:pPr>
-        <w:keepNext/>
-        <w:keepLines/>
-        <w:widowControl/>
-        <w:spacing w:after="120"/>
-      </w:pPr>
-      <w:r>
-        <w:rPr>
-          <w:rFonts w:ascii="Calibri" w:hAnsi="Calibri"/>
-          <w:b/>
-          <w:color w:val="000000"/>
-          <w:sz w:val="22"/>
-        </w:rPr>
-        <w:t>Aceptación:</w:t>
-      </w:r>
-      <w:r>
-        <w:rPr>
-          <w:rFonts w:ascii="Calibri" w:hAnsi="Calibri"/>
-          <w:color w:val="000000"/>
-          <w:sz w:val="22"/>
-        </w:rPr>
-        <w:t xml:space="preserve"> No sumar una compra y su atención como un mismo ingreso; identificar servicios incompletos para su revisión.</w:t>
-      </w:r>
+      <w:bookmarkStart w:id="826" w:name="ERS_apartado_26"/>
+      <w:r>
+        <w:rPr>
+          <w:color w:val="000000"/>
+        </w:rPr>
+        <w:t>3.3.5</w:t>
+        <w:tab/>
+        <w:t>Mantenibilidad</w:t>
+      </w:r>
+      <w:bookmarkEnd w:id="826"/>
     </w:p>
     <w:p>
       <w:pPr>
@@ -5759,19 +6244,10 @@
       <w:r>
         <w:rPr>
           <w:rFonts w:ascii="Calibri" w:hAnsi="Calibri"/>
-          <w:b/>
-          <w:color w:val="000000"/>
-          <w:sz w:val="22"/>
-        </w:rPr>
-        <w:t>Estado:</w:t>
-      </w:r>
-      <w:r>
-        <w:rPr>
-          <w:rFonts w:ascii="Calibri" w:hAnsi="Calibri"/>
-          <w:color w:val="000000"/>
-          <w:sz w:val="22"/>
-        </w:rPr>
-        <w:t xml:space="preserve"> Implementado. Evidencia: Overview.jsx; Reports.jsx; Business.jsx.</w:t>
+          <w:color w:val="000000"/>
+          <w:sz w:val="22"/>
+        </w:rPr>
+        <w:t>Los componentes de presentación, páginas, hooks y reglas del dominio deben mantenerse separados, con nombres comprensibles y formato uniforme. Cada modificación relevante debe pasar pruebas, ESLint y build. El equipo mantiene código y documentos; el administrador cambia servicios y categorías desde el panel. La documentación se actualiza cuando cambia el alcance o los criterios de aceptación.</w:t>
       </w:r>
     </w:p>
     <w:p>
@@ -5782,63 +6258,16 @@
         <w:spacing w:after="120" w:before="180"/>
         <w:ind w:left="0" w:firstLine="0"/>
       </w:pPr>
-      <w:r>
-        <w:rPr>
-          <w:color w:val="000000"/>
-          <w:sz w:val="22"/>
-        </w:rPr>
-        <w:t>R.39 Asignación del plan alimenticio</w:t>
-      </w:r>
-    </w:p>
-    <w:p>
-      <w:pPr>
-        <w:keepNext/>
-        <w:keepLines/>
-        <w:widowControl/>
-        <w:spacing w:after="120"/>
-      </w:pPr>
-      <w:r>
-        <w:rPr>
-          <w:rFonts w:ascii="Calibri" w:hAnsi="Calibri"/>
-          <w:b/>
-          <w:color w:val="000000"/>
-          <w:sz w:val="22"/>
-        </w:rPr>
-        <w:t>Actor:</w:t>
-      </w:r>
-      <w:r>
-        <w:rPr>
-          <w:rFonts w:ascii="Calibri" w:hAnsi="Calibri"/>
-          <w:color w:val="000000"/>
-          <w:sz w:val="22"/>
-        </w:rPr>
-        <w:t xml:space="preserve"> Nutricionista, Administrador. Crear o actualizar el plan de un paciente autorizado desde la agenda del profesional.</w:t>
-      </w:r>
-    </w:p>
-    <w:p>
-      <w:pPr>
-        <w:keepNext/>
-        <w:keepLines/>
-        <w:widowControl/>
-        <w:spacing w:after="120"/>
-      </w:pPr>
-      <w:r>
-        <w:rPr>
-          <w:rFonts w:ascii="Calibri" w:hAnsi="Calibri"/>
-          <w:b/>
-          <w:color w:val="000000"/>
-          <w:sz w:val="22"/>
-        </w:rPr>
-        <w:t>Aceptación:</w:t>
-      </w:r>
-      <w:r>
-        <w:rPr>
-          <w:rFonts w:ascii="Calibri" w:hAnsi="Calibri"/>
-          <w:color w:val="000000"/>
-          <w:sz w:val="22"/>
-        </w:rPr>
-        <w:t xml:space="preserve"> El nutricionista solo asigna planes a pacientes de su agenda; el paciente únicamente consulta su propio plan.</w:t>
-      </w:r>
+      <w:bookmarkStart w:id="827" w:name="ERS_apartado_27"/>
+      <w:r>
+        <w:rPr>
+          <w:color w:val="000000"/>
+        </w:rPr>
+        <w:t>3.3.6</w:t>
+        <w:tab/>
+        <w:t>Portabilidad</w:t>
+      </w:r>
+      <w:bookmarkEnd w:id="827"/>
     </w:p>
     <w:p>
       <w:pPr>
@@ -5850,19 +6279,10 @@
       <w:r>
         <w:rPr>
           <w:rFonts w:ascii="Calibri" w:hAnsi="Calibri"/>
-          <w:b/>
-          <w:color w:val="000000"/>
-          <w:sz w:val="22"/>
-        </w:rPr>
-        <w:t>Estado:</w:t>
-      </w:r>
-      <w:r>
-        <w:rPr>
-          <w:rFonts w:ascii="Calibri" w:hAnsi="Calibri"/>
-          <w:color w:val="000000"/>
-          <w:sz w:val="22"/>
-        </w:rPr>
-        <w:t xml:space="preserve"> Implementado. Evidencia: Doctor.jsx; Plan.jsx; clinical.js.</w:t>
+          <w:color w:val="000000"/>
+          <w:sz w:val="22"/>
+        </w:rPr>
+        <w:t>El código frontend se instala desde el repositorio y archivo de bloqueo con Node.js 24 y se compila a archivos estáticos. Debe verificarse en navegadores modernos de escritorio y móvil; Safari y Firefox no se declaran probados. Las rutas SPA requieren fallback hacia index.html al desplegar. La información local no se migra automáticamente entre navegadores, puertos o equipos.</w:t>
       </w:r>
     </w:p>
     <w:p>
@@ -5873,2967 +6293,90 @@
         <w:spacing w:after="120" w:before="240"/>
         <w:ind w:left="0" w:firstLine="0"/>
       </w:pPr>
-      <w:r>
-        <w:rPr>
-          <w:color w:val="000000"/>
-          <w:sz w:val="26"/>
-        </w:rPr>
-        <w:t>3.3 Requisitos no funcionales</w:t>
-      </w:r>
-    </w:p>
-    <w:p>
-      <w:pPr>
-        <w:pStyle w:val="Heading3"/>
-        <w:keepNext/>
-        <w:pageBreakBefore w:val="0"/>
-        <w:spacing w:after="120" w:before="180"/>
-        <w:ind w:left="0" w:firstLine="0"/>
-      </w:pPr>
-      <w:r>
-        <w:rPr>
-          <w:color w:val="000000"/>
-          <w:sz w:val="22"/>
-        </w:rPr>
-        <w:t>R.13 Responsividad</w:t>
-      </w:r>
-    </w:p>
-    <w:p>
-      <w:pPr>
-        <w:keepNext w:val="0"/>
-        <w:keepLines/>
-        <w:widowControl/>
-        <w:spacing w:after="120"/>
-      </w:pPr>
-      <w:r>
-        <w:rPr>
-          <w:rFonts w:ascii="Calibri" w:hAnsi="Calibri"/>
-          <w:color w:val="000000"/>
-          <w:sz w:val="22"/>
-        </w:rPr>
-        <w:t>Todas las vistas deben renderizar correctamente en 360px (móvil), 768px (tablet) y 1280px (escritorio), sin scroll horizontal ni elementos cortados.</w:t>
-      </w:r>
-    </w:p>
-    <w:p>
-      <w:pPr>
-        <w:keepNext/>
-        <w:keepLines/>
-        <w:widowControl/>
-        <w:spacing w:after="120"/>
-      </w:pPr>
-      <w:r>
-        <w:rPr>
-          <w:rFonts w:ascii="Calibri" w:hAnsi="Calibri"/>
-          <w:b/>
-          <w:color w:val="000000"/>
-          <w:sz w:val="22"/>
-        </w:rPr>
-        <w:t>Aceptación:</w:t>
-      </w:r>
-      <w:r>
-        <w:rPr>
-          <w:rFonts w:ascii="Calibri" w:hAnsi="Calibri"/>
-          <w:color w:val="000000"/>
-          <w:sz w:val="22"/>
-        </w:rPr>
-        <w:t xml:space="preserve"> Revisar todas las vistas a 360, 768 y 1280 píxeles, sin recortes ni desplazamiento horizontal del documento.</w:t>
-      </w:r>
-    </w:p>
-    <w:p>
-      <w:pPr>
-        <w:keepNext w:val="0"/>
-        <w:keepLines/>
-        <w:widowControl/>
-        <w:spacing w:after="120"/>
-      </w:pPr>
-      <w:r>
-        <w:rPr>
-          <w:rFonts w:ascii="Calibri" w:hAnsi="Calibri"/>
-          <w:b/>
-          <w:color w:val="000000"/>
-          <w:sz w:val="22"/>
-        </w:rPr>
-        <w:t>Estado:</w:t>
-      </w:r>
-      <w:r>
-        <w:rPr>
-          <w:rFonts w:ascii="Calibri" w:hAnsi="Calibri"/>
-          <w:color w:val="000000"/>
-          <w:sz w:val="22"/>
-        </w:rPr>
-        <w:t xml:space="preserve"> Pendiente de validación visual. Bootstrap, tablas responsivas y CSS adaptativo implementados; no existe acta de revisión visual completa. Evidencia: index.css; admin.css.</w:t>
-      </w:r>
-    </w:p>
-    <w:p>
-      <w:pPr>
-        <w:pStyle w:val="Heading3"/>
-        <w:keepNext/>
-        <w:pageBreakBefore w:val="0"/>
-        <w:spacing w:after="120" w:before="180"/>
-        <w:ind w:left="0" w:firstLine="0"/>
-      </w:pPr>
-      <w:r>
-        <w:rPr>
-          <w:color w:val="000000"/>
-          <w:sz w:val="22"/>
-        </w:rPr>
-        <w:t>R.14 Consistencia visual</w:t>
-      </w:r>
-    </w:p>
-    <w:p>
-      <w:pPr>
-        <w:keepNext w:val="0"/>
-        <w:keepLines/>
-        <w:widowControl/>
-        <w:spacing w:after="120"/>
-      </w:pPr>
-      <w:r>
-        <w:rPr>
-          <w:rFonts w:ascii="Calibri" w:hAnsi="Calibri"/>
-          <w:color w:val="000000"/>
-          <w:sz w:val="22"/>
-        </w:rPr>
-        <w:t>Uso de una paleta de colores y tipografía únicas en toda la app mediante componentes CSS reutilizables, evitando animaciones o transiciones complejas.</w:t>
-      </w:r>
-    </w:p>
-    <w:p>
-      <w:pPr>
-        <w:keepNext/>
-        <w:keepLines/>
-        <w:widowControl/>
-        <w:spacing w:after="120"/>
-      </w:pPr>
-      <w:r>
-        <w:rPr>
-          <w:rFonts w:ascii="Calibri" w:hAnsi="Calibri"/>
-          <w:b/>
-          <w:color w:val="000000"/>
-          <w:sz w:val="22"/>
-        </w:rPr>
-        <w:t>Aceptación:</w:t>
-      </w:r>
-      <w:r>
-        <w:rPr>
-          <w:rFonts w:ascii="Calibri" w:hAnsi="Calibri"/>
-          <w:color w:val="000000"/>
-          <w:sz w:val="22"/>
-        </w:rPr>
-        <w:t xml:space="preserve"> Mantener tipografía Poppins, componentes compartidos y la paleta institucional en páginas públicas y administrativas.</w:t>
-      </w:r>
-    </w:p>
-    <w:p>
-      <w:pPr>
-        <w:keepNext w:val="0"/>
-        <w:keepLines/>
-        <w:widowControl/>
-        <w:spacing w:after="120"/>
-      </w:pPr>
-      <w:r>
-        <w:rPr>
-          <w:rFonts w:ascii="Calibri" w:hAnsi="Calibri"/>
-          <w:b/>
-          <w:color w:val="000000"/>
-          <w:sz w:val="22"/>
-        </w:rPr>
-        <w:t>Estado:</w:t>
-      </w:r>
-      <w:r>
-        <w:rPr>
-          <w:rFonts w:ascii="Calibri" w:hAnsi="Calibri"/>
-          <w:color w:val="000000"/>
-          <w:sz w:val="22"/>
-        </w:rPr>
-        <w:t xml:space="preserve"> Implementado. Navbar, Footer, tarjetas y estilos compartidos; revisión estética final incluida en la aceptación manual. Evidencia: index.css; admin.css; components/.</w:t>
-      </w:r>
-    </w:p>
-    <w:p>
-      <w:pPr>
-        <w:pStyle w:val="Heading3"/>
-        <w:keepNext/>
-        <w:pageBreakBefore w:val="0"/>
-        <w:spacing w:after="120" w:before="180"/>
-        <w:ind w:left="0" w:firstLine="0"/>
-      </w:pPr>
-      <w:r>
-        <w:rPr>
-          <w:color w:val="000000"/>
-          <w:sz w:val="22"/>
-        </w:rPr>
-        <w:t>R.15 Rendimiento de interfaz</w:t>
-      </w:r>
-    </w:p>
-    <w:p>
-      <w:pPr>
-        <w:keepNext w:val="0"/>
-        <w:keepLines/>
-        <w:widowControl/>
-        <w:spacing w:after="120"/>
-      </w:pPr>
-      <w:r>
-        <w:rPr>
-          <w:rFonts w:ascii="Calibri" w:hAnsi="Calibri"/>
-          <w:color w:val="000000"/>
-          <w:sz w:val="22"/>
-        </w:rPr>
-        <w:t>Las vistas principales (catálogo, mis citas, historial) deben cargar en menos de 2 segundos en condiciones normales de red, evitando renders bloqueantes.</w:t>
-      </w:r>
-    </w:p>
-    <w:p>
-      <w:pPr>
-        <w:keepNext/>
-        <w:keepLines/>
-        <w:widowControl/>
-        <w:spacing w:after="120"/>
-      </w:pPr>
-      <w:r>
-        <w:rPr>
-          <w:rFonts w:ascii="Calibri" w:hAnsi="Calibri"/>
-          <w:b/>
-          <w:color w:val="000000"/>
-          <w:sz w:val="22"/>
-        </w:rPr>
-        <w:t>Aceptación:</w:t>
-      </w:r>
-      <w:r>
-        <w:rPr>
-          <w:rFonts w:ascii="Calibri" w:hAnsi="Calibri"/>
-          <w:color w:val="000000"/>
-          <w:sz w:val="22"/>
-        </w:rPr>
-        <w:t xml:space="preserve"> Medir catálogo, citas e historial en un entorno definido y comprobar cargas inferiores a 2 segundos.</w:t>
-      </w:r>
-    </w:p>
-    <w:p>
-      <w:pPr>
-        <w:keepNext w:val="0"/>
-        <w:keepLines/>
-        <w:widowControl/>
-        <w:spacing w:after="120"/>
-      </w:pPr>
-      <w:r>
-        <w:rPr>
-          <w:rFonts w:ascii="Calibri" w:hAnsi="Calibri"/>
-          <w:b/>
-          <w:color w:val="000000"/>
-          <w:sz w:val="22"/>
-        </w:rPr>
-        <w:t>Estado:</w:t>
-      </w:r>
-      <w:r>
-        <w:rPr>
-          <w:rFonts w:ascii="Calibri" w:hAnsi="Calibri"/>
-          <w:color w:val="000000"/>
-          <w:sz w:val="22"/>
-        </w:rPr>
-        <w:t xml:space="preserve"> Pendiente de medición. No se dispone de medición de carga reproducible; el build correcto no demuestra ese tiempo. Evidencia: Build Vite; medición pendiente.</w:t>
-      </w:r>
-    </w:p>
-    <w:p>
-      <w:pPr>
-        <w:pStyle w:val="Heading3"/>
-        <w:keepNext/>
-        <w:pageBreakBefore w:val="0"/>
-        <w:spacing w:after="120" w:before="180"/>
-        <w:ind w:left="0" w:firstLine="0"/>
-      </w:pPr>
-      <w:r>
-        <w:rPr>
-          <w:color w:val="000000"/>
-          <w:sz w:val="22"/>
-        </w:rPr>
-        <w:t>R.23 Control de versiones y documentación de cambios</w:t>
-      </w:r>
-    </w:p>
-    <w:p>
-      <w:pPr>
-        <w:keepNext w:val="0"/>
-        <w:keepLines/>
-        <w:widowControl/>
-        <w:spacing w:after="120"/>
-      </w:pPr>
-      <w:r>
-        <w:rPr>
-          <w:rFonts w:ascii="Calibri" w:hAnsi="Calibri"/>
-          <w:color w:val="000000"/>
-          <w:sz w:val="22"/>
-        </w:rPr>
-        <w:t>Todo el código debe versionarse en un repositorio Git remoto (GitHub) con commits descriptivos, permitiendo trazabilidad de los cambios de cada integrante.</w:t>
-      </w:r>
-    </w:p>
-    <w:p>
-      <w:pPr>
-        <w:keepNext/>
-        <w:keepLines/>
-        <w:widowControl/>
-        <w:spacing w:after="120"/>
-      </w:pPr>
-      <w:r>
-        <w:rPr>
-          <w:rFonts w:ascii="Calibri" w:hAnsi="Calibri"/>
-          <w:b/>
-          <w:color w:val="000000"/>
-          <w:sz w:val="22"/>
-        </w:rPr>
-        <w:t>Aceptación:</w:t>
-      </w:r>
-      <w:r>
-        <w:rPr>
-          <w:rFonts w:ascii="Calibri" w:hAnsi="Calibri"/>
-          <w:color w:val="000000"/>
-          <w:sz w:val="22"/>
-        </w:rPr>
-        <w:t xml:space="preserve"> Conservar el código y la documentación en un repositorio GitHub público con commits descriptivos.</w:t>
-      </w:r>
-    </w:p>
-    <w:p>
-      <w:pPr>
-        <w:keepNext w:val="0"/>
-        <w:keepLines/>
-        <w:widowControl/>
-        <w:spacing w:after="120"/>
-      </w:pPr>
-      <w:r>
-        <w:rPr>
-          <w:rFonts w:ascii="Calibri" w:hAnsi="Calibri"/>
-          <w:b/>
-          <w:color w:val="000000"/>
-          <w:sz w:val="22"/>
-        </w:rPr>
-        <w:t>Estado:</w:t>
-      </w:r>
-      <w:r>
-        <w:rPr>
-          <w:rFonts w:ascii="Calibri" w:hAnsi="Calibri"/>
-          <w:color w:val="000000"/>
-          <w:sz w:val="22"/>
-        </w:rPr>
-        <w:t xml:space="preserve"> Implementado. Repositorio público actualizado; Git identifica la cuenta configurada para cada commit, sin atribuir trabajo no demostrado. Evidencia: GitHub y registro Git.</w:t>
-      </w:r>
-    </w:p>
-    <w:p>
-      <w:pPr>
-        <w:pStyle w:val="Heading3"/>
-        <w:keepNext/>
-        <w:pageBreakBefore w:val="0"/>
-        <w:spacing w:after="120" w:before="180"/>
-        <w:ind w:left="0" w:firstLine="0"/>
-      </w:pPr>
-      <w:r>
-        <w:rPr>
-          <w:color w:val="000000"/>
-          <w:sz w:val="22"/>
-        </w:rPr>
-        <w:t>R.40 Pruebas de componentes con Jasmine y Karma</w:t>
-      </w:r>
-    </w:p>
-    <w:p>
-      <w:pPr>
-        <w:keepNext/>
-        <w:keepLines/>
-        <w:widowControl/>
-        <w:spacing w:after="120"/>
-      </w:pPr>
-      <w:r>
-        <w:rPr>
-          <w:rFonts w:ascii="Calibri" w:hAnsi="Calibri"/>
-          <w:color w:val="000000"/>
-          <w:sz w:val="22"/>
-        </w:rPr>
-        <w:t>Ejecutar al menos diez casos que comprueben renderizado, props, estado, eventos y errores en componentes React.</w:t>
-      </w:r>
-    </w:p>
-    <w:p>
-      <w:pPr>
-        <w:keepNext/>
-        <w:keepLines/>
-        <w:widowControl/>
-        <w:spacing w:after="120"/>
-      </w:pPr>
-      <w:r>
-        <w:rPr>
-          <w:rFonts w:ascii="Calibri" w:hAnsi="Calibri"/>
-          <w:b/>
-          <w:color w:val="000000"/>
-          <w:sz w:val="22"/>
-        </w:rPr>
-        <w:t>Aceptación:</w:t>
-      </w:r>
-      <w:r>
-        <w:rPr>
-          <w:rFonts w:ascii="Calibri" w:hAnsi="Calibri"/>
-          <w:color w:val="000000"/>
-          <w:sz w:val="22"/>
-        </w:rPr>
-        <w:t xml:space="preserve"> 94 ejecuciones aprobadas en la verificación documentada: 74 casos compartidos y 20 casos nativos adicionales; no representan 168 casos distintos.</w:t>
-      </w:r>
-    </w:p>
-    <w:p>
-      <w:pPr>
-        <w:keepNext w:val="0"/>
-        <w:keepLines/>
-        <w:widowControl/>
-        <w:spacing w:after="120"/>
-      </w:pPr>
-      <w:r>
-        <w:rPr>
-          <w:rFonts w:ascii="Calibri" w:hAnsi="Calibri"/>
-          <w:b/>
-          <w:color w:val="000000"/>
-          <w:sz w:val="22"/>
-        </w:rPr>
-        <w:t>Estado:</w:t>
-      </w:r>
-      <w:r>
-        <w:rPr>
-          <w:rFonts w:ascii="Calibri" w:hAnsi="Calibri"/>
-          <w:color w:val="000000"/>
-          <w:sz w:val="22"/>
-        </w:rPr>
-        <w:t xml:space="preserve"> Implementado. Evidencia: karma.conf.cjs; tests/jasmine/; scripts/run-jasmine.mjs.</w:t>
-      </w:r>
-    </w:p>
-    <w:p>
-      <w:pPr>
-        <w:pStyle w:val="Heading3"/>
-        <w:keepNext/>
-        <w:pageBreakBefore w:val="0"/>
-        <w:spacing w:after="120" w:before="180"/>
-        <w:ind w:left="0" w:firstLine="0"/>
-      </w:pPr>
-      <w:r>
-        <w:rPr>
-          <w:color w:val="000000"/>
-          <w:sz w:val="22"/>
-        </w:rPr>
-        <w:t>R.41 Proceso y evidencia de testing</w:t>
-      </w:r>
-    </w:p>
-    <w:p>
-      <w:pPr>
-        <w:keepNext/>
-        <w:keepLines/>
-        <w:widowControl/>
-        <w:spacing w:after="120"/>
-      </w:pPr>
-      <w:r>
-        <w:rPr>
-          <w:rFonts w:ascii="Calibri" w:hAnsi="Calibri"/>
-          <w:color w:val="000000"/>
-          <w:sz w:val="22"/>
-        </w:rPr>
-        <w:t>Configurar datos aislados, mocks o spies, restauración del entorno, cobertura y análisis de resultados reproducibles.</w:t>
-      </w:r>
-    </w:p>
-    <w:p>
-      <w:pPr>
-        <w:keepNext/>
-        <w:keepLines/>
-        <w:widowControl/>
-        <w:spacing w:after="120"/>
-      </w:pPr>
-      <w:r>
-        <w:rPr>
-          <w:rFonts w:ascii="Calibri" w:hAnsi="Calibri"/>
-          <w:b/>
-          <w:color w:val="000000"/>
-          <w:sz w:val="22"/>
-        </w:rPr>
-        <w:t>Aceptación:</w:t>
-      </w:r>
-      <w:r>
-        <w:rPr>
-          <w:rFonts w:ascii="Calibri" w:hAnsi="Calibri"/>
-          <w:color w:val="000000"/>
-          <w:sz w:val="22"/>
-        </w:rPr>
-        <w:t xml:space="preserve"> El informe identifica herramientas, alcance, métricas, errores simulados y limitaciones. npm run verify termina sin errores y conserva evidencias.</w:t>
-      </w:r>
-    </w:p>
-    <w:p>
-      <w:pPr>
-        <w:keepNext w:val="0"/>
-        <w:keepLines/>
-        <w:widowControl/>
-        <w:spacing w:after="120"/>
-      </w:pPr>
-      <w:r>
-        <w:rPr>
-          <w:rFonts w:ascii="Calibri" w:hAnsi="Calibri"/>
-          <w:b/>
-          <w:color w:val="000000"/>
-          <w:sz w:val="22"/>
-        </w:rPr>
-        <w:t>Estado:</w:t>
-      </w:r>
-      <w:r>
-        <w:rPr>
-          <w:rFonts w:ascii="Calibri" w:hAnsi="Calibri"/>
-          <w:color w:val="000000"/>
-          <w:sz w:val="22"/>
-        </w:rPr>
-        <w:t xml:space="preserve"> Implementado. Evidencia: scripts/verify.mjs; docs/evidencias/; Informe_Testing.md.</w:t>
-      </w:r>
-    </w:p>
-    <w:p>
-      <w:pPr>
-        <w:pStyle w:val="Heading3"/>
-        <w:keepNext/>
-        <w:pageBreakBefore w:val="0"/>
-        <w:spacing w:after="120" w:before="180"/>
-        <w:ind w:left="0" w:firstLine="0"/>
-      </w:pPr>
-      <w:r>
-        <w:rPr>
-          <w:color w:val="000000"/>
-          <w:sz w:val="22"/>
-        </w:rPr>
-        <w:t>R.42 Entrega y reproducibilidad</w:t>
-      </w:r>
-    </w:p>
-    <w:p>
-      <w:pPr>
-        <w:keepNext/>
-        <w:keepLines/>
-        <w:widowControl/>
-        <w:spacing w:after="120"/>
-      </w:pPr>
-      <w:r>
-        <w:rPr>
-          <w:rFonts w:ascii="Calibri" w:hAnsi="Calibri"/>
-          <w:color w:val="000000"/>
-          <w:sz w:val="22"/>
-        </w:rPr>
-        <w:t>Entregar código React, instrucciones, GitHub público, ZIP, ERS actualizado e informe de cobertura.</w:t>
-      </w:r>
-    </w:p>
-    <w:p>
-      <w:pPr>
-        <w:keepNext/>
-        <w:keepLines/>
-        <w:widowControl/>
-        <w:spacing w:after="120"/>
-      </w:pPr>
-      <w:r>
-        <w:rPr>
-          <w:rFonts w:ascii="Calibri" w:hAnsi="Calibri"/>
-          <w:b/>
-          <w:color w:val="000000"/>
-          <w:sz w:val="22"/>
-        </w:rPr>
-        <w:t>Aceptación:</w:t>
-      </w:r>
-      <w:r>
-        <w:rPr>
-          <w:rFonts w:ascii="Calibri" w:hAnsi="Calibri"/>
-          <w:color w:val="000000"/>
-          <w:sz w:val="22"/>
-        </w:rPr>
-        <w:t xml:space="preserve"> Instalar con npm ci, ejecutar npm run dev y verificar con Node.js 24 y Chrome o Edge; revisar que los documentos coincidan con el alcance declarado.</w:t>
-      </w:r>
-    </w:p>
-    <w:p>
-      <w:pPr>
-        <w:keepNext w:val="0"/>
-        <w:keepLines/>
-        <w:widowControl/>
-        <w:spacing w:after="120"/>
-      </w:pPr>
-      <w:r>
-        <w:rPr>
-          <w:rFonts w:ascii="Calibri" w:hAnsi="Calibri"/>
-          <w:b/>
-          <w:color w:val="000000"/>
-          <w:sz w:val="22"/>
-        </w:rPr>
-        <w:t>Estado:</w:t>
-      </w:r>
-      <w:r>
-        <w:rPr>
-          <w:rFonts w:ascii="Calibri" w:hAnsi="Calibri"/>
-          <w:color w:val="000000"/>
-          <w:sz w:val="22"/>
-        </w:rPr>
-        <w:t xml:space="preserve"> Documentación actualizada. Evidencia: README.md; package-lock.json; docs/.</w:t>
-      </w:r>
-    </w:p>
-    <w:p>
-      <w:pPr>
-        <w:pStyle w:val="Heading3"/>
-        <w:keepNext/>
-        <w:pageBreakBefore w:val="0"/>
-        <w:spacing w:after="120" w:before="180"/>
-        <w:ind w:left="0" w:firstLine="0"/>
-      </w:pPr>
-      <w:r>
-        <w:rPr>
-          <w:color w:val="000000"/>
-          <w:sz w:val="22"/>
-        </w:rPr>
-        <w:t>3.3.1 Requisitos de rendimiento</w:t>
-      </w:r>
-    </w:p>
-    <w:p>
-      <w:pPr>
-        <w:keepNext w:val="0"/>
-        <w:keepLines/>
-        <w:widowControl/>
-        <w:spacing w:after="120"/>
-      </w:pPr>
-      <w:r>
-        <w:rPr>
-          <w:rFonts w:ascii="Calibri" w:hAnsi="Calibri"/>
-          <w:color w:val="000000"/>
-          <w:sz w:val="22"/>
-        </w:rPr>
-        <w:t>R.15 conserva el objetivo de carga inferior a 2 segundos. Para verificarlo deben registrarse dispositivo, navegador, conexión, build y condiciones de caché en catálogo, citas e historial. Se propone realizar cinco cargas por vista y conservar tiempos y capturas; la medición todavía no se ha ejecutado. No se establece una capacidad multiusuario de servidor porque no hay backend compartido.</w:t>
-      </w:r>
-    </w:p>
-    <w:p>
-      <w:pPr>
-        <w:pStyle w:val="Heading3"/>
-        <w:keepNext/>
-        <w:pageBreakBefore w:val="0"/>
-        <w:spacing w:after="120" w:before="180"/>
-        <w:ind w:left="0" w:firstLine="0"/>
-      </w:pPr>
-      <w:r>
-        <w:rPr>
-          <w:color w:val="000000"/>
-          <w:sz w:val="22"/>
-        </w:rPr>
-        <w:t>3.3.2 Seguridad</w:t>
-      </w:r>
-    </w:p>
-    <w:p>
-      <w:pPr>
-        <w:keepNext w:val="0"/>
-        <w:keepLines/>
-        <w:widowControl/>
-        <w:spacing w:after="120"/>
-      </w:pPr>
-      <w:r>
-        <w:rPr>
-          <w:rFonts w:ascii="Calibri" w:hAnsi="Calibri"/>
-          <w:color w:val="000000"/>
-          <w:sz w:val="22"/>
-        </w:rPr>
-        <w:t>La aplicación debe impedir desde sus flujos habituales que un paciente abra Admin, consulte órdenes ajenas o asigne planes. Las cuentas principales se protegen frente a borrado y cambios de rol desde la interfaz. Deben confirmarse las eliminaciones y cambios sensibles. Las pruebas comprueban estos límites del prototipo.</w:t>
-      </w:r>
-    </w:p>
-    <w:p>
-      <w:pPr>
-        <w:keepNext w:val="0"/>
-        <w:keepLines/>
-        <w:widowControl/>
-        <w:spacing w:after="120"/>
-      </w:pPr>
-      <w:r>
-        <w:rPr>
-          <w:rFonts w:ascii="Calibri" w:hAnsi="Calibri"/>
-          <w:color w:val="000000"/>
-          <w:sz w:val="22"/>
-        </w:rPr>
-        <w:t>localStorage puede ser modificado por quien controla el navegador y las contraseñas se conservan sin protección de servidor. No se declara cifrado, autenticación robusta ni autorización de producción. Para una versión real se requiere proteger credenciales y datos en backend y revisar el tratamiento de información clínica.</w:t>
-      </w:r>
-    </w:p>
-    <w:p>
-      <w:pPr>
-        <w:pStyle w:val="Heading3"/>
-        <w:keepNext/>
-        <w:pageBreakBefore w:val="0"/>
-        <w:spacing w:after="120" w:before="180"/>
-        <w:ind w:left="0" w:firstLine="0"/>
-      </w:pPr>
-      <w:r>
-        <w:rPr>
-          <w:color w:val="000000"/>
-          <w:sz w:val="22"/>
-        </w:rPr>
-        <w:t>3.3.3 Fiabilidad</w:t>
-      </w:r>
-    </w:p>
-    <w:p>
-      <w:pPr>
-        <w:keepNext w:val="0"/>
-        <w:keepLines/>
-        <w:widowControl/>
-        <w:spacing w:after="120"/>
-      </w:pPr>
-      <w:r>
-        <w:rPr>
-          <w:rFonts w:ascii="Calibri" w:hAnsi="Calibri"/>
-          <w:color w:val="000000"/>
-          <w:sz w:val="22"/>
-        </w:rPr>
-        <w:t>Una operación fallida no debe presentarse como exitosa. Las pruebas simulan errores de almacenamiento en reserva y progreso; comprueban que no se anuncie un guardado correcto. Las órdenes conservan precios históricos y usan un identificador para impedir duplicación de una misma solicitud. La actualización de almacenamiento no es una transacción de base de datos ni ofrece garantías entre dispositivos.</w:t>
-      </w:r>
-    </w:p>
-    <w:p>
-      <w:pPr>
-        <w:pStyle w:val="Heading3"/>
-        <w:keepNext/>
-        <w:pageBreakBefore w:val="0"/>
-        <w:spacing w:after="120" w:before="180"/>
-        <w:ind w:left="0" w:firstLine="0"/>
-      </w:pPr>
-      <w:r>
-        <w:rPr>
-          <w:color w:val="000000"/>
-          <w:sz w:val="22"/>
-        </w:rPr>
-        <w:t>3.3.4 Disponibilidad</w:t>
-      </w:r>
-    </w:p>
-    <w:p>
-      <w:pPr>
-        <w:keepNext w:val="0"/>
-        <w:keepLines/>
-        <w:widowControl/>
-        <w:spacing w:after="120"/>
-      </w:pPr>
-      <w:r>
-        <w:rPr>
-          <w:rFonts w:ascii="Calibri" w:hAnsi="Calibri"/>
-          <w:color w:val="000000"/>
-          <w:sz w:val="22"/>
-        </w:rPr>
-        <w:t>El prototipo debe poder abrirse mientras el servidor local o el alojamiento de archivos esté activo. No se fija un porcentaje de disponibilidad sin infraestructura ni monitorización. El mapa puede no cargar si OpenStreetMap o la conexión fallan; los demás flujos locales deben conservar su navegación. El equipo debe iniciar el servidor y comprobar acceso antes de la demostración.</w:t>
-      </w:r>
-    </w:p>
-    <w:p>
-      <w:pPr>
-        <w:pStyle w:val="Heading3"/>
-        <w:keepNext/>
-        <w:pageBreakBefore w:val="0"/>
-        <w:spacing w:after="120" w:before="180"/>
-        <w:ind w:left="0" w:firstLine="0"/>
-      </w:pPr>
-      <w:r>
-        <w:rPr>
-          <w:color w:val="000000"/>
-          <w:sz w:val="22"/>
-        </w:rPr>
-        <w:t>3.3.5 Mantenibilidad</w:t>
-      </w:r>
-    </w:p>
-    <w:p>
-      <w:pPr>
-        <w:keepNext w:val="0"/>
-        <w:keepLines/>
-        <w:widowControl/>
-        <w:spacing w:after="120"/>
-      </w:pPr>
-      <w:r>
-        <w:rPr>
-          <w:rFonts w:ascii="Calibri" w:hAnsi="Calibri"/>
-          <w:color w:val="000000"/>
-          <w:sz w:val="22"/>
-        </w:rPr>
-        <w:t>Los componentes de presentación, páginas, hooks y reglas del dominio deben mantenerse separados, con nombres comprensibles y formato uniforme. Cada modificación relevante debe pasar pruebas, ESLint y build. El equipo mantiene código y documentos; el administrador cambia servicios y categorías desde el panel. La documentación se actualiza cuando cambia el alcance o los criterios de aceptación.</w:t>
-      </w:r>
-    </w:p>
-    <w:p>
-      <w:pPr>
-        <w:pStyle w:val="Heading3"/>
-        <w:keepNext/>
-        <w:pageBreakBefore w:val="0"/>
-        <w:spacing w:after="120" w:before="180"/>
-        <w:ind w:left="0" w:firstLine="0"/>
-      </w:pPr>
-      <w:r>
-        <w:rPr>
-          <w:color w:val="000000"/>
-          <w:sz w:val="22"/>
-        </w:rPr>
-        <w:t>3.3.6 Portabilidad</w:t>
-      </w:r>
-    </w:p>
-    <w:p>
-      <w:pPr>
-        <w:keepNext w:val="0"/>
-        <w:keepLines/>
-        <w:widowControl/>
-        <w:spacing w:after="120"/>
-      </w:pPr>
-      <w:r>
-        <w:rPr>
-          <w:rFonts w:ascii="Calibri" w:hAnsi="Calibri"/>
-          <w:color w:val="000000"/>
-          <w:sz w:val="22"/>
-        </w:rPr>
-        <w:t>El código frontend se instala desde el repositorio y archivo de bloqueo con Node.js 24 y se compila a archivos estáticos. Debe verificarse en navegadores modernos de escritorio y móvil; Safari y Firefox no se declaran probados. Las rutas SPA requieren fallback hacia index.html al desplegar. La información local no se migra automáticamente entre navegadores, puertos o equipos.</w:t>
-      </w:r>
-    </w:p>
-    <w:p>
-      <w:pPr>
-        <w:pStyle w:val="Heading2"/>
-        <w:keepNext/>
-        <w:pageBreakBefore/>
-        <w:spacing w:after="120" w:before="240"/>
-        <w:ind w:left="0" w:firstLine="0"/>
-      </w:pPr>
-      <w:r>
-        <w:rPr>
-          <w:color w:val="000000"/>
-          <w:sz w:val="26"/>
-        </w:rPr>
-        <w:t>3.4 Otros requisitos</w:t>
-      </w:r>
-    </w:p>
-    <w:p>
-      <w:pPr>
-        <w:pStyle w:val="Heading3"/>
-        <w:keepNext/>
-        <w:pageBreakBefore w:val="0"/>
-        <w:spacing w:after="120" w:before="180"/>
-        <w:ind w:left="0" w:firstLine="0"/>
-      </w:pPr>
-      <w:r>
-        <w:rPr>
-          <w:color w:val="000000"/>
-          <w:sz w:val="22"/>
-        </w:rPr>
-        <w:t>3.4.1 Datos y persistencia</w:t>
-      </w:r>
-    </w:p>
-    <w:tbl>
-      <w:tblPr>
-        <w:tblW w:type="auto" w:w="0"/>
-        <w:tblLayout w:type="fixed"/>
-        <w:tblLook w:firstColumn="1" w:firstRow="1" w:lastColumn="0" w:lastRow="0" w:noHBand="0" w:noVBand="1" w:val="04A0"/>
-        <w:tblBorders>
-          <w:top w:val="single" w:sz="4" w:color="D9D9D9"/>
-          <w:left w:val="single" w:sz="4" w:color="D9D9D9"/>
-          <w:bottom w:val="single" w:sz="4" w:color="D9D9D9"/>
-          <w:right w:val="single" w:sz="4" w:color="D9D9D9"/>
-          <w:insideH w:val="single" w:sz="4" w:color="D9D9D9"/>
-          <w:insideV w:val="single" w:sz="4" w:color="D9D9D9"/>
-        </w:tblBorders>
-      </w:tblPr>
-      <w:tblGrid>
-        <w:gridCol w:w="2088"/>
-        <w:gridCol w:w="7099"/>
-      </w:tblGrid>
-      <w:tr>
-        <w:trPr>
-          <w:cantSplit/>
-          <w:tblHeader/>
-        </w:trPr>
-        <w:tc>
-          <w:tcPr>
-            <w:tcW w:type="dxa" w:w="2088"/>
-            <w:vAlign w:val="center"/>
-            <w:tcMar>
-              <w:top w:w="90" w:type="dxa"/>
-              <w:left w:w="90" w:type="dxa"/>
-              <w:bottom w:w="90" w:type="dxa"/>
-              <w:right w:w="90" w:type="dxa"/>
-            </w:tcMar>
-            <w:shd w:fill="E7E6E6"/>
-          </w:tcPr>
-          <w:p>
-            <w:pPr>
-              <w:keepNext w:val="0"/>
-              <w:spacing w:after="40" w:before="40" w:line="252" w:lineRule="auto"/>
-            </w:pPr>
-            <w:r>
-              <w:rPr>
-                <w:rFonts w:ascii="Calibri" w:hAnsi="Calibri"/>
-                <w:b/>
-                <w:color w:val="000000"/>
-                <w:sz w:val="20"/>
-              </w:rPr>
-              <w:t>Conjunto de datos</w:t>
-            </w:r>
-          </w:p>
-        </w:tc>
-        <w:tc>
-          <w:tcPr>
-            <w:tcW w:type="dxa" w:w="7099"/>
-            <w:vAlign w:val="center"/>
-            <w:tcMar>
-              <w:top w:w="90" w:type="dxa"/>
-              <w:left w:w="90" w:type="dxa"/>
-              <w:bottom w:w="90" w:type="dxa"/>
-              <w:right w:w="90" w:type="dxa"/>
-            </w:tcMar>
-            <w:shd w:fill="E7E6E6"/>
-          </w:tcPr>
-          <w:p>
-            <w:pPr>
-              <w:keepNext w:val="0"/>
-              <w:spacing w:after="40" w:before="40" w:line="252" w:lineRule="auto"/>
-            </w:pPr>
-            <w:r>
-              <w:rPr>
-                <w:rFonts w:ascii="Calibri" w:hAnsi="Calibri"/>
-                <w:b/>
-                <w:color w:val="000000"/>
-                <w:sz w:val="20"/>
-              </w:rPr>
-              <w:t>Contenido y reglas</w:t>
-            </w:r>
-          </w:p>
-        </w:tc>
-      </w:tr>
-      <w:tr>
-        <w:trPr>
-          <w:cantSplit/>
-        </w:trPr>
-        <w:tc>
-          <w:tcPr>
-            <w:tcW w:type="dxa" w:w="2088"/>
-            <w:vAlign w:val="center"/>
-            <w:tcMar>
-              <w:top w:w="90" w:type="dxa"/>
-              <w:left w:w="90" w:type="dxa"/>
-              <w:bottom w:w="90" w:type="dxa"/>
-              <w:right w:w="90" w:type="dxa"/>
-            </w:tcMar>
-            <w:shd w:fill="FFFFFF"/>
-          </w:tcPr>
-          <w:p>
-            <w:pPr>
-              <w:keepNext w:val="0"/>
-              <w:spacing w:after="40" w:before="40" w:line="252" w:lineRule="auto"/>
-            </w:pPr>
-            <w:r>
-              <w:rPr>
-                <w:rFonts w:ascii="Calibri" w:hAnsi="Calibri"/>
-                <w:b w:val="0"/>
-                <w:color w:val="000000"/>
-                <w:sz w:val="20"/>
-              </w:rPr>
-              <w:t>Usuarios y sesión</w:t>
-            </w:r>
-          </w:p>
-        </w:tc>
-        <w:tc>
-          <w:tcPr>
-            <w:tcW w:type="dxa" w:w="7099"/>
-            <w:vAlign w:val="center"/>
-            <w:tcMar>
-              <w:top w:w="90" w:type="dxa"/>
-              <w:left w:w="90" w:type="dxa"/>
-              <w:bottom w:w="90" w:type="dxa"/>
-              <w:right w:w="90" w:type="dxa"/>
-            </w:tcMar>
-            <w:shd w:fill="FFFFFF"/>
-          </w:tcPr>
-          <w:p>
-            <w:pPr>
-              <w:keepNext w:val="0"/>
-              <w:spacing w:after="40" w:before="40" w:line="252" w:lineRule="auto"/>
-            </w:pPr>
-            <w:r>
-              <w:rPr>
-                <w:rFonts w:ascii="Calibri" w:hAnsi="Calibri"/>
-                <w:b w:val="0"/>
-                <w:color w:val="000000"/>
-                <w:sz w:val="20"/>
-              </w:rPr>
-              <w:t>nutrivida_usuarios y usuarios; nutrivida_sesion y adminLogueado. Correo como vínculo de cuenta; información por origen del navegador.</w:t>
-            </w:r>
-          </w:p>
-        </w:tc>
-      </w:tr>
-      <w:tr>
-        <w:trPr>
-          <w:cantSplit/>
-        </w:trPr>
-        <w:tc>
-          <w:tcPr>
-            <w:tcW w:type="dxa" w:w="2088"/>
-            <w:vAlign w:val="center"/>
-            <w:tcMar>
-              <w:top w:w="90" w:type="dxa"/>
-              <w:left w:w="90" w:type="dxa"/>
-              <w:bottom w:w="90" w:type="dxa"/>
-              <w:right w:w="90" w:type="dxa"/>
-            </w:tcMar>
-            <w:shd w:fill="FFFFFF"/>
-          </w:tcPr>
-          <w:p>
-            <w:pPr>
-              <w:keepNext w:val="0"/>
-              <w:spacing w:after="40" w:before="40" w:line="252" w:lineRule="auto"/>
-            </w:pPr>
-            <w:r>
-              <w:rPr>
-                <w:rFonts w:ascii="Calibri" w:hAnsi="Calibri"/>
-                <w:b w:val="0"/>
-                <w:color w:val="000000"/>
-                <w:sz w:val="20"/>
-              </w:rPr>
-              <w:t>Servicios y categorías</w:t>
-            </w:r>
-          </w:p>
-        </w:tc>
-        <w:tc>
-          <w:tcPr>
-            <w:tcW w:type="dxa" w:w="7099"/>
-            <w:vAlign w:val="center"/>
-            <w:tcMar>
-              <w:top w:w="90" w:type="dxa"/>
-              <w:left w:w="90" w:type="dxa"/>
-              <w:bottom w:w="90" w:type="dxa"/>
-              <w:right w:w="90" w:type="dxa"/>
-            </w:tcMar>
-            <w:shd w:fill="FFFFFF"/>
-          </w:tcPr>
-          <w:p>
-            <w:pPr>
-              <w:keepNext w:val="0"/>
-              <w:spacing w:after="40" w:before="40" w:line="252" w:lineRule="auto"/>
-            </w:pPr>
-            <w:r>
-              <w:rPr>
-                <w:rFonts w:ascii="Calibri" w:hAnsi="Calibri"/>
-                <w:b w:val="0"/>
-                <w:color w:val="000000"/>
-                <w:sz w:val="20"/>
-              </w:rPr>
-              <w:t>serviciosNutriVida y nutrivida_servicios; nutrivida_categorias. La categoría enlaza servicios y filtro público.</w:t>
-            </w:r>
-          </w:p>
-        </w:tc>
-      </w:tr>
-      <w:tr>
-        <w:trPr>
-          <w:cantSplit/>
-        </w:trPr>
-        <w:tc>
-          <w:tcPr>
-            <w:tcW w:type="dxa" w:w="2088"/>
-            <w:vAlign w:val="center"/>
-            <w:tcMar>
-              <w:top w:w="90" w:type="dxa"/>
-              <w:left w:w="90" w:type="dxa"/>
-              <w:bottom w:w="90" w:type="dxa"/>
-              <w:right w:w="90" w:type="dxa"/>
-            </w:tcMar>
-            <w:shd w:fill="FFFFFF"/>
-          </w:tcPr>
-          <w:p>
-            <w:pPr>
-              <w:keepNext w:val="0"/>
-              <w:spacing w:after="40" w:before="40" w:line="252" w:lineRule="auto"/>
-            </w:pPr>
-            <w:r>
-              <w:rPr>
-                <w:rFonts w:ascii="Calibri" w:hAnsi="Calibri"/>
-                <w:b w:val="0"/>
-                <w:color w:val="000000"/>
-                <w:sz w:val="20"/>
-              </w:rPr>
-              <w:t>Citas</w:t>
-            </w:r>
-          </w:p>
-        </w:tc>
-        <w:tc>
-          <w:tcPr>
-            <w:tcW w:type="dxa" w:w="7099"/>
-            <w:vAlign w:val="center"/>
-            <w:tcMar>
-              <w:top w:w="90" w:type="dxa"/>
-              <w:left w:w="90" w:type="dxa"/>
-              <w:bottom w:w="90" w:type="dxa"/>
-              <w:right w:w="90" w:type="dxa"/>
-            </w:tcMar>
-            <w:shd w:fill="FFFFFF"/>
-          </w:tcPr>
-          <w:p>
-            <w:pPr>
-              <w:keepNext w:val="0"/>
-              <w:spacing w:after="40" w:before="40" w:line="252" w:lineRule="auto"/>
-            </w:pPr>
-            <w:r>
-              <w:rPr>
-                <w:rFonts w:ascii="Calibri" w:hAnsi="Calibri"/>
-                <w:b w:val="0"/>
-                <w:color w:val="000000"/>
-                <w:sz w:val="20"/>
-              </w:rPr>
-              <w:t>nutrivida_citas y nutrivida_carrito heredado. Correo del paciente, servicio, profesional, fecha, hora, duración, motivo y estado; unión sin duplicados.</w:t>
-            </w:r>
-          </w:p>
-        </w:tc>
-      </w:tr>
-      <w:tr>
-        <w:trPr>
-          <w:cantSplit/>
-        </w:trPr>
-        <w:tc>
-          <w:tcPr>
-            <w:tcW w:type="dxa" w:w="2088"/>
-            <w:vAlign w:val="center"/>
-            <w:tcMar>
-              <w:top w:w="90" w:type="dxa"/>
-              <w:left w:w="90" w:type="dxa"/>
-              <w:bottom w:w="90" w:type="dxa"/>
-              <w:right w:w="90" w:type="dxa"/>
-            </w:tcMar>
-            <w:shd w:fill="FFFFFF"/>
-          </w:tcPr>
-          <w:p>
-            <w:pPr>
-              <w:keepNext w:val="0"/>
-              <w:spacing w:after="40" w:before="40" w:line="252" w:lineRule="auto"/>
-            </w:pPr>
-            <w:r>
-              <w:rPr>
-                <w:rFonts w:ascii="Calibri" w:hAnsi="Calibri"/>
-                <w:b w:val="0"/>
-                <w:color w:val="000000"/>
-                <w:sz w:val="20"/>
-              </w:rPr>
-              <w:t>Carrito y órdenes</w:t>
-            </w:r>
-          </w:p>
-        </w:tc>
-        <w:tc>
-          <w:tcPr>
-            <w:tcW w:type="dxa" w:w="7099"/>
-            <w:vAlign w:val="center"/>
-            <w:tcMar>
-              <w:top w:w="90" w:type="dxa"/>
-              <w:left w:w="90" w:type="dxa"/>
-              <w:bottom w:w="90" w:type="dxa"/>
-              <w:right w:w="90" w:type="dxa"/>
-            </w:tcMar>
-            <w:shd w:fill="FFFFFF"/>
-          </w:tcPr>
-          <w:p>
-            <w:pPr>
-              <w:keepNext w:val="0"/>
-              <w:spacing w:after="40" w:before="40" w:line="252" w:lineRule="auto"/>
-            </w:pPr>
-            <w:r>
-              <w:rPr>
-                <w:rFonts w:ascii="Calibri" w:hAnsi="Calibri"/>
-                <w:b w:val="0"/>
-                <w:color w:val="000000"/>
-                <w:sz w:val="20"/>
-              </w:rPr>
-              <w:t>nutrivida_compra por cuenta o invitado; nutrivida_ordenes. Cantidades, precios históricos, contacto, resultado y folio.</w:t>
-            </w:r>
-          </w:p>
-        </w:tc>
-      </w:tr>
-      <w:tr>
-        <w:trPr>
-          <w:cantSplit/>
-        </w:trPr>
-        <w:tc>
-          <w:tcPr>
-            <w:tcW w:type="dxa" w:w="2088"/>
-            <w:vAlign w:val="center"/>
-            <w:tcMar>
-              <w:top w:w="90" w:type="dxa"/>
-              <w:left w:w="90" w:type="dxa"/>
-              <w:bottom w:w="90" w:type="dxa"/>
-              <w:right w:w="90" w:type="dxa"/>
-            </w:tcMar>
-            <w:shd w:fill="FFFFFF"/>
-          </w:tcPr>
-          <w:p>
-            <w:pPr>
-              <w:keepNext w:val="0"/>
-              <w:spacing w:after="40" w:before="40" w:line="252" w:lineRule="auto"/>
-            </w:pPr>
-            <w:r>
-              <w:rPr>
-                <w:rFonts w:ascii="Calibri" w:hAnsi="Calibri"/>
-                <w:b w:val="0"/>
-                <w:color w:val="000000"/>
-                <w:sz w:val="20"/>
-              </w:rPr>
-              <w:t>Atención y contacto</w:t>
-            </w:r>
-          </w:p>
-        </w:tc>
-        <w:tc>
-          <w:tcPr>
-            <w:tcW w:type="dxa" w:w="7099"/>
-            <w:vAlign w:val="center"/>
-            <w:tcMar>
-              <w:top w:w="90" w:type="dxa"/>
-              <w:left w:w="90" w:type="dxa"/>
-              <w:bottom w:w="90" w:type="dxa"/>
-              <w:right w:w="90" w:type="dxa"/>
-            </w:tcMar>
-            <w:shd w:fill="FFFFFF"/>
-          </w:tcPr>
-          <w:p>
-            <w:pPr>
-              <w:keepNext w:val="0"/>
-              <w:spacing w:after="40" w:before="40" w:line="252" w:lineRule="auto"/>
-            </w:pPr>
-            <w:r>
-              <w:rPr>
-                <w:rFonts w:ascii="Calibri" w:hAnsi="Calibri"/>
-                <w:b w:val="0"/>
-                <w:color w:val="000000"/>
-                <w:sz w:val="20"/>
-              </w:rPr>
-              <w:t>nutrivida_planes, nutrivida_progreso y nutrivida_mensajes. Plan vigente, fecha y peso personal, mensajes internos.</w:t>
-            </w:r>
-          </w:p>
-        </w:tc>
-      </w:tr>
-      <w:tr>
-        <w:trPr>
-          <w:cantSplit/>
-        </w:trPr>
-        <w:tc>
-          <w:tcPr>
-            <w:tcW w:type="dxa" w:w="2088"/>
-            <w:vAlign w:val="center"/>
-            <w:tcMar>
-              <w:top w:w="90" w:type="dxa"/>
-              <w:left w:w="90" w:type="dxa"/>
-              <w:bottom w:w="90" w:type="dxa"/>
-              <w:right w:w="90" w:type="dxa"/>
-            </w:tcMar>
-            <w:shd w:fill="FFFFFF"/>
-          </w:tcPr>
-          <w:p>
-            <w:pPr>
-              <w:keepNext w:val="0"/>
-              <w:spacing w:after="40" w:before="40" w:line="252" w:lineRule="auto"/>
-            </w:pPr>
-            <w:r>
-              <w:rPr>
-                <w:rFonts w:ascii="Calibri" w:hAnsi="Calibri"/>
-                <w:b w:val="0"/>
-                <w:color w:val="000000"/>
-                <w:sz w:val="20"/>
-              </w:rPr>
-              <w:t>Ejemplos</w:t>
-            </w:r>
-          </w:p>
-        </w:tc>
-        <w:tc>
-          <w:tcPr>
-            <w:tcW w:type="dxa" w:w="7099"/>
-            <w:vAlign w:val="center"/>
-            <w:tcMar>
-              <w:top w:w="90" w:type="dxa"/>
-              <w:left w:w="90" w:type="dxa"/>
-              <w:bottom w:w="90" w:type="dxa"/>
-              <w:right w:w="90" w:type="dxa"/>
-            </w:tcMar>
-            <w:shd w:fill="FFFFFF"/>
-          </w:tcPr>
-          <w:p>
-            <w:pPr>
-              <w:keepNext w:val="0"/>
-              <w:spacing w:after="40" w:before="40" w:line="252" w:lineRule="auto"/>
-            </w:pPr>
-            <w:r>
-              <w:rPr>
-                <w:rFonts w:ascii="Calibri" w:hAnsi="Calibri"/>
-                <w:b w:val="0"/>
-                <w:color w:val="000000"/>
-                <w:sz w:val="20"/>
-              </w:rPr>
-              <w:t>Marcadores de inicialización v1 y v2; se agregan datos una sola vez sin sobrescribir registros existentes ni recrear elementos eliminados.</w:t>
-            </w:r>
-          </w:p>
-        </w:tc>
-      </w:tr>
-    </w:tbl>
-    <w:p>
-      <w:pPr>
-        <w:spacing w:after="40"/>
-      </w:pPr>
-    </w:p>
-    <w:p>
-      <w:pPr>
-        <w:pStyle w:val="Heading3"/>
-        <w:keepNext/>
-        <w:pageBreakBefore w:val="0"/>
-        <w:spacing w:after="120" w:before="180"/>
-        <w:ind w:left="0" w:firstLine="0"/>
-      </w:pPr>
-      <w:r>
-        <w:rPr>
-          <w:color w:val="000000"/>
-          <w:sz w:val="22"/>
-        </w:rPr>
-        <w:t>3.4.2 Reglas de negocio</w:t>
-      </w:r>
-    </w:p>
-    <w:p>
-      <w:pPr>
-        <w:keepNext w:val="0"/>
-        <w:keepLines/>
-        <w:widowControl/>
-        <w:spacing w:after="120"/>
-      </w:pPr>
-      <w:r>
-        <w:rPr>
-          <w:rFonts w:ascii="Calibri" w:hAnsi="Calibri"/>
-          <w:color w:val="000000"/>
-          <w:sz w:val="22"/>
-        </w:rPr>
-        <w:t>Las reservas se ofrecen de lunes a viernes entre 09:00 y 19:00, con inicios cada 30 minutos y validación de duración y disponibilidad del profesional. No se acepta una hora pasada u ocupada.</w:t>
-      </w:r>
-    </w:p>
-    <w:p>
-      <w:pPr>
-        <w:keepNext w:val="0"/>
-        <w:keepLines/>
-        <w:widowControl/>
-        <w:spacing w:after="120"/>
-      </w:pPr>
-      <w:r>
-        <w:rPr>
-          <w:rFonts w:ascii="Calibri" w:hAnsi="Calibri"/>
-          <w:color w:val="000000"/>
-          <w:sz w:val="22"/>
-        </w:rPr>
-        <w:t>Las citas pendientes o confirmadas pueden cancelarse con confirmación; una cita cancelada libera el horario. Las completadas o canceladas no se cancelan otra vez. La reprogramación directa está pendiente.</w:t>
-      </w:r>
-    </w:p>
-    <w:p>
-      <w:pPr>
-        <w:keepNext w:val="0"/>
-        <w:keepLines/>
-        <w:widowControl/>
-        <w:spacing w:after="120"/>
-      </w:pPr>
-      <w:r>
-        <w:rPr>
-          <w:rFonts w:ascii="Calibri" w:hAnsi="Calibri"/>
-          <w:color w:val="000000"/>
-          <w:sz w:val="22"/>
-        </w:rPr>
-        <w:t>Una compra aprobada guarda precios y cantidades y vacía el carrito. Una compra rechazada conserva el carrito. Comprar no agenda una consulta. Los descuentos se reflejan en la compra; la reserva utiliza el precio de servicio guardado por booking.js y no garantiza aplicar esa promoción.</w:t>
-      </w:r>
-    </w:p>
-    <w:p>
-      <w:pPr>
-        <w:keepNext w:val="0"/>
-        <w:keepLines/>
-        <w:widowControl/>
-        <w:spacing w:after="120"/>
-      </w:pPr>
-      <w:r>
-        <w:rPr>
-          <w:rFonts w:ascii="Calibri" w:hAnsi="Calibri"/>
-          <w:color w:val="000000"/>
-          <w:sz w:val="22"/>
-        </w:rPr>
-        <w:t>Un paciente consulta sus propios datos. El nutricionista ve su agenda y asigna planes a sus pacientes. El administrador revisa datos generales, y solo las cuentas principales otorgan o revocan privilegios de administrador.</w:t>
-      </w:r>
-    </w:p>
-    <w:p>
-      <w:pPr>
-        <w:keepNext w:val="0"/>
-        <w:keepLines/>
-        <w:widowControl/>
-        <w:spacing w:after="120"/>
-      </w:pPr>
-      <w:r>
-        <w:rPr>
-          <w:rFonts w:ascii="Calibri" w:hAnsi="Calibri"/>
-          <w:color w:val="000000"/>
-          <w:sz w:val="22"/>
-        </w:rPr>
-        <w:t>El registro admite cuatro regiones y comunas de ejemplo. El rol médico se simula mediante correo de dominio clínico; no constituye validación real de credenciales profesionales.</w:t>
-      </w:r>
-    </w:p>
-    <w:p>
-      <w:pPr>
-        <w:pStyle w:val="Heading3"/>
-        <w:keepNext/>
-        <w:pageBreakBefore w:val="0"/>
-        <w:spacing w:after="120" w:before="180"/>
-        <w:ind w:left="0" w:firstLine="0"/>
-      </w:pPr>
-      <w:r>
-        <w:rPr>
-          <w:color w:val="000000"/>
-          <w:sz w:val="22"/>
-        </w:rPr>
-        <w:t>3.4.3 Documentación y entrega</w:t>
-      </w:r>
-    </w:p>
-    <w:p>
-      <w:pPr>
-        <w:keepNext w:val="0"/>
-        <w:keepLines/>
-        <w:widowControl/>
-        <w:spacing w:after="120"/>
-      </w:pPr>
-      <w:r>
-        <w:rPr>
-          <w:rFonts w:ascii="Calibri" w:hAnsi="Calibri"/>
-          <w:color w:val="000000"/>
-          <w:sz w:val="22"/>
-        </w:rPr>
-        <w:t>Entregar enlace GitHub público, proyecto comprimido, este ERS V2 y documento de cobertura de testing. El README debe indicar instalación, ejecución, cuentas de demostración y verificación. Los originales de la primera evaluación se conservan como referencia y no sustituyen la aplicación React ubicada en nutrivida-react.</w:t>
-      </w:r>
-    </w:p>
-    <w:p>
-      <w:pPr>
-        <w:pStyle w:val="Heading1"/>
-        <w:keepNext/>
-        <w:pageBreakBefore w:val="0"/>
-        <w:spacing w:after="120" w:before="240"/>
-        <w:ind w:left="0" w:firstLine="0"/>
-      </w:pPr>
-      <w:r>
-        <w:rPr>
-          <w:color w:val="000000"/>
-          <w:sz w:val="28"/>
-        </w:rPr>
-        <w:t>4 Trazabilidad y aceptación</w:t>
-      </w:r>
-    </w:p>
-    <w:p>
-      <w:pPr>
-        <w:pStyle w:val="Heading2"/>
-        <w:keepNext/>
-        <w:pageBreakBefore w:val="0"/>
-        <w:spacing w:after="120" w:before="240"/>
-        <w:ind w:left="0" w:firstLine="0"/>
-      </w:pPr>
-      <w:r>
-        <w:rPr>
-          <w:color w:val="000000"/>
-          <w:sz w:val="26"/>
-        </w:rPr>
-        <w:t>4.1 Correspondencia con la pauta</w:t>
-      </w:r>
-    </w:p>
-    <w:tbl>
-      <w:tblPr>
-        <w:tblW w:type="auto" w:w="0"/>
-        <w:tblLayout w:type="fixed"/>
-        <w:tblLook w:firstColumn="1" w:firstRow="1" w:lastColumn="0" w:lastRow="0" w:noHBand="0" w:noVBand="1" w:val="04A0"/>
-        <w:tblBorders>
-          <w:top w:val="single" w:sz="4" w:color="D9D9D9"/>
-          <w:left w:val="single" w:sz="4" w:color="D9D9D9"/>
-          <w:bottom w:val="single" w:sz="4" w:color="D9D9D9"/>
-          <w:right w:val="single" w:sz="4" w:color="D9D9D9"/>
-          <w:insideH w:val="single" w:sz="4" w:color="D9D9D9"/>
-          <w:insideV w:val="single" w:sz="4" w:color="D9D9D9"/>
-        </w:tblBorders>
-      </w:tblPr>
-      <w:tblGrid>
-        <w:gridCol w:w="2592"/>
-        <w:gridCol w:w="6595"/>
-      </w:tblGrid>
-      <w:tr>
-        <w:trPr>
-          <w:cantSplit/>
-          <w:tblHeader/>
-        </w:trPr>
-        <w:tc>
-          <w:tcPr>
-            <w:tcW w:type="dxa" w:w="2592"/>
-            <w:vAlign w:val="center"/>
-            <w:tcMar>
-              <w:top w:w="90" w:type="dxa"/>
-              <w:left w:w="90" w:type="dxa"/>
-              <w:bottom w:w="90" w:type="dxa"/>
-              <w:right w:w="90" w:type="dxa"/>
-            </w:tcMar>
-            <w:shd w:fill="E7E6E6"/>
-          </w:tcPr>
-          <w:p>
-            <w:pPr>
-              <w:keepNext w:val="0"/>
-              <w:spacing w:after="40" w:before="40" w:line="252" w:lineRule="auto"/>
-            </w:pPr>
-            <w:r>
-              <w:rPr>
-                <w:rFonts w:ascii="Calibri" w:hAnsi="Calibri"/>
-                <w:b/>
-                <w:color w:val="000000"/>
-                <w:sz w:val="20"/>
-              </w:rPr>
-              <w:t>Exigencia</w:t>
-            </w:r>
-          </w:p>
-        </w:tc>
-        <w:tc>
-          <w:tcPr>
-            <w:tcW w:type="dxa" w:w="6595"/>
-            <w:vAlign w:val="center"/>
-            <w:tcMar>
-              <w:top w:w="90" w:type="dxa"/>
-              <w:left w:w="90" w:type="dxa"/>
-              <w:bottom w:w="90" w:type="dxa"/>
-              <w:right w:w="90" w:type="dxa"/>
-            </w:tcMar>
-            <w:shd w:fill="E7E6E6"/>
-          </w:tcPr>
-          <w:p>
-            <w:pPr>
-              <w:keepNext w:val="0"/>
-              <w:spacing w:after="40" w:before="40" w:line="252" w:lineRule="auto"/>
-            </w:pPr>
-            <w:r>
-              <w:rPr>
-                <w:rFonts w:ascii="Calibri" w:hAnsi="Calibri"/>
-                <w:b/>
-                <w:color w:val="000000"/>
-                <w:sz w:val="20"/>
-              </w:rPr>
-              <w:t>Requisitos y evidencia</w:t>
-            </w:r>
-          </w:p>
-        </w:tc>
-      </w:tr>
-      <w:tr>
-        <w:trPr>
-          <w:cantSplit/>
-        </w:trPr>
-        <w:tc>
-          <w:tcPr>
-            <w:tcW w:type="dxa" w:w="2592"/>
-            <w:vAlign w:val="center"/>
-            <w:tcMar>
-              <w:top w:w="90" w:type="dxa"/>
-              <w:left w:w="90" w:type="dxa"/>
-              <w:bottom w:w="90" w:type="dxa"/>
-              <w:right w:w="90" w:type="dxa"/>
-            </w:tcMar>
-            <w:shd w:fill="FFFFFF"/>
-          </w:tcPr>
-          <w:p>
-            <w:pPr>
-              <w:keepNext w:val="0"/>
-              <w:spacing w:after="40" w:before="40" w:line="252" w:lineRule="auto"/>
-            </w:pPr>
-            <w:r>
-              <w:rPr>
-                <w:rFonts w:ascii="Calibri" w:hAnsi="Calibri"/>
-                <w:b w:val="0"/>
-                <w:color w:val="000000"/>
-                <w:sz w:val="20"/>
-              </w:rPr>
-              <w:t>Framework y estructura</w:t>
-            </w:r>
-          </w:p>
-        </w:tc>
-        <w:tc>
-          <w:tcPr>
-            <w:tcW w:type="dxa" w:w="6595"/>
-            <w:vAlign w:val="center"/>
-            <w:tcMar>
-              <w:top w:w="90" w:type="dxa"/>
-              <w:left w:w="90" w:type="dxa"/>
-              <w:bottom w:w="90" w:type="dxa"/>
-              <w:right w:w="90" w:type="dxa"/>
-            </w:tcMar>
-            <w:shd w:fill="FFFFFF"/>
-          </w:tcPr>
-          <w:p>
-            <w:pPr>
-              <w:keepNext w:val="0"/>
-              <w:spacing w:after="40" w:before="40" w:line="252" w:lineRule="auto"/>
-            </w:pPr>
-            <w:r>
-              <w:rPr>
-                <w:rFonts w:ascii="Calibri" w:hAnsi="Calibri"/>
-                <w:b w:val="0"/>
-                <w:color w:val="000000"/>
-                <w:sz w:val="20"/>
-              </w:rPr>
-              <w:t>R.1 a R.12, R.16 a R.22, R.27 a R.39. App.jsx, páginas y módulos del dominio.</w:t>
-            </w:r>
-          </w:p>
-        </w:tc>
-      </w:tr>
-      <w:tr>
-        <w:trPr>
-          <w:cantSplit/>
-        </w:trPr>
-        <w:tc>
-          <w:tcPr>
-            <w:tcW w:type="dxa" w:w="2592"/>
-            <w:vAlign w:val="center"/>
-            <w:tcMar>
-              <w:top w:w="90" w:type="dxa"/>
-              <w:left w:w="90" w:type="dxa"/>
-              <w:bottom w:w="90" w:type="dxa"/>
-              <w:right w:w="90" w:type="dxa"/>
-            </w:tcMar>
-            <w:shd w:fill="FFFFFF"/>
-          </w:tcPr>
-          <w:p>
-            <w:pPr>
-              <w:keepNext w:val="0"/>
-              <w:spacing w:after="40" w:before="40" w:line="252" w:lineRule="auto"/>
-            </w:pPr>
-            <w:r>
-              <w:rPr>
-                <w:rFonts w:ascii="Calibri" w:hAnsi="Calibri"/>
-                <w:b w:val="0"/>
-                <w:color w:val="000000"/>
-                <w:sz w:val="20"/>
-              </w:rPr>
-              <w:t>Props estado y Bootstrap</w:t>
-            </w:r>
-          </w:p>
-        </w:tc>
-        <w:tc>
-          <w:tcPr>
-            <w:tcW w:type="dxa" w:w="6595"/>
-            <w:vAlign w:val="center"/>
-            <w:tcMar>
-              <w:top w:w="90" w:type="dxa"/>
-              <w:left w:w="90" w:type="dxa"/>
-              <w:bottom w:w="90" w:type="dxa"/>
-              <w:right w:w="90" w:type="dxa"/>
-            </w:tcMar>
-            <w:shd w:fill="FFFFFF"/>
-          </w:tcPr>
-          <w:p>
-            <w:pPr>
-              <w:keepNext w:val="0"/>
-              <w:spacing w:after="40" w:before="40" w:line="252" w:lineRule="auto"/>
-            </w:pPr>
-            <w:r>
-              <w:rPr>
-                <w:rFonts w:ascii="Calibri" w:hAnsi="Calibri"/>
-                <w:b w:val="0"/>
-                <w:color w:val="000000"/>
-                <w:sz w:val="20"/>
-              </w:rPr>
-              <w:t>R.3, R.10, R.13 y R.14. TarjetaServicio, formularios, Navbar y estilos. Validación visual completa pendiente.</w:t>
-            </w:r>
-          </w:p>
-        </w:tc>
-      </w:tr>
-      <w:tr>
-        <w:trPr>
-          <w:cantSplit/>
-        </w:trPr>
-        <w:tc>
-          <w:tcPr>
-            <w:tcW w:type="dxa" w:w="2592"/>
-            <w:vAlign w:val="center"/>
-            <w:tcMar>
-              <w:top w:w="90" w:type="dxa"/>
-              <w:left w:w="90" w:type="dxa"/>
-              <w:bottom w:w="90" w:type="dxa"/>
-              <w:right w:w="90" w:type="dxa"/>
-            </w:tcMar>
-            <w:shd w:fill="FFFFFF"/>
-          </w:tcPr>
-          <w:p>
-            <w:pPr>
-              <w:keepNext w:val="0"/>
-              <w:spacing w:after="40" w:before="40" w:line="252" w:lineRule="auto"/>
-            </w:pPr>
-            <w:r>
-              <w:rPr>
-                <w:rFonts w:ascii="Calibri" w:hAnsi="Calibri"/>
-                <w:b w:val="0"/>
-                <w:color w:val="000000"/>
-                <w:sz w:val="20"/>
-              </w:rPr>
-              <w:t>Diez pruebas Jasmine y Karma</w:t>
-            </w:r>
-          </w:p>
-        </w:tc>
-        <w:tc>
-          <w:tcPr>
-            <w:tcW w:type="dxa" w:w="6595"/>
-            <w:vAlign w:val="center"/>
-            <w:tcMar>
-              <w:top w:w="90" w:type="dxa"/>
-              <w:left w:w="90" w:type="dxa"/>
-              <w:bottom w:w="90" w:type="dxa"/>
-              <w:right w:w="90" w:type="dxa"/>
-            </w:tcMar>
-            <w:shd w:fill="FFFFFF"/>
-          </w:tcPr>
-          <w:p>
-            <w:pPr>
-              <w:keepNext w:val="0"/>
-              <w:spacing w:after="40" w:before="40" w:line="252" w:lineRule="auto"/>
-            </w:pPr>
-            <w:r>
-              <w:rPr>
-                <w:rFonts w:ascii="Calibri" w:hAnsi="Calibri"/>
-                <w:b w:val="0"/>
-                <w:color w:val="000000"/>
-                <w:sz w:val="20"/>
-              </w:rPr>
-              <w:t>R.40. Suite de componentes, casos nativos J01 a J20 y configuración Karma.</w:t>
-            </w:r>
-          </w:p>
-        </w:tc>
-      </w:tr>
-      <w:tr>
-        <w:trPr>
-          <w:cantSplit/>
-        </w:trPr>
-        <w:tc>
-          <w:tcPr>
-            <w:tcW w:type="dxa" w:w="2592"/>
-            <w:vAlign w:val="center"/>
-            <w:tcMar>
-              <w:top w:w="90" w:type="dxa"/>
-              <w:left w:w="90" w:type="dxa"/>
-              <w:bottom w:w="90" w:type="dxa"/>
-              <w:right w:w="90" w:type="dxa"/>
-            </w:tcMar>
-            <w:shd w:fill="FFFFFF"/>
-          </w:tcPr>
-          <w:p>
-            <w:pPr>
-              <w:keepNext w:val="0"/>
-              <w:spacing w:after="40" w:before="40" w:line="252" w:lineRule="auto"/>
-            </w:pPr>
-            <w:r>
-              <w:rPr>
-                <w:rFonts w:ascii="Calibri" w:hAnsi="Calibri"/>
-                <w:b w:val="0"/>
-                <w:color w:val="000000"/>
-                <w:sz w:val="20"/>
-              </w:rPr>
-              <w:t>Entorno mocks y cobertura</w:t>
-            </w:r>
-          </w:p>
-        </w:tc>
-        <w:tc>
-          <w:tcPr>
-            <w:tcW w:type="dxa" w:w="6595"/>
-            <w:vAlign w:val="center"/>
-            <w:tcMar>
-              <w:top w:w="90" w:type="dxa"/>
-              <w:left w:w="90" w:type="dxa"/>
-              <w:bottom w:w="90" w:type="dxa"/>
-              <w:right w:w="90" w:type="dxa"/>
-            </w:tcMar>
-            <w:shd w:fill="FFFFFF"/>
-          </w:tcPr>
-          <w:p>
-            <w:pPr>
-              <w:keepNext w:val="0"/>
-              <w:spacing w:after="40" w:before="40" w:line="252" w:lineRule="auto"/>
-            </w:pPr>
-            <w:r>
-              <w:rPr>
-                <w:rFonts w:ascii="Calibri" w:hAnsi="Calibri"/>
-                <w:b w:val="0"/>
-                <w:color w:val="000000"/>
-                <w:sz w:val="20"/>
-              </w:rPr>
-              <w:t>R.41. Scripts, aislamiento de datos, spies, logs y análisis de cobertura en el informe.</w:t>
-            </w:r>
-          </w:p>
-        </w:tc>
-      </w:tr>
-      <w:tr>
-        <w:trPr>
-          <w:cantSplit/>
-        </w:trPr>
-        <w:tc>
-          <w:tcPr>
-            <w:tcW w:type="dxa" w:w="2592"/>
-            <w:vAlign w:val="center"/>
-            <w:tcMar>
-              <w:top w:w="90" w:type="dxa"/>
-              <w:left w:w="90" w:type="dxa"/>
-              <w:bottom w:w="90" w:type="dxa"/>
-              <w:right w:w="90" w:type="dxa"/>
-            </w:tcMar>
-            <w:shd w:fill="FFFFFF"/>
-          </w:tcPr>
-          <w:p>
-            <w:pPr>
-              <w:keepNext w:val="0"/>
-              <w:spacing w:after="40" w:before="40" w:line="252" w:lineRule="auto"/>
-            </w:pPr>
-            <w:r>
-              <w:rPr>
-                <w:rFonts w:ascii="Calibri" w:hAnsi="Calibri"/>
-                <w:b w:val="0"/>
-                <w:color w:val="000000"/>
-                <w:sz w:val="20"/>
-              </w:rPr>
-              <w:t>Entrega documental y GitHub</w:t>
-            </w:r>
-          </w:p>
-        </w:tc>
-        <w:tc>
-          <w:tcPr>
-            <w:tcW w:type="dxa" w:w="6595"/>
-            <w:vAlign w:val="center"/>
-            <w:tcMar>
-              <w:top w:w="90" w:type="dxa"/>
-              <w:left w:w="90" w:type="dxa"/>
-              <w:bottom w:w="90" w:type="dxa"/>
-              <w:right w:w="90" w:type="dxa"/>
-            </w:tcMar>
-            <w:shd w:fill="FFFFFF"/>
-          </w:tcPr>
-          <w:p>
-            <w:pPr>
-              <w:keepNext w:val="0"/>
-              <w:spacing w:after="40" w:before="40" w:line="252" w:lineRule="auto"/>
-            </w:pPr>
-            <w:r>
-              <w:rPr>
-                <w:rFonts w:ascii="Calibri" w:hAnsi="Calibri"/>
-                <w:b w:val="0"/>
-                <w:color w:val="000000"/>
-                <w:sz w:val="20"/>
-              </w:rPr>
-              <w:t>R.23 y R.42. Repositorio público, ERS, informe, README y ZIP.</w:t>
-            </w:r>
-          </w:p>
-        </w:tc>
-      </w:tr>
-      <w:tr>
-        <w:trPr>
-          <w:cantSplit/>
-        </w:trPr>
-        <w:tc>
-          <w:tcPr>
-            <w:tcW w:type="dxa" w:w="2592"/>
-            <w:vAlign w:val="center"/>
-            <w:tcMar>
-              <w:top w:w="90" w:type="dxa"/>
-              <w:left w:w="90" w:type="dxa"/>
-              <w:bottom w:w="90" w:type="dxa"/>
-              <w:right w:w="90" w:type="dxa"/>
-            </w:tcMar>
-            <w:shd w:fill="FFFFFF"/>
-          </w:tcPr>
-          <w:p>
-            <w:pPr>
-              <w:keepNext w:val="0"/>
-              <w:spacing w:after="40" w:before="40" w:line="252" w:lineRule="auto"/>
-            </w:pPr>
-            <w:r>
-              <w:rPr>
-                <w:rFonts w:ascii="Calibri" w:hAnsi="Calibri"/>
-                <w:b w:val="0"/>
-                <w:color w:val="000000"/>
-                <w:sz w:val="20"/>
-              </w:rPr>
-              <w:t>Defensa individual</w:t>
-            </w:r>
-          </w:p>
-        </w:tc>
-        <w:tc>
-          <w:tcPr>
-            <w:tcW w:type="dxa" w:w="6595"/>
-            <w:vAlign w:val="center"/>
-            <w:tcMar>
-              <w:top w:w="90" w:type="dxa"/>
-              <w:left w:w="90" w:type="dxa"/>
-              <w:bottom w:w="90" w:type="dxa"/>
-              <w:right w:w="90" w:type="dxa"/>
-            </w:tcMar>
-            <w:shd w:fill="FFFFFF"/>
-          </w:tcPr>
-          <w:p>
-            <w:pPr>
-              <w:keepNext w:val="0"/>
-              <w:spacing w:after="40" w:before="40" w:line="252" w:lineRule="auto"/>
-            </w:pPr>
-            <w:r>
-              <w:rPr>
-                <w:rFonts w:ascii="Calibri" w:hAnsi="Calibri"/>
-                <w:b w:val="0"/>
-                <w:color w:val="000000"/>
-                <w:sz w:val="20"/>
-              </w:rPr>
-              <w:t>Explicar arquitectura, props, estado, responsividad y pruebas. Guía de 15 minutos más 5 de preguntas.</w:t>
-            </w:r>
-          </w:p>
-        </w:tc>
-      </w:tr>
-    </w:tbl>
-    <w:p>
-      <w:pPr>
-        <w:spacing w:after="40"/>
-      </w:pPr>
-    </w:p>
-    <w:p>
-      <w:pPr>
-        <w:pStyle w:val="Heading2"/>
-        <w:keepNext/>
-        <w:pageBreakBefore w:val="0"/>
-        <w:spacing w:after="120" w:before="240"/>
-        <w:ind w:left="0" w:firstLine="0"/>
-      </w:pPr>
-      <w:r>
-        <w:rPr>
-          <w:color w:val="000000"/>
-          <w:sz w:val="26"/>
-        </w:rPr>
-        <w:t>4.2 Evidencias de pruebas</w:t>
-      </w:r>
-    </w:p>
-    <w:tbl>
-      <w:tblPr>
-        <w:tblW w:type="auto" w:w="0"/>
-        <w:tblLayout w:type="fixed"/>
-        <w:tblLook w:firstColumn="1" w:firstRow="1" w:lastColumn="0" w:lastRow="0" w:noHBand="0" w:noVBand="1" w:val="04A0"/>
-        <w:tblBorders>
-          <w:top w:val="single" w:sz="4" w:color="D9D9D9"/>
-          <w:left w:val="single" w:sz="4" w:color="D9D9D9"/>
-          <w:bottom w:val="single" w:sz="4" w:color="D9D9D9"/>
-          <w:right w:val="single" w:sz="4" w:color="D9D9D9"/>
-          <w:insideH w:val="single" w:sz="4" w:color="D9D9D9"/>
-          <w:insideV w:val="single" w:sz="4" w:color="D9D9D9"/>
-        </w:tblBorders>
-      </w:tblPr>
-      <w:tblGrid>
-        <w:gridCol w:w="2952"/>
-        <w:gridCol w:w="6235"/>
-      </w:tblGrid>
-      <w:tr>
-        <w:trPr>
-          <w:cantSplit/>
-          <w:tblHeader/>
-        </w:trPr>
-        <w:tc>
-          <w:tcPr>
-            <w:tcW w:type="dxa" w:w="2952"/>
-            <w:vAlign w:val="center"/>
-            <w:tcMar>
-              <w:top w:w="90" w:type="dxa"/>
-              <w:left w:w="90" w:type="dxa"/>
-              <w:bottom w:w="90" w:type="dxa"/>
-              <w:right w:w="90" w:type="dxa"/>
-            </w:tcMar>
-            <w:shd w:fill="E7E6E6"/>
-          </w:tcPr>
-          <w:p>
-            <w:pPr>
-              <w:keepNext w:val="0"/>
-              <w:spacing w:after="40" w:before="40" w:line="252" w:lineRule="auto"/>
-            </w:pPr>
-            <w:r>
-              <w:rPr>
-                <w:rFonts w:ascii="Calibri" w:hAnsi="Calibri"/>
-                <w:b/>
-                <w:color w:val="000000"/>
-                <w:sz w:val="20"/>
-              </w:rPr>
-              <w:t>Verificación</w:t>
-            </w:r>
-          </w:p>
-        </w:tc>
-        <w:tc>
-          <w:tcPr>
-            <w:tcW w:type="dxa" w:w="6235"/>
-            <w:vAlign w:val="center"/>
-            <w:tcMar>
-              <w:top w:w="90" w:type="dxa"/>
-              <w:left w:w="90" w:type="dxa"/>
-              <w:bottom w:w="90" w:type="dxa"/>
-              <w:right w:w="90" w:type="dxa"/>
-            </w:tcMar>
-            <w:shd w:fill="E7E6E6"/>
-          </w:tcPr>
-          <w:p>
-            <w:pPr>
-              <w:keepNext w:val="0"/>
-              <w:spacing w:after="40" w:before="40" w:line="252" w:lineRule="auto"/>
-            </w:pPr>
-            <w:r>
-              <w:rPr>
-                <w:rFonts w:ascii="Calibri" w:hAnsi="Calibri"/>
-                <w:b/>
-                <w:color w:val="000000"/>
-                <w:sz w:val="20"/>
-              </w:rPr>
-              <w:t>Resultado documentado</w:t>
-            </w:r>
-          </w:p>
-        </w:tc>
-      </w:tr>
-      <w:tr>
-        <w:trPr>
-          <w:cantSplit/>
-        </w:trPr>
-        <w:tc>
-          <w:tcPr>
-            <w:tcW w:type="dxa" w:w="2952"/>
-            <w:vAlign w:val="center"/>
-            <w:tcMar>
-              <w:top w:w="90" w:type="dxa"/>
-              <w:left w:w="90" w:type="dxa"/>
-              <w:bottom w:w="90" w:type="dxa"/>
-              <w:right w:w="90" w:type="dxa"/>
-            </w:tcMar>
-            <w:shd w:fill="FFFFFF"/>
-          </w:tcPr>
-          <w:p>
-            <w:pPr>
-              <w:keepNext w:val="0"/>
-              <w:spacing w:after="40" w:before="40" w:line="252" w:lineRule="auto"/>
-            </w:pPr>
-            <w:r>
-              <w:rPr>
-                <w:rFonts w:ascii="Calibri" w:hAnsi="Calibri"/>
-                <w:b w:val="0"/>
-                <w:color w:val="000000"/>
-                <w:sz w:val="20"/>
-              </w:rPr>
-              <w:t>Vitest y Testing Library</w:t>
-            </w:r>
-          </w:p>
-        </w:tc>
-        <w:tc>
-          <w:tcPr>
-            <w:tcW w:type="dxa" w:w="6235"/>
-            <w:vAlign w:val="center"/>
-            <w:tcMar>
-              <w:top w:w="90" w:type="dxa"/>
-              <w:left w:w="90" w:type="dxa"/>
-              <w:bottom w:w="90" w:type="dxa"/>
-              <w:right w:w="90" w:type="dxa"/>
-            </w:tcMar>
-            <w:shd w:fill="FFFFFF"/>
-          </w:tcPr>
-          <w:p>
-            <w:pPr>
-              <w:keepNext w:val="0"/>
-              <w:spacing w:after="40" w:before="40" w:line="252" w:lineRule="auto"/>
-            </w:pPr>
-            <w:r>
-              <w:rPr>
-                <w:rFonts w:ascii="Calibri" w:hAnsi="Calibri"/>
-                <w:b w:val="0"/>
-                <w:color w:val="000000"/>
-                <w:sz w:val="20"/>
-              </w:rPr>
-              <w:t>74 pruebas aprobadas en 10 archivos.</w:t>
-            </w:r>
-          </w:p>
-        </w:tc>
-      </w:tr>
-      <w:tr>
-        <w:trPr>
-          <w:cantSplit/>
-        </w:trPr>
-        <w:tc>
-          <w:tcPr>
-            <w:tcW w:type="dxa" w:w="2952"/>
-            <w:vAlign w:val="center"/>
-            <w:tcMar>
-              <w:top w:w="90" w:type="dxa"/>
-              <w:left w:w="90" w:type="dxa"/>
-              <w:bottom w:w="90" w:type="dxa"/>
-              <w:right w:w="90" w:type="dxa"/>
-            </w:tcMar>
-            <w:shd w:fill="FFFFFF"/>
-          </w:tcPr>
-          <w:p>
-            <w:pPr>
-              <w:keepNext w:val="0"/>
-              <w:spacing w:after="40" w:before="40" w:line="252" w:lineRule="auto"/>
-            </w:pPr>
-            <w:r>
-              <w:rPr>
-                <w:rFonts w:ascii="Calibri" w:hAnsi="Calibri"/>
-                <w:b w:val="0"/>
-                <w:color w:val="000000"/>
-                <w:sz w:val="20"/>
-              </w:rPr>
-              <w:t>Jasmine y Karma</w:t>
-            </w:r>
-          </w:p>
-        </w:tc>
-        <w:tc>
-          <w:tcPr>
-            <w:tcW w:type="dxa" w:w="6235"/>
-            <w:vAlign w:val="center"/>
-            <w:tcMar>
-              <w:top w:w="90" w:type="dxa"/>
-              <w:left w:w="90" w:type="dxa"/>
-              <w:bottom w:w="90" w:type="dxa"/>
-              <w:right w:w="90" w:type="dxa"/>
-            </w:tcMar>
-            <w:shd w:fill="FFFFFF"/>
-          </w:tcPr>
-          <w:p>
-            <w:pPr>
-              <w:keepNext w:val="0"/>
-              <w:spacing w:after="40" w:before="40" w:line="252" w:lineRule="auto"/>
-            </w:pPr>
-            <w:r>
-              <w:rPr>
-                <w:rFonts w:ascii="Calibri" w:hAnsi="Calibri"/>
-                <w:b w:val="0"/>
-                <w:color w:val="000000"/>
-                <w:sz w:val="20"/>
-              </w:rPr>
-              <w:t>94 ejecuciones aprobadas en Chrome Headless: 74 compartidas y 20 adicionales.</w:t>
-            </w:r>
-          </w:p>
-        </w:tc>
-      </w:tr>
-      <w:tr>
-        <w:trPr>
-          <w:cantSplit/>
-        </w:trPr>
-        <w:tc>
-          <w:tcPr>
-            <w:tcW w:type="dxa" w:w="2952"/>
-            <w:vAlign w:val="center"/>
-            <w:tcMar>
-              <w:top w:w="90" w:type="dxa"/>
-              <w:left w:w="90" w:type="dxa"/>
-              <w:bottom w:w="90" w:type="dxa"/>
-              <w:right w:w="90" w:type="dxa"/>
-            </w:tcMar>
-            <w:shd w:fill="FFFFFF"/>
-          </w:tcPr>
-          <w:p>
-            <w:pPr>
-              <w:keepNext w:val="0"/>
-              <w:spacing w:after="40" w:before="40" w:line="252" w:lineRule="auto"/>
-            </w:pPr>
-            <w:r>
-              <w:rPr>
-                <w:rFonts w:ascii="Calibri" w:hAnsi="Calibri"/>
-                <w:b w:val="0"/>
-                <w:color w:val="000000"/>
-                <w:sz w:val="20"/>
-              </w:rPr>
-              <w:t>Cobertura de líneas</w:t>
-            </w:r>
-          </w:p>
-        </w:tc>
-        <w:tc>
-          <w:tcPr>
-            <w:tcW w:type="dxa" w:w="6235"/>
-            <w:vAlign w:val="center"/>
-            <w:tcMar>
-              <w:top w:w="90" w:type="dxa"/>
-              <w:left w:w="90" w:type="dxa"/>
-              <w:bottom w:w="90" w:type="dxa"/>
-              <w:right w:w="90" w:type="dxa"/>
-            </w:tcMar>
-            <w:shd w:fill="FFFFFF"/>
-          </w:tcPr>
-          <w:p>
-            <w:pPr>
-              <w:keepNext w:val="0"/>
-              <w:spacing w:after="40" w:before="40" w:line="252" w:lineRule="auto"/>
-            </w:pPr>
-            <w:r>
-              <w:rPr>
-                <w:rFonts w:ascii="Calibri" w:hAnsi="Calibri"/>
-                <w:b w:val="0"/>
-                <w:color w:val="000000"/>
-                <w:sz w:val="20"/>
-              </w:rPr>
-              <w:t>Vitest 90.75 %; Jasmine 90.87 %.</w:t>
-            </w:r>
-          </w:p>
-        </w:tc>
-      </w:tr>
-      <w:tr>
-        <w:trPr>
-          <w:cantSplit/>
-        </w:trPr>
-        <w:tc>
-          <w:tcPr>
-            <w:tcW w:type="dxa" w:w="2952"/>
-            <w:vAlign w:val="center"/>
-            <w:tcMar>
-              <w:top w:w="90" w:type="dxa"/>
-              <w:left w:w="90" w:type="dxa"/>
-              <w:bottom w:w="90" w:type="dxa"/>
-              <w:right w:w="90" w:type="dxa"/>
-            </w:tcMar>
-            <w:shd w:fill="FFFFFF"/>
-          </w:tcPr>
-          <w:p>
-            <w:pPr>
-              <w:keepNext w:val="0"/>
-              <w:spacing w:after="40" w:before="40" w:line="252" w:lineRule="auto"/>
-            </w:pPr>
-            <w:r>
-              <w:rPr>
-                <w:rFonts w:ascii="Calibri" w:hAnsi="Calibri"/>
-                <w:b w:val="0"/>
-                <w:color w:val="000000"/>
-                <w:sz w:val="20"/>
-              </w:rPr>
-              <w:t>Cobertura de ramas</w:t>
-            </w:r>
-          </w:p>
-        </w:tc>
-        <w:tc>
-          <w:tcPr>
-            <w:tcW w:type="dxa" w:w="6235"/>
-            <w:vAlign w:val="center"/>
-            <w:tcMar>
-              <w:top w:w="90" w:type="dxa"/>
-              <w:left w:w="90" w:type="dxa"/>
-              <w:bottom w:w="90" w:type="dxa"/>
-              <w:right w:w="90" w:type="dxa"/>
-            </w:tcMar>
-            <w:shd w:fill="FFFFFF"/>
-          </w:tcPr>
-          <w:p>
-            <w:pPr>
-              <w:keepNext w:val="0"/>
-              <w:spacing w:after="40" w:before="40" w:line="252" w:lineRule="auto"/>
-            </w:pPr>
-            <w:r>
-              <w:rPr>
-                <w:rFonts w:ascii="Calibri" w:hAnsi="Calibri"/>
-                <w:b w:val="0"/>
-                <w:color w:val="000000"/>
-                <w:sz w:val="20"/>
-              </w:rPr>
-              <w:t>Vitest 80.58 %; Jasmine 80.69 %.</w:t>
-            </w:r>
-          </w:p>
-        </w:tc>
-      </w:tr>
-      <w:tr>
-        <w:trPr>
-          <w:cantSplit/>
-        </w:trPr>
-        <w:tc>
-          <w:tcPr>
-            <w:tcW w:type="dxa" w:w="2952"/>
-            <w:vAlign w:val="center"/>
-            <w:tcMar>
-              <w:top w:w="90" w:type="dxa"/>
-              <w:left w:w="90" w:type="dxa"/>
-              <w:bottom w:w="90" w:type="dxa"/>
-              <w:right w:w="90" w:type="dxa"/>
-            </w:tcMar>
-            <w:shd w:fill="FFFFFF"/>
-          </w:tcPr>
-          <w:p>
-            <w:pPr>
-              <w:keepNext w:val="0"/>
-              <w:spacing w:after="40" w:before="40" w:line="252" w:lineRule="auto"/>
-            </w:pPr>
-            <w:r>
-              <w:rPr>
-                <w:rFonts w:ascii="Calibri" w:hAnsi="Calibri"/>
-                <w:b w:val="0"/>
-                <w:color w:val="000000"/>
-                <w:sz w:val="20"/>
-              </w:rPr>
-              <w:t>ESLint y build</w:t>
-            </w:r>
-          </w:p>
-        </w:tc>
-        <w:tc>
-          <w:tcPr>
-            <w:tcW w:type="dxa" w:w="6235"/>
-            <w:vAlign w:val="center"/>
-            <w:tcMar>
-              <w:top w:w="90" w:type="dxa"/>
-              <w:left w:w="90" w:type="dxa"/>
-              <w:bottom w:w="90" w:type="dxa"/>
-              <w:right w:w="90" w:type="dxa"/>
-            </w:tcMar>
-            <w:shd w:fill="FFFFFF"/>
-          </w:tcPr>
-          <w:p>
-            <w:pPr>
-              <w:keepNext w:val="0"/>
-              <w:spacing w:after="40" w:before="40" w:line="252" w:lineRule="auto"/>
-            </w:pPr>
-            <w:r>
-              <w:rPr>
-                <w:rFonts w:ascii="Calibri" w:hAnsi="Calibri"/>
-                <w:b w:val="0"/>
-                <w:color w:val="000000"/>
-                <w:sz w:val="20"/>
-              </w:rPr>
-              <w:t>Sin errores en la verificación registrada.</w:t>
-            </w:r>
-          </w:p>
-        </w:tc>
-      </w:tr>
-    </w:tbl>
-    <w:p>
-      <w:pPr>
-        <w:spacing w:after="40"/>
-      </w:pPr>
-    </w:p>
-    <w:p>
-      <w:pPr>
-        <w:keepNext w:val="0"/>
-        <w:keepLines/>
-        <w:widowControl/>
-        <w:spacing w:after="120"/>
-      </w:pPr>
-      <w:r>
-        <w:rPr>
-          <w:rFonts w:ascii="Calibri" w:hAnsi="Calibri"/>
-          <w:color w:val="000000"/>
-          <w:sz w:val="22"/>
-        </w:rPr>
-        <w:t>Estos resultados corresponden a la ejecución del 18/10/2026 a las 20:42 y a la versión descrita en el informe. Los ejemplos de catálogo añadidos después se comprobaron mediante verificaciones específicas de inicialización, conservación de datos, duplicados, imágenes, ESLint y build. No se atribuye a esos cambios una nueva medición de cobertura completa.</w:t>
-      </w:r>
-    </w:p>
-    <w:p>
-      <w:pPr>
-        <w:keepNext w:val="0"/>
-        <w:keepLines/>
-        <w:widowControl/>
-        <w:spacing w:after="120"/>
-      </w:pPr>
-      <w:r>
-        <w:rPr>
-          <w:rFonts w:ascii="Calibri" w:hAnsi="Calibri"/>
-          <w:color w:val="000000"/>
-          <w:sz w:val="22"/>
-        </w:rPr>
-        <w:t>Una suite aprobada no demuestra que se haya cumplido cada requisito de la planilla original: algunos criterios no estaban incluidos en los casos existentes. Por ese motivo los estados de la sección 3 se contrastan también con el código y se conservan los pendientes.</w:t>
-      </w:r>
-    </w:p>
-    <w:p>
-      <w:pPr>
-        <w:pStyle w:val="Heading2"/>
-        <w:keepNext/>
-        <w:pageBreakBefore w:val="0"/>
-        <w:spacing w:after="120" w:before="240"/>
-        <w:ind w:left="0" w:firstLine="0"/>
-      </w:pPr>
-      <w:r>
-        <w:rPr>
-          <w:color w:val="000000"/>
-          <w:sz w:val="26"/>
-        </w:rPr>
-        <w:t>4.3 Diferencias que requieren cierre</w:t>
-      </w:r>
-    </w:p>
-    <w:tbl>
-      <w:tblPr>
-        <w:tblW w:type="auto" w:w="0"/>
-        <w:tblLayout w:type="fixed"/>
-        <w:tblLook w:firstColumn="1" w:firstRow="1" w:lastColumn="0" w:lastRow="0" w:noHBand="0" w:noVBand="1" w:val="04A0"/>
-        <w:tblBorders>
-          <w:top w:val="single" w:sz="4" w:color="D9D9D9"/>
-          <w:left w:val="single" w:sz="4" w:color="D9D9D9"/>
-          <w:bottom w:val="single" w:sz="4" w:color="D9D9D9"/>
-          <w:right w:val="single" w:sz="4" w:color="D9D9D9"/>
-          <w:insideH w:val="single" w:sz="4" w:color="D9D9D9"/>
-          <w:insideV w:val="single" w:sz="4" w:color="D9D9D9"/>
-        </w:tblBorders>
-      </w:tblPr>
-      <w:tblGrid>
-        <w:gridCol w:w="2088"/>
-        <w:gridCol w:w="7099"/>
-      </w:tblGrid>
-      <w:tr>
-        <w:trPr>
-          <w:cantSplit/>
-          <w:tblHeader/>
-        </w:trPr>
-        <w:tc>
-          <w:tcPr>
-            <w:tcW w:type="dxa" w:w="2088"/>
-            <w:vAlign w:val="center"/>
-            <w:tcMar>
-              <w:top w:w="90" w:type="dxa"/>
-              <w:left w:w="90" w:type="dxa"/>
-              <w:bottom w:w="90" w:type="dxa"/>
-              <w:right w:w="90" w:type="dxa"/>
-            </w:tcMar>
-            <w:shd w:fill="E7E6E6"/>
-          </w:tcPr>
-          <w:p>
-            <w:pPr>
-              <w:keepNext w:val="0"/>
-              <w:spacing w:after="40" w:before="40" w:line="252" w:lineRule="auto"/>
-            </w:pPr>
-            <w:r>
-              <w:rPr>
-                <w:rFonts w:ascii="Calibri" w:hAnsi="Calibri"/>
-                <w:b/>
-                <w:color w:val="000000"/>
-                <w:sz w:val="20"/>
-              </w:rPr>
-              <w:t>Requisitos</w:t>
-            </w:r>
-          </w:p>
-        </w:tc>
-        <w:tc>
-          <w:tcPr>
-            <w:tcW w:type="dxa" w:w="7099"/>
-            <w:vAlign w:val="center"/>
-            <w:tcMar>
-              <w:top w:w="90" w:type="dxa"/>
-              <w:left w:w="90" w:type="dxa"/>
-              <w:bottom w:w="90" w:type="dxa"/>
-              <w:right w:w="90" w:type="dxa"/>
-            </w:tcMar>
-            <w:shd w:fill="E7E6E6"/>
-          </w:tcPr>
-          <w:p>
-            <w:pPr>
-              <w:keepNext w:val="0"/>
-              <w:spacing w:after="40" w:before="40" w:line="252" w:lineRule="auto"/>
-            </w:pPr>
-            <w:r>
-              <w:rPr>
-                <w:rFonts w:ascii="Calibri" w:hAnsi="Calibri"/>
-                <w:b/>
-                <w:color w:val="000000"/>
-                <w:sz w:val="20"/>
-              </w:rPr>
-              <w:t>Acción para su aceptación completa</w:t>
-            </w:r>
-          </w:p>
-        </w:tc>
-      </w:tr>
-      <w:tr>
-        <w:trPr>
-          <w:cantSplit/>
-        </w:trPr>
-        <w:tc>
-          <w:tcPr>
-            <w:tcW w:type="dxa" w:w="2088"/>
-            <w:vAlign w:val="center"/>
-            <w:tcMar>
-              <w:top w:w="90" w:type="dxa"/>
-              <w:left w:w="90" w:type="dxa"/>
-              <w:bottom w:w="90" w:type="dxa"/>
-              <w:right w:w="90" w:type="dxa"/>
-            </w:tcMar>
-            <w:shd w:fill="FFFFFF"/>
-          </w:tcPr>
-          <w:p>
-            <w:pPr>
-              <w:keepNext w:val="0"/>
-              <w:spacing w:after="40" w:before="40" w:line="252" w:lineRule="auto"/>
-            </w:pPr>
-            <w:r>
-              <w:rPr>
-                <w:rFonts w:ascii="Calibri" w:hAnsi="Calibri"/>
-                <w:b w:val="0"/>
-                <w:color w:val="000000"/>
-                <w:sz w:val="20"/>
-              </w:rPr>
-              <w:t>R.1 y R.4</w:t>
-            </w:r>
-          </w:p>
-        </w:tc>
-        <w:tc>
-          <w:tcPr>
-            <w:tcW w:type="dxa" w:w="7099"/>
-            <w:vAlign w:val="center"/>
-            <w:tcMar>
-              <w:top w:w="90" w:type="dxa"/>
-              <w:left w:w="90" w:type="dxa"/>
-              <w:bottom w:w="90" w:type="dxa"/>
-              <w:right w:w="90" w:type="dxa"/>
-            </w:tcMar>
-            <w:shd w:fill="FFFFFF"/>
-          </w:tcPr>
-          <w:p>
-            <w:pPr>
-              <w:keepNext w:val="0"/>
-              <w:spacing w:after="40" w:before="40" w:line="252" w:lineRule="auto"/>
-            </w:pPr>
-            <w:r>
-              <w:rPr>
-                <w:rFonts w:ascii="Calibri" w:hAnsi="Calibri"/>
-                <w:b w:val="0"/>
-                <w:color w:val="000000"/>
-                <w:sz w:val="20"/>
-              </w:rPr>
-              <w:t>Mostrar duración y modalidad en tarjetas, y precio y duración en el resumen previo a reservar.</w:t>
-            </w:r>
-          </w:p>
-        </w:tc>
-      </w:tr>
-      <w:tr>
-        <w:trPr>
-          <w:cantSplit/>
-        </w:trPr>
-        <w:tc>
-          <w:tcPr>
-            <w:tcW w:type="dxa" w:w="2088"/>
-            <w:vAlign w:val="center"/>
-            <w:tcMar>
-              <w:top w:w="90" w:type="dxa"/>
-              <w:left w:w="90" w:type="dxa"/>
-              <w:bottom w:w="90" w:type="dxa"/>
-              <w:right w:w="90" w:type="dxa"/>
-            </w:tcMar>
-            <w:shd w:fill="FFFFFF"/>
-          </w:tcPr>
-          <w:p>
-            <w:pPr>
-              <w:keepNext w:val="0"/>
-              <w:spacing w:after="40" w:before="40" w:line="252" w:lineRule="auto"/>
-            </w:pPr>
-            <w:r>
-              <w:rPr>
-                <w:rFonts w:ascii="Calibri" w:hAnsi="Calibri"/>
-                <w:b w:val="0"/>
-                <w:color w:val="000000"/>
-                <w:sz w:val="20"/>
-              </w:rPr>
-              <w:t>R.2</w:t>
-            </w:r>
-          </w:p>
-        </w:tc>
-        <w:tc>
-          <w:tcPr>
-            <w:tcW w:type="dxa" w:w="7099"/>
-            <w:vAlign w:val="center"/>
-            <w:tcMar>
-              <w:top w:w="90" w:type="dxa"/>
-              <w:left w:w="90" w:type="dxa"/>
-              <w:bottom w:w="90" w:type="dxa"/>
-              <w:right w:w="90" w:type="dxa"/>
-            </w:tcMar>
-            <w:shd w:fill="FFFFFF"/>
-          </w:tcPr>
-          <w:p>
-            <w:pPr>
-              <w:keepNext w:val="0"/>
-              <w:spacing w:after="40" w:before="40" w:line="252" w:lineRule="auto"/>
-            </w:pPr>
-            <w:r>
-              <w:rPr>
-                <w:rFonts w:ascii="Calibri" w:hAnsi="Calibri"/>
-                <w:b w:val="0"/>
-                <w:color w:val="000000"/>
-                <w:sz w:val="20"/>
-              </w:rPr>
-              <w:t>Añadir filtro por modalidad combinado con categoría y búsqueda.</w:t>
-            </w:r>
-          </w:p>
-        </w:tc>
-      </w:tr>
-      <w:tr>
-        <w:trPr>
-          <w:cantSplit/>
-        </w:trPr>
-        <w:tc>
-          <w:tcPr>
-            <w:tcW w:type="dxa" w:w="2088"/>
-            <w:vAlign w:val="center"/>
-            <w:tcMar>
-              <w:top w:w="90" w:type="dxa"/>
-              <w:left w:w="90" w:type="dxa"/>
-              <w:bottom w:w="90" w:type="dxa"/>
-              <w:right w:w="90" w:type="dxa"/>
-            </w:tcMar>
-            <w:shd w:fill="FFFFFF"/>
-          </w:tcPr>
-          <w:p>
-            <w:pPr>
-              <w:keepNext w:val="0"/>
-              <w:spacing w:after="40" w:before="40" w:line="252" w:lineRule="auto"/>
-            </w:pPr>
-            <w:r>
-              <w:rPr>
-                <w:rFonts w:ascii="Calibri" w:hAnsi="Calibri"/>
-                <w:b w:val="0"/>
-                <w:color w:val="000000"/>
-                <w:sz w:val="20"/>
-              </w:rPr>
-              <w:t>R.5 y R.7</w:t>
-            </w:r>
-          </w:p>
-        </w:tc>
-        <w:tc>
-          <w:tcPr>
-            <w:tcW w:type="dxa" w:w="7099"/>
-            <w:vAlign w:val="center"/>
-            <w:tcMar>
-              <w:top w:w="90" w:type="dxa"/>
-              <w:left w:w="90" w:type="dxa"/>
-              <w:bottom w:w="90" w:type="dxa"/>
-              <w:right w:w="90" w:type="dxa"/>
-            </w:tcMar>
-            <w:shd w:fill="FFFFFF"/>
-          </w:tcPr>
-          <w:p>
-            <w:pPr>
-              <w:keepNext w:val="0"/>
-              <w:spacing w:after="40" w:before="40" w:line="252" w:lineRule="auto"/>
-            </w:pPr>
-            <w:r>
-              <w:rPr>
-                <w:rFonts w:ascii="Calibri" w:hAnsi="Calibri"/>
-                <w:b w:val="0"/>
-                <w:color w:val="000000"/>
-                <w:sz w:val="20"/>
-              </w:rPr>
-              <w:t>Acordar selección de profesional y obligatoriedad del motivo; completar validación en tiempo real.</w:t>
-            </w:r>
-          </w:p>
-        </w:tc>
-      </w:tr>
-      <w:tr>
-        <w:trPr>
-          <w:cantSplit/>
-        </w:trPr>
-        <w:tc>
-          <w:tcPr>
-            <w:tcW w:type="dxa" w:w="2088"/>
-            <w:vAlign w:val="center"/>
-            <w:tcMar>
-              <w:top w:w="90" w:type="dxa"/>
-              <w:left w:w="90" w:type="dxa"/>
-              <w:bottom w:w="90" w:type="dxa"/>
-              <w:right w:w="90" w:type="dxa"/>
-            </w:tcMar>
-            <w:shd w:fill="FFFFFF"/>
-          </w:tcPr>
-          <w:p>
-            <w:pPr>
-              <w:keepNext w:val="0"/>
-              <w:spacing w:after="40" w:before="40" w:line="252" w:lineRule="auto"/>
-            </w:pPr>
-            <w:r>
-              <w:rPr>
-                <w:rFonts w:ascii="Calibri" w:hAnsi="Calibri"/>
-                <w:b w:val="0"/>
-                <w:color w:val="000000"/>
-                <w:sz w:val="20"/>
-              </w:rPr>
-              <w:t>R.6 y R.12</w:t>
-            </w:r>
-          </w:p>
-        </w:tc>
-        <w:tc>
-          <w:tcPr>
-            <w:tcW w:type="dxa" w:w="7099"/>
-            <w:vAlign w:val="center"/>
-            <w:tcMar>
-              <w:top w:w="90" w:type="dxa"/>
-              <w:left w:w="90" w:type="dxa"/>
-              <w:bottom w:w="90" w:type="dxa"/>
-              <w:right w:w="90" w:type="dxa"/>
-            </w:tcMar>
-            <w:shd w:fill="FFFFFF"/>
-          </w:tcPr>
-          <w:p>
-            <w:pPr>
-              <w:keepNext w:val="0"/>
-              <w:spacing w:after="40" w:before="40" w:line="252" w:lineRule="auto"/>
-            </w:pPr>
-            <w:r>
-              <w:rPr>
-                <w:rFonts w:ascii="Calibri" w:hAnsi="Calibri"/>
-                <w:b w:val="0"/>
-                <w:color w:val="000000"/>
-                <w:sz w:val="20"/>
-              </w:rPr>
-              <w:t>Implementar reprogramación y desactivación reversible de cuentas.</w:t>
-            </w:r>
-          </w:p>
-        </w:tc>
-      </w:tr>
-      <w:tr>
-        <w:trPr>
-          <w:cantSplit/>
-        </w:trPr>
-        <w:tc>
-          <w:tcPr>
-            <w:tcW w:type="dxa" w:w="2088"/>
-            <w:vAlign w:val="center"/>
-            <w:tcMar>
-              <w:top w:w="90" w:type="dxa"/>
-              <w:left w:w="90" w:type="dxa"/>
-              <w:bottom w:w="90" w:type="dxa"/>
-              <w:right w:w="90" w:type="dxa"/>
-            </w:tcMar>
-            <w:shd w:fill="FFFFFF"/>
-          </w:tcPr>
-          <w:p>
-            <w:pPr>
-              <w:keepNext w:val="0"/>
-              <w:spacing w:after="40" w:before="40" w:line="252" w:lineRule="auto"/>
-            </w:pPr>
-            <w:r>
-              <w:rPr>
-                <w:rFonts w:ascii="Calibri" w:hAnsi="Calibri"/>
-                <w:b w:val="0"/>
-                <w:color w:val="000000"/>
-                <w:sz w:val="20"/>
-              </w:rPr>
-              <w:t>R.11 y R.21</w:t>
-            </w:r>
-          </w:p>
-        </w:tc>
-        <w:tc>
-          <w:tcPr>
-            <w:tcW w:type="dxa" w:w="7099"/>
-            <w:vAlign w:val="center"/>
-            <w:tcMar>
-              <w:top w:w="90" w:type="dxa"/>
-              <w:left w:w="90" w:type="dxa"/>
-              <w:bottom w:w="90" w:type="dxa"/>
-              <w:right w:w="90" w:type="dxa"/>
-            </w:tcMar>
-            <w:shd w:fill="FFFFFF"/>
-          </w:tcPr>
-          <w:p>
-            <w:pPr>
-              <w:keepNext w:val="0"/>
-              <w:spacing w:after="40" w:before="40" w:line="252" w:lineRule="auto"/>
-            </w:pPr>
-            <w:r>
-              <w:rPr>
-                <w:rFonts w:ascii="Calibri" w:hAnsi="Calibri"/>
-                <w:b w:val="0"/>
-                <w:color w:val="000000"/>
-                <w:sz w:val="20"/>
-              </w:rPr>
-              <w:t>Integrar Leaflet o aprobar el iframe; añadir servicios relacionados al detalle.</w:t>
-            </w:r>
-          </w:p>
-        </w:tc>
-      </w:tr>
-      <w:tr>
-        <w:trPr>
-          <w:cantSplit/>
-        </w:trPr>
-        <w:tc>
-          <w:tcPr>
-            <w:tcW w:type="dxa" w:w="2088"/>
-            <w:vAlign w:val="center"/>
-            <w:tcMar>
-              <w:top w:w="90" w:type="dxa"/>
-              <w:left w:w="90" w:type="dxa"/>
-              <w:bottom w:w="90" w:type="dxa"/>
-              <w:right w:w="90" w:type="dxa"/>
-            </w:tcMar>
-            <w:shd w:fill="FFFFFF"/>
-          </w:tcPr>
-          <w:p>
-            <w:pPr>
-              <w:keepNext w:val="0"/>
-              <w:spacing w:after="40" w:before="40" w:line="252" w:lineRule="auto"/>
-            </w:pPr>
-            <w:r>
-              <w:rPr>
-                <w:rFonts w:ascii="Calibri" w:hAnsi="Calibri"/>
-                <w:b w:val="0"/>
-                <w:color w:val="000000"/>
-                <w:sz w:val="20"/>
-              </w:rPr>
-              <w:t>R.25 y R.26</w:t>
-            </w:r>
-          </w:p>
-        </w:tc>
-        <w:tc>
-          <w:tcPr>
-            <w:tcW w:type="dxa" w:w="7099"/>
-            <w:vAlign w:val="center"/>
-            <w:tcMar>
-              <w:top w:w="90" w:type="dxa"/>
-              <w:left w:w="90" w:type="dxa"/>
-              <w:bottom w:w="90" w:type="dxa"/>
-              <w:right w:w="90" w:type="dxa"/>
-            </w:tcMar>
-            <w:shd w:fill="FFFFFF"/>
-          </w:tcPr>
-          <w:p>
-            <w:pPr>
-              <w:keepNext w:val="0"/>
-              <w:spacing w:after="40" w:before="40" w:line="252" w:lineRule="auto"/>
-            </w:pPr>
-            <w:r>
-              <w:rPr>
-                <w:rFonts w:ascii="Calibri" w:hAnsi="Calibri"/>
-                <w:b w:val="0"/>
-                <w:color w:val="000000"/>
-                <w:sz w:val="20"/>
-              </w:rPr>
-              <w:t>Unificar el RUN sin puntos ni guion según planilla y mostrar alerta de cupos simulados.</w:t>
-            </w:r>
-          </w:p>
-        </w:tc>
-      </w:tr>
-      <w:tr>
-        <w:trPr>
-          <w:cantSplit/>
-        </w:trPr>
-        <w:tc>
-          <w:tcPr>
-            <w:tcW w:type="dxa" w:w="2088"/>
-            <w:vAlign w:val="center"/>
-            <w:tcMar>
-              <w:top w:w="90" w:type="dxa"/>
-              <w:left w:w="90" w:type="dxa"/>
-              <w:bottom w:w="90" w:type="dxa"/>
-              <w:right w:w="90" w:type="dxa"/>
-            </w:tcMar>
-            <w:shd w:fill="FFFFFF"/>
-          </w:tcPr>
-          <w:p>
-            <w:pPr>
-              <w:keepNext w:val="0"/>
-              <w:spacing w:after="40" w:before="40" w:line="252" w:lineRule="auto"/>
-            </w:pPr>
-            <w:r>
-              <w:rPr>
-                <w:rFonts w:ascii="Calibri" w:hAnsi="Calibri"/>
-                <w:b w:val="0"/>
-                <w:color w:val="000000"/>
-                <w:sz w:val="20"/>
-              </w:rPr>
-              <w:t>R.10 R.13 y R.15</w:t>
-            </w:r>
-          </w:p>
-        </w:tc>
-        <w:tc>
-          <w:tcPr>
-            <w:tcW w:type="dxa" w:w="7099"/>
-            <w:vAlign w:val="center"/>
-            <w:tcMar>
-              <w:top w:w="90" w:type="dxa"/>
-              <w:left w:w="90" w:type="dxa"/>
-              <w:bottom w:w="90" w:type="dxa"/>
-              <w:right w:w="90" w:type="dxa"/>
-            </w:tcMar>
-            <w:shd w:fill="FFFFFF"/>
-          </w:tcPr>
-          <w:p>
-            <w:pPr>
-              <w:keepNext w:val="0"/>
-              <w:spacing w:after="40" w:before="40" w:line="252" w:lineRule="auto"/>
-            </w:pPr>
-            <w:r>
-              <w:rPr>
-                <w:rFonts w:ascii="Calibri" w:hAnsi="Calibri"/>
-                <w:b w:val="0"/>
-                <w:color w:val="000000"/>
-                <w:sz w:val="20"/>
-              </w:rPr>
-              <w:t>Registrar revisión visual en tres resoluciones y medir tiempos de carga.</w:t>
-            </w:r>
-          </w:p>
-        </w:tc>
-      </w:tr>
-      <w:tr>
-        <w:trPr>
-          <w:cantSplit/>
-        </w:trPr>
-        <w:tc>
-          <w:tcPr>
-            <w:tcW w:type="dxa" w:w="2088"/>
-            <w:vAlign w:val="center"/>
-            <w:tcMar>
-              <w:top w:w="90" w:type="dxa"/>
-              <w:left w:w="90" w:type="dxa"/>
-              <w:bottom w:w="90" w:type="dxa"/>
-              <w:right w:w="90" w:type="dxa"/>
-            </w:tcMar>
-            <w:shd w:fill="FFFFFF"/>
-          </w:tcPr>
-          <w:p>
-            <w:pPr>
-              <w:keepNext w:val="0"/>
-              <w:spacing w:after="40" w:before="40" w:line="252" w:lineRule="auto"/>
-            </w:pPr>
-            <w:r>
-              <w:rPr>
-                <w:rFonts w:ascii="Calibri" w:hAnsi="Calibri"/>
-                <w:b w:val="0"/>
-                <w:color w:val="000000"/>
-                <w:sz w:val="20"/>
-              </w:rPr>
-              <w:t>Alcance de backend</w:t>
-            </w:r>
-          </w:p>
-        </w:tc>
-        <w:tc>
-          <w:tcPr>
-            <w:tcW w:type="dxa" w:w="7099"/>
-            <w:vAlign w:val="center"/>
-            <w:tcMar>
-              <w:top w:w="90" w:type="dxa"/>
-              <w:left w:w="90" w:type="dxa"/>
-              <w:bottom w:w="90" w:type="dxa"/>
-              <w:right w:w="90" w:type="dxa"/>
-            </w:tcMar>
-            <w:shd w:fill="FFFFFF"/>
-          </w:tcPr>
-          <w:p>
-            <w:pPr>
-              <w:keepNext w:val="0"/>
-              <w:spacing w:after="40" w:before="40" w:line="252" w:lineRule="auto"/>
-            </w:pPr>
-            <w:r>
-              <w:rPr>
-                <w:rFonts w:ascii="Calibri" w:hAnsi="Calibri"/>
-                <w:b w:val="0"/>
-                <w:color w:val="000000"/>
-                <w:sz w:val="20"/>
-              </w:rPr>
-              <w:t>Confirmar con el docente el alcance de la mención de integración backend del anexo; no existe backend real en esta versión.</w:t>
-            </w:r>
-          </w:p>
-        </w:tc>
-      </w:tr>
-    </w:tbl>
-    <w:p>
-      <w:pPr>
-        <w:spacing w:after="40"/>
-      </w:pPr>
-    </w:p>
-    <w:p>
-      <w:pPr>
-        <w:pStyle w:val="Heading2"/>
-        <w:keepNext/>
-        <w:pageBreakBefore w:val="0"/>
-        <w:spacing w:after="120" w:before="240"/>
-        <w:ind w:left="0" w:firstLine="0"/>
-      </w:pPr>
-      <w:r>
-        <w:rPr>
-          <w:color w:val="000000"/>
-          <w:sz w:val="26"/>
-        </w:rPr>
-        <w:t>4.4 Criterio de cierre de la entrega</w:t>
-      </w:r>
-    </w:p>
-    <w:p>
-      <w:pPr>
-        <w:keepNext w:val="0"/>
-        <w:keepLines/>
-        <w:widowControl/>
-        <w:spacing w:after="120"/>
-      </w:pPr>
-      <w:r>
-        <w:rPr>
-          <w:rFonts w:ascii="Calibri" w:hAnsi="Calibri"/>
-          <w:color w:val="000000"/>
-          <w:sz w:val="22"/>
-        </w:rPr>
-        <w:t>La documentación queda completada y el frontend es demostrable en el alcance descrito. La aceptación total de la propuesta inicial requiere cerrar o aprobar expresamente las diferencias anteriores y registrar las comprobaciones pendientes. La revisión del documento no reemplaza la demostración funcional ni garantiza una calificación.</w:t>
-      </w:r>
-    </w:p>
-    <w:p>
-      <w:pPr>
-        <w:keepNext w:val="0"/>
-        <w:keepLines/>
-        <w:widowControl/>
-        <w:spacing w:after="120"/>
-      </w:pPr>
-      <w:r>
-        <w:rPr>
-          <w:rFonts w:ascii="Calibri" w:hAnsi="Calibri"/>
-          <w:color w:val="000000"/>
-          <w:sz w:val="22"/>
-        </w:rPr>
-        <w:t>En la defensa, cada integrante debe explicar cómo se construyen componentes, cómo se usan props y estado, cómo se adapta la interfaz con Bootstrap y cómo se ejecutan pruebas Jasmine y Karma con mocks y análisis de cobertura. La entrega por encargo pondera 40 % y la presentación individual 60 %, según la pauta suministrada.</w:t>
+      <w:bookmarkStart w:id="828" w:name="ERS_apartado_28"/>
+      <w:r>
+        <w:rPr>
+          <w:color w:val="000000"/>
+        </w:rPr>
+        <w:t>3.4</w:t>
+        <w:tab/>
+        <w:t>Otros Requisitos</w:t>
+      </w:r>
+      <w:bookmarkEnd w:id="828"/>
+    </w:p>
+    <w:p>
+      <w:pPr>
+        <w:keepLines/>
+        <w:spacing w:after="160"/>
+      </w:pPr>
+      <w:r>
+        <w:rPr>
+          <w:rFonts w:ascii="Calibri" w:hAnsi="Calibri"/>
+          <w:b w:val="0"/>
+          <w:color w:val="000000"/>
+          <w:sz w:val="22"/>
+        </w:rPr>
+        <w:t>La entrega debe incluir el enlace público de GitHub, el proyecto React comprimido, el ERS V2 actualizado y el informe de testing y cobertura. El README explica instalación, ejecución y verificación. El código HTML de la primera etapa se conserva como referencia.</w:t>
+      </w:r>
+    </w:p>
+    <w:p>
+      <w:pPr>
+        <w:keepLines/>
+        <w:spacing w:after="160"/>
+      </w:pPr>
+      <w:r>
+        <w:rPr>
+          <w:rFonts w:ascii="Calibri" w:hAnsi="Calibri"/>
+          <w:b w:val="0"/>
+          <w:color w:val="000000"/>
+          <w:sz w:val="22"/>
+        </w:rPr>
+        <w:t>El proceso de pruebas utiliza Jasmine y Karma para componentes React y conserva Vitest como complemento. La ejecución documentada del 18/10/2026 registra 74 pruebas aprobadas en Vitest y 94 ejecuciones en Jasmine/Karma, con 74 casos compartidos y 20 adicionales. El informe de testing detalla cobertura, datos aislados, mocks, resultados y límites; estas cifras no significan que todos los requisitos originales estén satisfechos.</w:t>
+      </w:r>
+    </w:p>
+    <w:p>
+      <w:pPr>
+        <w:keepLines/>
+        <w:spacing w:after="160"/>
+      </w:pPr>
+      <w:r>
+        <w:rPr>
+          <w:rFonts w:ascii="Calibri" w:hAnsi="Calibri"/>
+          <w:b w:val="0"/>
+          <w:color w:val="000000"/>
+          <w:sz w:val="22"/>
+        </w:rPr>
+        <w:t>El proyecto utiliza persistencia local y pagos simulados. La compra de un servicio y la reserva de una hora son operaciones separadas. El backend, la base central y los cobros reales no están implementados. Debe confirmarse con el docente el alcance de la integración backend mencionada en el anexo.</w:t>
+      </w:r>
+    </w:p>
+    <w:p>
+      <w:pPr>
+        <w:keepLines/>
+        <w:spacing w:after="160"/>
+      </w:pPr>
+      <w:r>
+        <w:rPr>
+          <w:rFonts w:ascii="Calibri" w:hAnsi="Calibri"/>
+          <w:b w:val="0"/>
+          <w:color w:val="000000"/>
+          <w:sz w:val="22"/>
+        </w:rPr>
+        <w:t>Quedan diferencias con la planilla inicial: mostrar duración y modalidad en tarjetas y el resumen previo de reserva; filtro por modalidad; selección de profesional y validación en tiempo real; reprogramación; desactivación reversible; Leaflet frente al mapa embebido actual; servicios relacionados; formato del RUN y alerta de cupos. Los estados y observaciones de cada requisito se conservan en 3.2 y 3.3.</w:t>
+      </w:r>
+    </w:p>
+    <w:p>
+      <w:pPr>
+        <w:keepLines/>
+        <w:spacing w:after="160"/>
+      </w:pPr>
+      <w:r>
+        <w:rPr>
+          <w:rFonts w:ascii="Calibri" w:hAnsi="Calibri"/>
+          <w:b w:val="0"/>
+          <w:color w:val="000000"/>
+          <w:sz w:val="22"/>
+        </w:rPr>
+        <w:t>Antes de declarar aceptación completa deben cerrarse o aprobarse esas diferencias y registrarse la revisión visual a 360, 768 y 1280 píxeles y la medición del objetivo de carga de R.15. La defensa individual debe explicar React, props, estado, Bootstrap y el proceso de pruebas, conforme a la pauta de la segunda evaluación.</w:t>
       </w:r>
     </w:p>
     <w:sectPr>
